--- a/papers/Fable-Computer-Part-II.docx
+++ b/papers/Fable-Computer-Part-II.docx
@@ -62,19 +62,7 @@
         <w:rPr>
           <w:sz w:val="20"/>
         </w:rPr>
-        <w:t>July 2026 · companion to The Fable Computer</w:t>
-      </w:r>
-      <w:r>
-        <w:rPr>
-          <w:sz w:val="20"/>
-        </w:rPr>
-        <w:t xml:space="preserve"> </w:t>
-      </w:r>
-      <w:r>
-        <w:rPr>
-          <w:sz w:val="20"/>
-        </w:rPr>
-        <w:t>[1]</w:t>
+        <w:t xml:space="preserve">July 2026 · Revision v1.1 (community calibration update) · companion to The Fable Computer [1]</w:t>
       </w:r>
     </w:p>
     <w:p>
@@ -115,15 +103,7 @@
     </w:p>
     <w:p>
       <w:r>
-        <w:t xml:space="preserve">Quantizing the Part-I operating point (Section 3) puts the knee of a cell at ≈38 plasmon quanta and the rail at ≈3833. At those occupations three quantum facts dominate the machine design. The 1-THz quantum is small against the room-temperature bath (ħω/k_B ≈ 48 K), so at 300 K every mode </w:t>
-      </w:r>
-      <w:proofErr w:type="gramStart"/>
-      <w:r>
-        <w:t>carries</w:t>
-      </w:r>
-      <w:proofErr w:type="gramEnd"/>
-      <w:r>
-        <w:t xml:space="preserve"> ≈5.8 thermal plasmons of noise; below ≈48 K vacuum fluctuations take over, and by ≈15–20 K the noise floor stops improving altogether. Phase-insensitive gain — the only kind the DS cell provides [2, 3] — adds at least the Caves quantum noise, which is precisely the F = 2 − 1/G floor Part I already carried as its Eq. (7). And amplitude resolution per shot is bounded by shot noise, so the number of bits one pulse can carry is finite and computable. The machine that emerges is not a quantum computer in the gate-model sense — Section 3.3 quantifies why that is excluded on this cell — but a quantum-limited analog tensor engine with a classical digital wrapper: the same fabric, the same five-cell block as Part I, re-programmed so that two of its cells act as comparators of a flash analog-to-digital ladder.</w:t>
+        <w:t xml:space="preserve">Quantizing the Part-I operating point (Section 3) puts the knee of a cell at ≈38 plasmon quanta and the rail at ≈3833. At those occupations three quantum facts dominate the machine design. The 1-THz quantum is small against the room-temperature bath (ħω/k_B ≈ 48 K), so at 300 K every mode carries ≈5.8 thermal plasmons of noise; below ≈48 K vacuum fluctuations take over, and by ≈15–20 K the noise floor stops improving altogether. Phase-insensitive gain — the only kind the DS cell provides [2, 3] — adds at least the Caves quantum noise, which is precisely the F = 2 − 1/G floor Part I already carried as its Eq. (7). And amplitude resolution per shot is bounded by shot noise, so the number of bits one pulse can carry is finite and computable. The machine that emerges is not a quantum computer in the gate-model sense — Section 3.3 quantifies why that is excluded on this cell — but a quantum-limited analog tensor engine with a classical digital wrapper: the same fabric, the same five-cell block as Part I, re-programmed so that two of its cells act as comparators of a flash analog-to-digital ladder.</w:t>
       </w:r>
     </w:p>
     <w:p>
@@ -184,35 +164,10 @@
         <w:rPr>
           <w:i/>
         </w:rPr>
-        <w:t xml:space="preserve">E(ε) = ¼ n m* s² ε² </w:t>
-      </w:r>
-      <w:proofErr w:type="gramStart"/>
-      <w:r>
-        <w:rPr>
-          <w:i/>
-        </w:rPr>
-        <w:t xml:space="preserve">A,   </w:t>
-      </w:r>
-      <w:proofErr w:type="gramEnd"/>
-      <w:r>
-        <w:rPr>
-          <w:i/>
-        </w:rPr>
-        <w:t xml:space="preserve">m* = E_F/v_F²     </w:t>
-      </w:r>
-      <w:proofErr w:type="gramStart"/>
-      <w:r>
-        <w:rPr>
-          <w:i/>
-        </w:rPr>
-        <w:t xml:space="preserve">   </w:t>
+        <w:t xml:space="preserve">E(ε) = ¼ n m* s² ε² A,   m* = E_F/v_F²        </w:t>
       </w:r>
       <w:r>
-        <w:t>(</w:t>
-      </w:r>
-      <w:proofErr w:type="gramEnd"/>
-      <w:r>
-        <w:t>Q1)</w:t>
+        <w:t>(Q1)</w:t>
       </w:r>
     </w:p>
     <w:p>
@@ -228,49 +183,10 @@
         <w:rPr>
           <w:i/>
         </w:rPr>
-        <w:t>N(ε) = (ε/ε</w:t>
-      </w:r>
-      <w:proofErr w:type="gramStart"/>
-      <w:r>
-        <w:rPr>
-          <w:i/>
-        </w:rPr>
-        <w:t>₁)²</w:t>
-      </w:r>
-      <w:proofErr w:type="gramEnd"/>
-      <w:r>
-        <w:rPr>
-          <w:i/>
-        </w:rPr>
-        <w:t xml:space="preserve">,   ε₁ = </w:t>
-      </w:r>
-      <w:proofErr w:type="gramStart"/>
-      <w:r>
-        <w:rPr>
-          <w:i/>
-        </w:rPr>
-        <w:t>√(</w:t>
-      </w:r>
-      <w:proofErr w:type="gramEnd"/>
-      <w:r>
-        <w:rPr>
-          <w:i/>
-        </w:rPr>
-        <w:t xml:space="preserve">4ħω₀ / n m* s² A) ≈ 1.62×10⁻³     </w:t>
-      </w:r>
-      <w:proofErr w:type="gramStart"/>
-      <w:r>
-        <w:rPr>
-          <w:i/>
-        </w:rPr>
-        <w:t xml:space="preserve">   </w:t>
+        <w:t xml:space="preserve">N(ε) = (ε/ε₁)²,   ε₁ = √(4ħω₀ / n m* s² A) ≈ 1.62×10⁻³        </w:t>
       </w:r>
       <w:r>
-        <w:t>(</w:t>
-      </w:r>
-      <w:proofErr w:type="gramEnd"/>
-      <w:r>
-        <w:t>Q2)</w:t>
+        <w:t>(Q2)</w:t>
       </w:r>
     </w:p>
     <w:p>
@@ -289,18 +205,8 @@
     <w:p>
       <w:r>
         <w:t xml:space="preserve">The 1-THz quantum is ħω₀ ≈ 4.14 meV, so the crossover temperature is T_Q = ħω₀/k_B ≈ 48 K. Table Q1 gives the Bose–Einstein occupation of the mode across the temperatures used in this Part. At the Part-I band (300–353 K) every mode carries six to seven thermal quanta — the </w:t>
-      </w:r>
-      <w:r>
         <w:lastRenderedPageBreak/>
-        <w:t xml:space="preserve">fabric computes while swimming in a bath an order of magnitude above the vacuum floor; at 77 K one thermal quantum remains; at 20 K the mode is effectively dark. The plasmon lifetime improves in parallel but saturates: τ(T) follows Part I's 1/T phonon scaling down to ≈150 K and is clamped by impurity scattering below (Part I, Section 8.3), so Q saturates at ≈12.6. The saturated τ = 2 ps sits slightly above the best measured cryogenic graphene-plasmon lifetimes (≈1.6 ps [14]) — a premium-material assumption in exactly the sense of Part I's </w:t>
-      </w:r>
-      <w:proofErr w:type="gramStart"/>
-      <w:r>
-        <w:t>τ(</w:t>
-      </w:r>
-      <w:proofErr w:type="gramEnd"/>
-      <w:r>
-        <w:t>300 K) = 1 ps, and flagged as such. Cooling buys a quieter bath much faster than it buys a better resonator.</w:t>
+        <w:t xml:space="preserve">fabric computes while swimming in a bath an order of magnitude above the vacuum floor; at 77 K one thermal quantum remains; at 20 K the mode is effectively dark. The plasmon lifetime improves in parallel but saturates: τ(T) follows Part I's 1/T phonon scaling down to ≈150 K and is clamped by impurity scattering below (Part I, Section 8.3), so Q saturates at ≈12.6. The saturated τ = 2 ps sits slightly above the best measured cryogenic graphene-plasmon lifetimes (≈1.6 ps [14]) — a premium-material assumption in exactly the sense of Part I's τ(300 K) = 1 ps, and flagged as such. Cooling buys a quieter bath much faster than it buys a better resonator.</w:t>
       </w:r>
     </w:p>
     <w:tbl>
@@ -891,63 +797,10 @@
         <w:rPr>
           <w:i/>
         </w:rPr>
-        <w:t>χ ≈ c_K ω₀ ε₁</w:t>
-      </w:r>
-      <w:proofErr w:type="gramStart"/>
-      <w:r>
-        <w:rPr>
-          <w:i/>
-        </w:rPr>
-        <w:t xml:space="preserve">²,   </w:t>
-      </w:r>
-      <w:proofErr w:type="gramEnd"/>
-      <w:r>
-        <w:rPr>
-          <w:i/>
-        </w:rPr>
-        <w:t xml:space="preserve">c_K = </w:t>
-      </w:r>
-      <w:proofErr w:type="gramStart"/>
-      <w:r>
-        <w:rPr>
-          <w:i/>
-        </w:rPr>
-        <w:t>O(</w:t>
-      </w:r>
-      <w:proofErr w:type="gramEnd"/>
-      <w:r>
-        <w:rPr>
-          <w:i/>
-        </w:rPr>
-        <w:t xml:space="preserve">1) band 0.05–1 (0.25 </w:t>
-      </w:r>
-      <w:proofErr w:type="gramStart"/>
-      <w:r>
-        <w:rPr>
-          <w:i/>
-        </w:rPr>
-        <w:t xml:space="preserve">carried)   </w:t>
-      </w:r>
-      <w:proofErr w:type="gramEnd"/>
-      <w:r>
-        <w:rPr>
-          <w:i/>
-        </w:rPr>
-        <w:t xml:space="preserve">  </w:t>
-      </w:r>
-      <w:proofErr w:type="gramStart"/>
-      <w:r>
-        <w:rPr>
-          <w:i/>
-        </w:rPr>
-        <w:t xml:space="preserve">   </w:t>
+        <w:t xml:space="preserve">χ ≈ c_K ω₀ ε₁²,   c_K = O(1) band 0.05–1 (0.25 carried)        </w:t>
       </w:r>
       <w:r>
-        <w:t>(</w:t>
-      </w:r>
-      <w:proofErr w:type="gramEnd"/>
-      <w:r>
-        <w:t>Q3)</w:t>
+        <w:t>(Q3)</w:t>
       </w:r>
     </w:p>
     <w:p>
@@ -1028,25 +881,7 @@
     </w:p>
     <w:p>
       <w:r>
-        <w:t>Pulses are comb-locked coherent states; in the measured quadrature x (vacuum variance ½) a pulse of N quanta has mean √(2N). Three operations exhaust the analog layer, each with an exact Gaussian rule: propagation loss η at temperature T mixes in the bath, V → ηV + (1−</w:t>
-      </w:r>
-      <w:proofErr w:type="gramStart"/>
-      <w:r>
-        <w:t>η)(</w:t>
-      </w:r>
-      <w:proofErr w:type="gramEnd"/>
-      <w:r>
-        <w:t>n̄+½); a junction combiner with amplitude weights (√w, √(1−w)) superposes means and averages variances; and regenerative gain G adds the matched-temperature phase-insensitive amplifier noise, V → GV + (G−</w:t>
-      </w:r>
-      <w:proofErr w:type="gramStart"/>
-      <w:r>
-        <w:t>1)(</w:t>
-      </w:r>
-      <w:proofErr w:type="gramEnd"/>
-      <w:r>
-        <w:t xml:space="preserve">n̄+½). The last rule is Part I's noise model made explicit: referred to a matched input floor it reproduces F = 2 − 1/G (Part-I Eq. (7)) at every temperature, and reduces to the Caves bound [9] as T → 0. All three rules are verified in the released package against exact Fock-space quantum evolution (truncated-basis Lindblad for loss, two-mode squeezing for gain) to better than 0.01 % (Appendix QA). One deliberate conservatism: decisions are modeled as midpoint-threshold homodyne discrimination — what the comparator cells physically implement — rather than the optimal joint quantum measurement, whose </w:t>
-      </w:r>
-      <w:r>
+        <w:t xml:space="preserve">Pulses are comb-locked coherent states; in the measured quadrature x (vacuum variance ½) a pulse of N quanta has mean √(2N). Three operations exhaust the analog layer, each with an exact Gaussian rule: propagation loss η at temperature T mixes in the bath, V → ηV + (1−η)(n̄+½); a junction combiner with amplitude weights (√w, √(1−w)) superposes means and averages variances; and regenerative gain G adds the matched-temperature phase-insensitive amplifier noise, V → GV + (G−1)(n̄+½). The last rule is Part I's noise model made explicit: referred to a matched input floor it reproduces F = 2 − 1/G (Part-I Eq. (7)) at every temperature, and reduces to the Caves bound [9] as T → 0. (Provenance, community review July 2026: the comparator floor computed here at 300 K, 2.775 dB, and Part I’s 2.77 dB floor, evaluated at 353 K, are one closed form at two temperatures — near G ≈ +9.7 dB the floor moves only ≈ 0.06 dB per dB of gain — so the numerical agreement between the two manuscripts is structurally forced, not an independent cross-check.) All three rules are verified in the released package against exact Fock-space quantum evolution (truncated-basis Lindblad for loss, two-mode squeezing for gain) to better than 0.01 % (Appendix QA). One deliberate conservatism: decisions are modeled as midpoint-threshold homodyne discrimination — what the comparator cells physically implement — rather than the optimal joint quantum measurement, whose </w:t>
         <w:lastRenderedPageBreak/>
         <w:t>Helstrom bound [15] would improve the error exponent by at most a factor of two for these level sets.</w:t>
       </w:r>
@@ -1620,15 +1455,7 @@
     </w:p>
     <w:p>
       <w:r>
-        <w:t>In analog mode the same unit computes y = √w·x_A + √(1−</w:t>
-      </w:r>
-      <w:proofErr w:type="gramStart"/>
-      <w:r>
-        <w:t>w)·</w:t>
-      </w:r>
-      <w:proofErr w:type="gramEnd"/>
-      <w:r>
-        <w:t>x_B and the ladder quantizes y to 2 bits. The per-shot analog precision — effective bits of one MAC against the full noise budget — is 0.6 bits at 300 K, 2.0 at T_Q and 2.5 at 4 K (Figure Q4A): the physics itself says this fabric is a 1–2-bit-per-shot analog machine, which is why the decoder is sized at 2 bits and why lower-bit decoding is not a concession but the design point. A worked weighted example (w = 0.7, 5×5 input grid, 77 K) holds worst-case rms noise at 0.36 LSB of the 2-bit ladder (Appendix QA). Deeper precision is bought with slots: accumulating 16 slots in the electronic charge-memory layer (Part I, Section 6.4) averages the per-slot noise — though not the static threshold band, which is common to all slots — and gains five decades at the Part-I band (Section 6) at 1/16th throughput, still 1.6×10¹⁰ MAC/s per unit.</w:t>
+        <w:t>In analog mode the same unit computes y = √w·x_A + √(1−w)·x_B and the ladder quantizes y to 2 bits. The per-shot analog precision — effective bits of one MAC against the full noise budget — is 0.6 bits at 300 K, 2.0 at T_Q and 2.5 at 4 K (Figure Q4A): the physics itself says this fabric is a 1–2-bit-per-shot analog machine, which is why the decoder is sized at 2 bits and why lower-bit decoding is not a concession but the design point. A worked weighted example (w = 0.7, 5×5 input grid, 77 K) holds worst-case rms noise at 0.36 LSB of the 2-bit ladder (Appendix QA). Deeper precision is bought with slots: accumulating 16 slots in the electronic charge-memory layer (Part I, Section 6.4) averages the per-slot noise — though not the static threshold band, which is common to all slots — and gains five decades at the Part-I band (Section 6) at 1/16th throughput, still 1.6×10¹⁰ MAC/s per unit.</w:t>
       </w:r>
     </w:p>
     <w:p>
@@ -2838,15 +2665,7 @@
     </w:p>
     <w:p>
       <w:r>
-        <w:t xml:space="preserve">Is: the noise. Below T_Q the decision noise becomes vacuum-dominated — the machine computes against ħω/2 per mode rather than a thermal bath — and from ≈15–20 K down its error floors </w:t>
-      </w:r>
-      <w:proofErr w:type="gramStart"/>
-      <w:r>
-        <w:t>are</w:t>
-      </w:r>
-      <w:proofErr w:type="gramEnd"/>
-      <w:r>
-        <w:t xml:space="preserve"> set by quantum mechanics (vacuum variance, the Caves cost of the decoder's gain), not by temperature. The per-shot information of one pulse is shot-noise-bounded (Figure Q4A). These are quantitative, falsifiable quantum statements, and gate QG2 tests the sharpest of them.</w:t>
+        <w:t xml:space="preserve">Is: the noise. Below T_Q the decision noise becomes vacuum-dominated — the machine computes against ħω/2 per mode rather than a thermal bath — and from ≈15–20 K down its error floors are set by quantum mechanics (vacuum variance, the Caves cost of the decoder's gain), not by temperature. The per-shot information of one pulse is shot-noise-bounded (Figure Q4A). These are quantitative, falsifiable quantum statements, and gate QG2 tests the sharpest of them.</w:t>
       </w:r>
     </w:p>
     <w:p>
@@ -3324,6 +3143,39 @@
     </w:p>
     <w:p>
       <w:pPr>
+        <w:pStyle w:val="Heading2"/>
+      </w:pPr>
+      <w:r>
+        <w:t xml:space="preserve">Revision notes — v1 → v1.1 (July 2026)</w:t>
+      </w:r>
+    </w:p>
+    <w:p>
+      <w:r>
+        <w:t xml:space="preserve">This revision incorporates the July 2026 community review (Agent Lab discussions #1–#6; technical notes at github.com/ryoji-info/FableComputer). No model output changed.</w:t>
+      </w:r>
+    </w:p>
+    <w:p>
+      <w:r>
+        <w:t xml:space="preserve">1. Decoder noise-floor provenance (Section 4, Appendix QA). F_dec(300 K) = 2.775 dB is Part I’s Eq. (7) re-evaluated at 300 K; its numerical agreement with Part I’s 2.77 dB floor (353 K) is structurally forced — one closed form at two temperatures — and is not a cross-validation of the two model chains.</w:t>
+      </w:r>
+    </w:p>
+    <w:p>
+      <w:r>
+        <w:t xml:space="preserve">2. Decoder noise accounting made explicit (Appendix QA): one comparator amplifier term, (F_dec − 1)(n̄ + ½), plus the static threshold band; the NOT, AND and buffer cells add no noise in-model.</w:t>
+      </w:r>
+    </w:p>
+    <w:p>
+      <w:r>
+        <w:t xml:space="preserve">3. The pre-amplified variant’s “CW − 1.9 dB” per-pulse calibration is flagged (Appendix QA): community review attributes most of the parent’s CW/pulse difference to measurement convention and solver calibration (drive detuning, per-slot-peak metric, compression), not transient physics, and it carries no temperature-independence justification. The pre-amplifier no-go is unaffected (its margin is orders of magnitude larger).</w:t>
+      </w:r>
+    </w:p>
+    <w:p>
+      <w:r>
+        <w:t xml:space="preserve">4. Sources: the promoted note notes/2026-07-10-cw-pulse-gap-and-nf-agreement.md and the draft notes/drafts/2026-07-11-streaming-gain-detuning-artifact.md in the community repository, which also hosts this manuscript and the released packages.</w:t>
+      </w:r>
+    </w:p>
+    <w:p>
+      <w:pPr>
         <w:pStyle w:val="Heading1"/>
       </w:pPr>
       <w:r>
@@ -3332,15 +3184,7 @@
     </w:p>
     <w:p>
       <w:r>
-        <w:t xml:space="preserve">The released package fable-model-quantum mirrors Part I's fable-model-chain: pure Python, NumPy only (Matplotlib for figures), every module independently runnable and self-checking, one driver (run_all.py) reproducing every number in this manuscript and writing </w:t>
-      </w:r>
-      <w:proofErr w:type="gramStart"/>
-      <w:r>
-        <w:t>results.json</w:t>
-      </w:r>
-      <w:proofErr w:type="gramEnd"/>
-      <w:r>
-        <w:t>, and figures.py regenerating Figures Q1–Q5. Conventions: x-quadrature with vacuum variance ½ and coherent mean √(2N); thresholds at trimmed midpoints; all losses at the Part-I budgets (−1 dB junctions, −3 dB splits, λ_p/2-convention propagation); decoder comparators at k = 16 with F = 2 − 1/G noise at the working bias. The two elementary Gaussian rules are verified against exact Fock-space evolution (loss+thermal Lindblad; two-mode-squeeze amplifier with vacuum and thermal idlers) to relative error &lt; 10⁻⁴, and the assembled symbol-error expression is verified by direct Monte-Carlo sampling; the checks run as part of the package (qlindblad.py, qnoise.py).</w:t>
+        <w:t xml:space="preserve">The released package fable-model-quantum mirrors Part I's fable-model-chain: pure Python, NumPy only (Matplotlib for figures), every module independently runnable and self-checking, one driver (run_all.py) reproducing every number in this manuscript and writing results.json, and figures.py regenerating Figures Q1–Q5. Conventions: x-quadrature with vacuum variance ½ and coherent mean √(2N); thresholds at trimmed midpoints; all losses at the Part-I budgets (−1 dB junctions, −3 dB splits, λ_p/2-convention propagation); decoder comparators at k = 16 with F = 2 − 1/G noise at the working bias. The working-bias gain re-derives Part I’s continuous-wave cavity transfer verbatim (self-checked against fable-model-chain at 300/353 K), so the decoder’s noise figure is the single comparator’s Eq.-(7) value — the NOT, AND and buffer cells add no noise in-model — and it inherits Part I’s CW-figure caveats. The pre-amplified-variant comparison uses a fixed “CW − 1.9 dB” per-pulse calibration inherited from Part I; community review (July 2026) attributes most of that deficit to measurement convention and solver calibration (drive detuning, per-slot-peak metric, compression) rather than transient physics, with no basis for temperature independence — conservative for the pre-amplifier no-go, whose margin is orders larger, but flagged for recalibration. The two elementary Gaussian rules are verified against exact Fock-space evolution (loss+thermal Lindblad; two-mode-squeeze amplifier with vacuum and thermal idlers) to relative error &lt; 10⁻⁴, and the assembled symbol-error expression is verified by direct Monte-Carlo sampling; the checks run as part of the package (qlindblad.py, qnoise.py).</w:t>
       </w:r>
     </w:p>
     <w:tbl>
@@ -3815,19 +3659,11 @@
             <w:pPr>
               <w:cnfStyle w:val="000000010000" w:firstRow="0" w:lastRow="0" w:firstColumn="0" w:lastColumn="0" w:oddVBand="0" w:evenVBand="0" w:oddHBand="0" w:evenHBand="1" w:firstRowFirstColumn="0" w:firstRowLastColumn="0" w:lastRowFirstColumn="0" w:lastRowLastColumn="0"/>
             </w:pPr>
-            <w:proofErr w:type="gramStart"/>
             <w:r>
               <w:rPr>
                 <w:sz w:val="17"/>
               </w:rPr>
-              <w:t>results.json</w:t>
-            </w:r>
-            <w:proofErr w:type="gramEnd"/>
-            <w:r>
-              <w:rPr>
-                <w:sz w:val="17"/>
-              </w:rPr>
-              <w:t>; Figures Q1–Q5</w:t>
+              <w:t>results.json; Figures Q1–Q5</w:t>
             </w:r>
           </w:p>
         </w:tc>
@@ -3839,31 +3675,8 @@
           <w:i/>
           <w:sz w:val="18"/>
         </w:rPr>
-        <w:t>Table QA1. The released quantum model chain, module by module.</w:t>
+        <w:t xml:space="preserve">Table QA1. The released quantum model chain, module by module. Available at https://github.com/r-coin/basic/tree/master/hardware%20solusions .</w:t>
       </w:r>
-      <w:r>
-        <w:rPr>
-          <w:i/>
-          <w:sz w:val="18"/>
-        </w:rPr>
-        <w:t xml:space="preserve"> Available at </w:t>
-      </w:r>
-      <w:proofErr w:type="gramStart"/>
-      <w:r>
-        <w:rPr>
-          <w:i/>
-          <w:sz w:val="18"/>
-        </w:rPr>
-        <w:t>https://github.com/r-coin/basic/tree/master/hardware%20solusions</w:t>
-      </w:r>
-      <w:r>
-        <w:rPr>
-          <w:i/>
-          <w:sz w:val="18"/>
-        </w:rPr>
-        <w:t xml:space="preserve"> .</w:t>
-      </w:r>
-      <w:proofErr w:type="gramEnd"/>
     </w:p>
     <w:p>
       <w:pPr>
@@ -4228,21 +4041,7 @@
               <w:rPr>
                 <w:sz w:val="17"/>
               </w:rPr>
-              <w:t xml:space="preserve">single-plasmon Kerr rate and its </w:t>
-            </w:r>
-            <w:proofErr w:type="gramStart"/>
-            <w:r>
-              <w:rPr>
-                <w:sz w:val="17"/>
-              </w:rPr>
-              <w:t>O(</w:t>
-            </w:r>
-            <w:proofErr w:type="gramEnd"/>
-            <w:r>
-              <w:rPr>
-                <w:sz w:val="17"/>
-              </w:rPr>
-              <w:t>1) coefficient</w:t>
+              <w:t xml:space="preserve">single-plasmon Kerr rate and its O(1) coefficient</w:t>
             </w:r>
           </w:p>
         </w:tc>
@@ -4543,15 +4342,7 @@
     </w:p>
     <w:p>
       <w:r>
-        <w:t>The quantum model chain is released as the runnable Python package fable-model-quantum alongside Part I's fable-model-chain; run_all.py reproduces every quantitative claim in this manuscript (</w:t>
-      </w:r>
-      <w:proofErr w:type="gramStart"/>
-      <w:r>
-        <w:t>results.json</w:t>
-      </w:r>
-      <w:proofErr w:type="gramEnd"/>
-      <w:r>
-        <w:t>) and figures.py regenerates Figures Q1–Q5. The package is archived with the manuscript at the same repository as Part I.</w:t>
+        <w:t>The quantum model chain is released as the runnable Python package fable-model-quantum alongside Part I's fable-model-chain; run_all.py reproduces every quantitative claim in this manuscript (results.json) and figures.py regenerates Figures Q1–Q5. The package is archived with the manuscript at the same repository as Part I.</w:t>
       </w:r>
     </w:p>
     <w:p>
@@ -4574,13 +4365,7 @@
         <w:rPr>
           <w:sz w:val="18"/>
         </w:rPr>
-        <w:t xml:space="preserve">[1] </w:t>
-      </w:r>
-      <w:r>
-        <w:rPr>
-          <w:sz w:val="18"/>
-        </w:rPr>
-        <w:t>R. Furui, “The Fable Computer: A Room-Temperature Terahertz Half Adder on a Regenerative Graphene-</w:t>
+        <w:t xml:space="preserve">[1] R. Furui, “The Fable Computer: A Room-Temperature Terahertz Half Adder on a Regenerative Graphene-</w:t>
       </w:r>
     </w:p>
     <w:p>

--- a/papers/Fable-Computer-Part-II.docx
+++ b/papers/Fable-Computer-Part-II.docx
@@ -62,7 +62,7 @@
         <w:rPr>
           <w:sz w:val="20"/>
         </w:rPr>
-        <w:t xml:space="preserve">July 2026 · Revision v1.1 (community calibration update) · companion to The Fable Computer [1]</w:t>
+        <w:t xml:space="preserve">July 2026 · Revision v1.2 (second community calibration update) · companion to The Fable Computer [1]</w:t>
       </w:r>
     </w:p>
     <w:p>
@@ -881,7 +881,7 @@
     </w:p>
     <w:p>
       <w:r>
-        <w:t xml:space="preserve">Pulses are comb-locked coherent states; in the measured quadrature x (vacuum variance ½) a pulse of N quanta has mean √(2N). Three operations exhaust the analog layer, each with an exact Gaussian rule: propagation loss η at temperature T mixes in the bath, V → ηV + (1−η)(n̄+½); a junction combiner with amplitude weights (√w, √(1−w)) superposes means and averages variances; and regenerative gain G adds the matched-temperature phase-insensitive amplifier noise, V → GV + (G−1)(n̄+½). The last rule is Part I's noise model made explicit: referred to a matched input floor it reproduces F = 2 − 1/G (Part-I Eq. (7)) at every temperature, and reduces to the Caves bound [9] as T → 0. (Provenance, community review July 2026: the comparator floor computed here at 300 K, 2.775 dB, and Part I’s 2.77 dB floor, evaluated at 353 K, are one closed form at two temperatures — near G ≈ +9.7 dB the floor moves only ≈ 0.06 dB per dB of gain — so the numerical agreement between the two manuscripts is structurally forced, not an independent cross-check.) All three rules are verified in the released package against exact Fock-space quantum evolution (truncated-basis Lindblad for loss, two-mode squeezing for gain) to better than 0.01 % (Appendix QA). One deliberate conservatism: decisions are modeled as midpoint-threshold homodyne discrimination — what the comparator cells physically implement — rather than the optimal joint quantum measurement, whose </w:t>
+        <w:t xml:space="preserve">Pulses are comb-locked coherent states; in the measured quadrature x (vacuum variance ½) a pulse of N quanta has mean √(2N). Three operations exhaust the analog layer, each with an exact Gaussian rule: propagation loss η at temperature T mixes in the bath, V → ηV + (1−η)(n̄+½); a junction combiner with amplitude weights (√w, √(1−w)) superposes means and averages variances; and regenerative gain G adds the matched-temperature phase-insensitive amplifier noise, V → GV + (G−1)(n̄+½). The last rule is Part I's noise model made explicit: referred to a matched input floor it reproduces F = 2 − 1/G (Part-I Eq. (7)) at every temperature, and reduces to the Caves bound [9] as T → 0. (Provenance, community review July 2026: the comparator floor computed here at 300 K, 2.775 dB, and Part I’s 2.77 dB floor, evaluated at 353 K, are one closed form at two temperatures — near G ≈ +9.7 dB the floor moves only ≈ 0.06 dB per dB of gain — so the numerical agreement between the two manuscripts is structurally forced, not an independent cross-check. The promoted derivation note makes this falsifiable: exported at 353 K, F_dec must reproduce the parent floor to float precision, 2.768939660565078 dB; below 150 K the two repositories’ floors diverge by construction — this repo’s saturated τ_q gives 2.7925 dB at 77 K against 2.8012 dB from the parent’s unsaturated lifetime — a designed separation, not a discrepancy.) All three rules are verified in the released package against exact Fock-space quantum evolution (truncated-basis Lindblad for loss, two-mode squeezing for gain) to better than 0.01 % (Appendix QA). One deliberate conservatism: decisions are modeled as midpoint-threshold homodyne discrimination — what the comparator cells physically implement — rather than the optimal joint quantum measurement, whose </w:t>
         <w:lastRenderedPageBreak/>
         <w:t>Helstrom bound [15] would improve the error exponent by at most a factor of two for these level sets.</w:t>
       </w:r>
@@ -1455,7 +1455,7 @@
     </w:p>
     <w:p>
       <w:r>
-        <w:t>In analog mode the same unit computes y = √w·x_A + √(1−w)·x_B and the ladder quantizes y to 2 bits. The per-shot analog precision — effective bits of one MAC against the full noise budget — is 0.6 bits at 300 K, 2.0 at T_Q and 2.5 at 4 K (Figure Q4A): the physics itself says this fabric is a 1–2-bit-per-shot analog machine, which is why the decoder is sized at 2 bits and why lower-bit decoding is not a concession but the design point. A worked weighted example (w = 0.7, 5×5 input grid, 77 K) holds worst-case rms noise at 0.36 LSB of the 2-bit ladder (Appendix QA). Deeper precision is bought with slots: accumulating 16 slots in the electronic charge-memory layer (Part I, Section 6.4) averages the per-slot noise — though not the static threshold band, which is common to all slots — and gains five decades at the Part-I band (Section 6) at 1/16th throughput, still 1.6×10¹⁰ MAC/s per unit.</w:t>
+        <w:t>In analog mode the same unit computes y = √w·x_A + √(1−w)·x_B and the ladder quantizes y to 2 bits. The per-shot analog precision — effective bits of one MAC against the full noise budget — is 0.6 bits at 300 K, 2.0 at T_Q and 2.5 at 4 K (Figure Q4A): the physics itself says this fabric is a 1–2-bit-per-shot analog machine, which is why the decoder is sized at 2 bits and why lower-bit decoding is not a concession but the design point. A worked weighted example (w = 0.7, 5×5 input grid, 77 K) holds worst-case rms noise at 0.36 LSB of the 2-bit ladder (Appendix QA). Deeper precision is bought with slots: accumulating 16 slots in the electronic charge-memory layer (Part I, Section 6.4) averages the per-slot noise (the decision is taken once on the accumulated mean, so the per-slot variance falls as 1/16 — mean accumulation, not a majority vote over per-slot decisions, which would scale far more weakly) — though not the static threshold band, which is common to all slots — and gains five decades at the Part-I band (Section 6) at 1/16th throughput, still 1.6×10¹⁰ MAC/s per unit.</w:t>
       </w:r>
     </w:p>
     <w:p>
@@ -3146,6 +3146,39 @@
         <w:pStyle w:val="Heading2"/>
       </w:pPr>
       <w:r>
+        <w:t xml:space="preserve">Revision notes — v1.1 → v1.2 (July 2026)</w:t>
+      </w:r>
+    </w:p>
+    <w:p>
+      <w:r>
+        <w:t xml:space="preserve">This second update incorporates the community notes promoted since v1.1 (notes/2026-07-11-nf-floor-structural-verdict.md; notes/2026-07-11-retuned-streaming-gain-prediction.md; each a 3-of-3 agent vote, human-merged) and resolves one Agent Lab question of 2026-07-11 from the released code. No model output changed.</w:t>
+      </w:r>
+    </w:p>
+    <w:p>
+      <w:r>
+        <w:t xml:space="preserve">1. Decoder-floor consistency made falsifiable (Section 4, Appendix QA): F_dec exported at 353 K must reproduce the parent floor to float precision (2.768939660565078 dB); below 150 K the floors diverge by construction through the saturated τ_q (2.7925 dB at 77 K vs the parent formula’s 2.8012 dB) — a designed separation usable as a cross-repo regression test.</w:t>
+      </w:r>
+    </w:p>
+    <w:p>
+      <w:r>
+        <w:t xml:space="preserve">2. The pre-amplified variant’s “CW − 1.9 dB” calibration is quantified (Appendix QA): the promoted retuned-gain prediction puts the parent’s per-pulse deficit at ≈ 0.9 ± 0.35 dB after the cavity-retuning fix; the hardcoded 1.9 dB is conservative by ≈ 1 dB. The pre-amplifier no-go is unaffected.</w:t>
+      </w:r>
+    </w:p>
+    <w:p>
+      <w:r>
+        <w:t xml:space="preserve">3. The 16-slot averaging mechanism is stated explicitly (QMAC-1 precision paragraph): mean accumulation in the charge-memory layer (decision variance ∝ 1/n_avg), not majority voting over per-slot decisions — resolving the Agent Lab question of 2026-07-11 from qmac.decision_variance in the released code.</w:t>
+      </w:r>
+    </w:p>
+    <w:p>
+      <w:r>
+        <w:t xml:space="preserve">4. Note citations updated to promoted status.</w:t>
+      </w:r>
+    </w:p>
+    <w:p>
+      <w:pPr>
+        <w:pStyle w:val="Heading2"/>
+      </w:pPr>
+      <w:r>
         <w:t xml:space="preserve">Revision notes — v1 → v1.1 (July 2026)</w:t>
       </w:r>
     </w:p>
@@ -3171,7 +3204,7 @@
     </w:p>
     <w:p>
       <w:r>
-        <w:t xml:space="preserve">4. Sources: the promoted note notes/2026-07-10-cw-pulse-gap-and-nf-agreement.md and the draft notes/drafts/2026-07-11-streaming-gain-detuning-artifact.md in the community repository, which also hosts this manuscript and the released packages.</w:t>
+        <w:t xml:space="preserve">4. Sources: the promoted note notes/2026-07-10-cw-pulse-gap-and-nf-agreement.md and the draft notes/2026-07-11-streaming-gain-detuning-artifact.md in the community repository, which also hosts this manuscript and the released packages.</w:t>
       </w:r>
     </w:p>
     <w:p>
@@ -3184,7 +3217,7 @@
     </w:p>
     <w:p>
       <w:r>
-        <w:t xml:space="preserve">The released package fable-model-quantum mirrors Part I's fable-model-chain: pure Python, NumPy only (Matplotlib for figures), every module independently runnable and self-checking, one driver (run_all.py) reproducing every number in this manuscript and writing results.json, and figures.py regenerating Figures Q1–Q5. Conventions: x-quadrature with vacuum variance ½ and coherent mean √(2N); thresholds at trimmed midpoints; all losses at the Part-I budgets (−1 dB junctions, −3 dB splits, λ_p/2-convention propagation); decoder comparators at k = 16 with F = 2 − 1/G noise at the working bias. The working-bias gain re-derives Part I’s continuous-wave cavity transfer verbatim (self-checked against fable-model-chain at 300/353 K), so the decoder’s noise figure is the single comparator’s Eq.-(7) value — the NOT, AND and buffer cells add no noise in-model — and it inherits Part I’s CW-figure caveats. The pre-amplified-variant comparison uses a fixed “CW − 1.9 dB” per-pulse calibration inherited from Part I; community review (July 2026) attributes most of that deficit to measurement convention and solver calibration (drive detuning, per-slot-peak metric, compression) rather than transient physics, with no basis for temperature independence — conservative for the pre-amplifier no-go, whose margin is orders larger, but flagged for recalibration. The two elementary Gaussian rules are verified against exact Fock-space evolution (loss+thermal Lindblad; two-mode-squeeze amplifier with vacuum and thermal idlers) to relative error &lt; 10⁻⁴, and the assembled symbol-error expression is verified by direct Monte-Carlo sampling; the checks run as part of the package (qlindblad.py, qnoise.py).</w:t>
+        <w:t xml:space="preserve">The released package fable-model-quantum mirrors Part I's fable-model-chain: pure Python, NumPy only (Matplotlib for figures), every module independently runnable and self-checking, one driver (run_all.py) reproducing every number in this manuscript and writing results.json, and figures.py regenerating Figures Q1–Q5. Conventions: x-quadrature with vacuum variance ½ and coherent mean √(2N); thresholds at trimmed midpoints; all losses at the Part-I budgets (−1 dB junctions, −3 dB splits, λ_p/2-convention propagation); decoder comparators at k = 16 with F = 2 − 1/G noise at the working bias. The working-bias gain re-derives Part I’s continuous-wave cavity transfer verbatim (self-checked against fable-model-chain at 300/353 K), so the decoder’s noise figure is the single comparator’s Eq.-(7) value — the NOT, AND and buffer cells add no noise in-model — and it inherits Part I’s CW-figure caveats. The pre-amplified-variant comparison uses a fixed “CW − 1.9 dB” per-pulse calibration inherited from Part I; community review (July 2026) attributes most of that deficit to measurement convention and solver calibration (drive detuning, per-slot-peak metric, compression) rather than transient physics, with no basis for temperature independence — conservative for the pre-amplifier no-go, whose margin is orders larger, but flagged for recalibration. The promoted July 2026 notes now quantify that recalibration: after the parent’s cavity-retuning fix, the per-pulse deficit is predicted at ≈ 0.9 ± 0.35 dB rather than 1.9 dB — the hardcoded constant overstates the deficit by roughly 1 dB, in the conservative direction. The two elementary Gaussian rules are verified against exact Fock-space evolution (loss+thermal Lindblad; two-mode-squeeze amplifier with vacuum and thermal idlers) to relative error &lt; 10⁻⁴, and the assembled symbol-error expression is verified by direct Monte-Carlo sampling; the checks run as part of the package (qlindblad.py, qnoise.py).</w:t>
       </w:r>
     </w:p>
     <w:tbl>

--- a/papers/Fable-Computer-Part-II.docx
+++ b/papers/Fable-Computer-Part-II.docx
@@ -62,7 +62,7 @@
         <w:rPr>
           <w:sz w:val="20"/>
         </w:rPr>
-        <w:t xml:space="preserve">July 2026 · Revision v1.2 (second community calibration update) · companion to The Fable Computer [1]</w:t>
+        <w:t xml:space="preserve">July 2026 · Revision v1.3 (third community calibration update) · companion to The Fable Computer [1]</w:t>
       </w:r>
     </w:p>
     <w:p>
@@ -103,7 +103,7 @@
     </w:p>
     <w:p>
       <w:r>
-        <w:t xml:space="preserve">Quantizing the Part-I operating point (Section 3) puts the knee of a cell at ≈38 plasmon quanta and the rail at ≈3833. At those occupations three quantum facts dominate the machine design. The 1-THz quantum is small against the room-temperature bath (ħω/k_B ≈ 48 K), so at 300 K every mode carries ≈5.8 thermal plasmons of noise; below ≈48 K vacuum fluctuations take over, and by ≈15–20 K the noise floor stops improving altogether. Phase-insensitive gain — the only kind the DS cell provides [2, 3] — adds at least the Caves quantum noise, which is precisely the F = 2 − 1/G floor Part I already carried as its Eq. (7). And amplitude resolution per shot is bounded by shot noise, so the number of bits one pulse can carry is finite and computable. The machine that emerges is not a quantum computer in the gate-model sense — Section 3.3 quantifies why that is excluded on this cell — but a quantum-limited analog tensor engine with a classical digital wrapper: the same fabric, the same five-cell block as Part I, re-programmed so that two of its cells act as comparators of a flash analog-to-digital ladder.</w:t>
+        <w:t xml:space="preserve">Quantizing the Part-I operating point (Section 3) puts the knee of a cell at ≈38 plasmon quanta and the rail at ≈3833. At those occupations three quantum facts dominate the machine design. The 1-THz quantum is small against the room-temperature bath (ħω/k_B ≈ 48 K), so at 300 K every mode carries ≈5.8 thermal plasmons of noise; below ≈48 K vacuum fluctuations take over — the exact crossover, where the thermal occupation falls to the vacuum half-quantum, is T * = ħω₀/(k_B ln 3) ≈ 43.7 K (promoted community derivation, July 2026) — and by ≈15–20 K the noise floor stops improving altogether. Phase-insensitive gain — the only kind the DS cell provides [2, 3] — adds at least the Caves quantum noise, which is precisely the F = 2 − 1/G floor Part I already carried as its Eq. (7). And amplitude resolution per shot is bounded by shot noise, so the number of bits one pulse can carry is finite and computable. The machine that emerges is not a quantum computer in the gate-model sense — Section 3.3 quantifies why that is excluded on this cell — but a quantum-limited analog tensor engine with a classical digital wrapper: the same fabric, the same five-cell block as Part I, re-programmed so that two of its cells act as comparators of a flash analog-to-digital ladder.</w:t>
       </w:r>
     </w:p>
     <w:p>
@@ -881,7 +881,7 @@
     </w:p>
     <w:p>
       <w:r>
-        <w:t xml:space="preserve">Pulses are comb-locked coherent states; in the measured quadrature x (vacuum variance ½) a pulse of N quanta has mean √(2N). Three operations exhaust the analog layer, each with an exact Gaussian rule: propagation loss η at temperature T mixes in the bath, V → ηV + (1−η)(n̄+½); a junction combiner with amplitude weights (√w, √(1−w)) superposes means and averages variances; and regenerative gain G adds the matched-temperature phase-insensitive amplifier noise, V → GV + (G−1)(n̄+½). The last rule is Part I's noise model made explicit: referred to a matched input floor it reproduces F = 2 − 1/G (Part-I Eq. (7)) at every temperature, and reduces to the Caves bound [9] as T → 0. (Provenance, community review July 2026: the comparator floor computed here at 300 K, 2.775 dB, and Part I’s 2.77 dB floor, evaluated at 353 K, are one closed form at two temperatures — near G ≈ +9.7 dB the floor moves only ≈ 0.06 dB per dB of gain — so the numerical agreement between the two manuscripts is structurally forced, not an independent cross-check. The promoted derivation note makes this falsifiable: exported at 353 K, F_dec must reproduce the parent floor to float precision, 2.768939660565078 dB; below 150 K the two repositories’ floors diverge by construction — this repo’s saturated τ_q gives 2.7925 dB at 77 K against 2.8012 dB from the parent’s unsaturated lifetime — a designed separation, not a discrepancy.) All three rules are verified in the released package against exact Fock-space quantum evolution (truncated-basis Lindblad for loss, two-mode squeezing for gain) to better than 0.01 % (Appendix QA). One deliberate conservatism: decisions are modeled as midpoint-threshold homodyne discrimination — what the comparator cells physically implement — rather than the optimal joint quantum measurement, whose </w:t>
+        <w:t xml:space="preserve">Pulses are comb-locked coherent states; in the measured quadrature x (vacuum variance ½) a pulse of N quanta has mean √(2N). Three operations exhaust the analog layer, each with an exact Gaussian rule: propagation loss η at temperature T mixes in the bath, V → ηV + (1−η)(n̄+½); a junction combiner with amplitude weights (√w, √(1−w)) superposes means and averages variances; and regenerative gain G adds the matched-temperature phase-insensitive amplifier noise, V → GV + (G−1)(n̄+½). The last rule is Part I's noise model made explicit: referred to a matched input floor it reproduces F = 2 − 1/G (Part-I Eq. (7)) at every temperature, and reduces to the Caves bound [9] as T → 0. (Provenance, community review July 2026: the comparator floor computed here at 300 K, 2.775 dB, and Part I’s 2.77 dB floor, evaluated at 353 K, are one closed form at two temperatures — near G ≈ +9.7 dB the floor moves only ≈ 0.06 dB per dB of gain — so the numerical agreement between the two manuscripts is structurally forced, not an independent cross-check. The promoted derivation note makes this falsifiable: exported at 353 K, F_dec must reproduce the parent floor to float precision, 2.768939660565078 dB; below 150 K the two repositories’ floors diverge by construction — this repo’s saturated τ_q gives 2.7925 dB at 77 K against 2.8012 dB from the parent’s unsaturated lifetime — a designed separation, not a discrepancy.) A further promoted derivation (July 2026) fixes the scope exactly: the noise figure carries no quantum correction at any plasmon number — the matched floor’s ħ cancels identically, at the 38-quantum knee exactly as at the rail — so the quantum/classical separation of this Part is a temperature phenomenon (T * ≈ 43.7 K), never an occupation-number one; the warm band’s absolute variances carry a 0.31–0.36 dB vacuum share, classical-equivalent in structure though not to the 0.1 dB level. All three rules are verified in the released package against exact Fock-space quantum evolution (truncated-basis Lindblad for loss, two-mode squeezing for gain) to better than 0.01 % (Appendix QA). One deliberate conservatism: decisions are modeled as midpoint-threshold homodyne discrimination — what the comparator cells physically implement — rather than the optimal joint quantum measurement, whose </w:t>
         <w:lastRenderedPageBreak/>
         <w:t>Helstrom bound [15] would improve the error exponent by at most a factor of two for these level sets.</w:t>
       </w:r>
@@ -1455,7 +1455,7 @@
     </w:p>
     <w:p>
       <w:r>
-        <w:t>In analog mode the same unit computes y = √w·x_A + √(1−w)·x_B and the ladder quantizes y to 2 bits. The per-shot analog precision — effective bits of one MAC against the full noise budget — is 0.6 bits at 300 K, 2.0 at T_Q and 2.5 at 4 K (Figure Q4A): the physics itself says this fabric is a 1–2-bit-per-shot analog machine, which is why the decoder is sized at 2 bits and why lower-bit decoding is not a concession but the design point. A worked weighted example (w = 0.7, 5×5 input grid, 77 K) holds worst-case rms noise at 0.36 LSB of the 2-bit ladder (Appendix QA). Deeper precision is bought with slots: accumulating 16 slots in the electronic charge-memory layer (Part I, Section 6.4) averages the per-slot noise (the decision is taken once on the accumulated mean, so the per-slot variance falls as 1/16 — mean accumulation, not a majority vote over per-slot decisions, which would scale far more weakly) — though not the static threshold band, which is common to all slots — and gains five decades at the Part-I band (Section 6) at 1/16th throughput, still 1.6×10¹⁰ MAC/s per unit.</w:t>
+        <w:t>In analog mode the same unit computes y = √w·x_A + √(1−w)·x_B and the ladder quantizes y to 2 bits. The per-shot analog precision — effective bits of one MAC against the full noise budget — is 0.6 bits at 300 K, 2.0 at T_Q and 2.5 at 4 K (Figure Q4A): the physics itself says this fabric is a 1–2-bit-per-shot analog machine, which is why the decoder is sized at 2 bits and why lower-bit decoding is not a concession but the design point. A worked weighted example (w = 0.7, 5×5 input grid, 77 K) holds worst-case rms noise at 0.36 LSB of the 2-bit ladder (Appendix QA). Deeper precision is bought with slots: accumulating 16 slots in the electronic charge-memory layer (Part I, Section 6.4) averages the per-slot noise (the decision is taken once on the accumulated mean, so the per-slot variance falls as 1/16 — mean accumulation, not a majority vote over per-slot decisions, which would scale far more weakly) — though not the static threshold band, which is common to all slots — and gains five decades at the Part-I band (Section 6) at 1/16th throughput, still 1.6×10¹⁰ MAC/s per unit. One design balance, noted by community derivation (July 2026): at the k = 16 rule the static threshold band’s variance is N/768, which equals the vacuum floor (½) at N ≈ 384 — essentially the N_op = 400 default — so below that occupation, at cold temperatures, sharpening comparators beyond k = 16 buys nothing; vacuum takes over.</w:t>
       </w:r>
     </w:p>
     <w:p>
@@ -3139,6 +3139,39 @@
     <w:p>
       <w:r>
         <w:t>Part I asked whether room-temperature graphene can gain back what a plasmon loses; this Part asked what the same fabric is worth as a computer when its pulses are counted in quanta. The answers are symmetric. Downward, to the single quantum: nothing — the Kerr gap is five orders of magnitude, and the fabric will host no qubit. Sideways, at tens to thousands of quanta: a genuine machine — a phase-coherent interference core that multiplies and adds in one junction, decoded to the 1–2 bits per shot that shot noise actually affords, by the same five cells Part I used to add. The temperature budget is the honest price list: 1-bit decoding or 16-slot averaging at the Part-I band with no cryogenics, per-shot 2-bit operation from ≈60 K down, and below ≈20 K a floor that cooling cannot improve — which is not a defect but the standard quantum limit, and the most falsifiable statement this Part makes. The model chain is released, the gates are pre-registered, and the design is now exactly as falsifiable as Part I was built to be.</w:t>
+      </w:r>
+    </w:p>
+    <w:p>
+      <w:pPr>
+        <w:pStyle w:val="Heading2"/>
+      </w:pPr>
+      <w:r>
+        <w:t xml:space="preserve">Revision notes — v1.2 → v1.3 (July 2026)</w:t>
+      </w:r>
+    </w:p>
+    <w:p>
+      <w:r>
+        <w:t xml:space="preserve">This third update incorporates notes/2026-07-12-quantum-correction-crossover.md (promoted 3-of-3, July 2026). No model output changed.</w:t>
+      </w:r>
+    </w:p>
+    <w:p>
+      <w:r>
+        <w:t xml:space="preserve">1. The vacuum–thermal crossover now has a closed form (Section 3): T* = ħω₀/(k_B ln 3) ≈ 43.7 K — the temperature at which the thermal occupation falls to the vacuum half-quantum — refining the T_Q ≈ 48 K narrative (T_Q is where ħω₀ = k_B T; T* is where n̄ = ½). Carrier-band sensitivity: ∓2.2 K per ±5 % of carrier frequency.</w:t>
+      </w:r>
+    </w:p>
+    <w:p>
+      <w:r>
+        <w:t xml:space="preserve">2. The quantum floor’s scope is made exact (Section 4): the noise figure F = 2 − 1/G carries no quantum correction at any plasmon number (the matched floor’s ħ cancels identically), so the quantum/classical separation is temperature-only; the warm band is classical-equivalent in structure, with a stated 0.31–0.36 dB vacuum share in absolute variances (larger than a 0.1 dB negligibility threshold — stated honestly).</w:t>
+      </w:r>
+    </w:p>
+    <w:p>
+      <w:r>
+        <w:t xml:space="preserve">3. A design balance is recorded (Section 5): the k = 16 static threshold band equals the vacuum floor at N ≈ 384, essentially the N_op = 400 default — below that occupation, comparator sharpening beyond k = 16 is vacuum-limited, not band-limited.</w:t>
+      </w:r>
+    </w:p>
+    <w:p>
+      <w:r>
+        <w:t xml:space="preserve">4. Pre-registered (own key, notes standard): classical_BER_300K_thermal_only ≈ 5.5×10⁻¹² — the published 3.606×10⁻¹¹ recomputed with the vacuum half-quantum deleted; falsification band 2×10⁻¹² to 1.5×10⁻¹¹. No such run exists; the published key is unaffected.</w:t>
       </w:r>
     </w:p>
     <w:p>

--- a/papers/Fable-Computer-Part-II.docx
+++ b/papers/Fable-Computer-Part-II.docx
@@ -62,7 +62,7 @@
         <w:rPr>
           <w:sz w:val="20"/>
         </w:rPr>
-        <w:t xml:space="preserve">July 2026 · Revision v1.3 (third community calibration update) · companion to The Fable Computer [1]</w:t>
+        <w:t xml:space="preserve">July 2026 · Revision v1.4 (July 2026: prediction-resolution update) · companion to The Fable Computer [1]</w:t>
       </w:r>
     </w:p>
     <w:p>
@@ -3146,6 +3146,29 @@
         <w:pStyle w:val="Heading2"/>
       </w:pPr>
       <w:r>
+        <w:t xml:space="preserve">Revision notes — v1.3 → v1.4 (July 2026)</w:t>
+      </w:r>
+    </w:p>
+    <w:p>
+      <w:r>
+        <w:t xml:space="preserve">This update records the resolution of the pre-registered predictions relevant to this Part (notes/2026-07-12-predictions-resolved.md, promoted 2-of-3; runs logged in REPLICATIONS.md).</w:t>
+      </w:r>
+    </w:p>
+    <w:p>
+      <w:r>
+        <w:t xml:space="preserve">1. classical_BER_300K_thermal_only, pre-registered in v1.3 at ≈ 5.5×10⁻¹², was run and measured at 5.494×10⁻¹² — confirmed to three digits. The vacuum half-quantum’s share of the warm-band error budget is now a measured quantity, not only a derived one; the published classical_BER_300K baseline reproduced bit-for-bit (3.6059121172811077×10⁻¹¹) in the same session.</w:t>
+      </w:r>
+    </w:p>
+    <w:p>
+      <w:r>
+        <w:t xml:space="preserve">2. The parent’s per-pulse deficit is now measured rather than predicted: 0.44 dB after the cavity retune (Appendix QA updated). The pre-amplified variant’s “CW − 1.9 dB” calibration is therefore conservative by ≈ 1.5 dB; its no-go conclusion is unaffected and re-baselining is queued as WP5 follow-up.</w:t>
+      </w:r>
+    </w:p>
+    <w:p>
+      <w:pPr>
+        <w:pStyle w:val="Heading2"/>
+      </w:pPr>
+      <w:r>
         <w:t xml:space="preserve">Revision notes — v1.2 → v1.3 (July 2026)</w:t>
       </w:r>
     </w:p>
@@ -3250,7 +3273,7 @@
     </w:p>
     <w:p>
       <w:r>
-        <w:t xml:space="preserve">The released package fable-model-quantum mirrors Part I's fable-model-chain: pure Python, NumPy only (Matplotlib for figures), every module independently runnable and self-checking, one driver (run_all.py) reproducing every number in this manuscript and writing results.json, and figures.py regenerating Figures Q1–Q5. Conventions: x-quadrature with vacuum variance ½ and coherent mean √(2N); thresholds at trimmed midpoints; all losses at the Part-I budgets (−1 dB junctions, −3 dB splits, λ_p/2-convention propagation); decoder comparators at k = 16 with F = 2 − 1/G noise at the working bias. The working-bias gain re-derives Part I’s continuous-wave cavity transfer verbatim (self-checked against fable-model-chain at 300/353 K), so the decoder’s noise figure is the single comparator’s Eq.-(7) value — the NOT, AND and buffer cells add no noise in-model — and it inherits Part I’s CW-figure caveats. The pre-amplified-variant comparison uses a fixed “CW − 1.9 dB” per-pulse calibration inherited from Part I; community review (July 2026) attributes most of that deficit to measurement convention and solver calibration (drive detuning, per-slot-peak metric, compression) rather than transient physics, with no basis for temperature independence — conservative for the pre-amplifier no-go, whose margin is orders larger, but flagged for recalibration. The promoted July 2026 notes now quantify that recalibration: after the parent’s cavity-retuning fix, the per-pulse deficit is predicted at ≈ 0.9 ± 0.35 dB rather than 1.9 dB — the hardcoded constant overstates the deficit by roughly 1 dB, in the conservative direction. The two elementary Gaussian rules are verified against exact Fock-space evolution (loss+thermal Lindblad; two-mode-squeeze amplifier with vacuum and thermal idlers) to relative error &lt; 10⁻⁴, and the assembled symbol-error expression is verified by direct Monte-Carlo sampling; the checks run as part of the package (qlindblad.py, qnoise.py).</w:t>
+        <w:t xml:space="preserve">The released package fable-model-quantum mirrors Part I's fable-model-chain: pure Python, NumPy only (Matplotlib for figures), every module independently runnable and self-checking, one driver (run_all.py) reproducing every number in this manuscript and writing results.json, and figures.py regenerating Figures Q1–Q5. Conventions: x-quadrature with vacuum variance ½ and coherent mean √(2N); thresholds at trimmed midpoints; all losses at the Part-I budgets (−1 dB junctions, −3 dB splits, λ_p/2-convention propagation); decoder comparators at k = 16 with F = 2 − 1/G noise at the working bias. The working-bias gain re-derives Part I’s continuous-wave cavity transfer verbatim (self-checked against fable-model-chain at 300/353 K), so the decoder’s noise figure is the single comparator’s Eq.-(7) value — the NOT, AND and buffer cells add no noise in-model — and it inherits Part I’s CW-figure caveats. The pre-amplified-variant comparison uses a fixed “CW − 1.9 dB” per-pulse calibration inherited from Part I; community review (July 2026) attributes most of that deficit to measurement convention and solver calibration (drive detuning, per-slot-peak metric, compression) rather than transient physics, with no basis for temperature independence — conservative for the pre-amplifier no-go, whose margin is orders larger, but flagged for recalibration. The promoted July 2026 notes now quantify that recalibration: after the parent’s cavity-retuning fix, the per-pulse deficit is now measured: after the parent’s cavity retune it is 0.44 dB (continuous-wave 9.661 dB against the measured retuned 9.225 dB; notes/2026-07-12-predictions-resolved.md), so the hardcoded 1.9 dB constant overstates it by ≈ 1.5 dB — still in the conservative direction; re-baselining the pre-amplified variant is a WP5 follow-up. The two elementary Gaussian rules are verified against exact Fock-space evolution (loss+thermal Lindblad; two-mode-squeeze amplifier with vacuum and thermal idlers) to relative error &lt; 10⁻⁴, and the assembled symbol-error expression is verified by direct Monte-Carlo sampling; the checks run as part of the package (qlindblad.py, qnoise.py).</w:t>
       </w:r>
     </w:p>
     <w:tbl>

--- a/papers/Fable-Computer-Part-II.docx
+++ b/papers/Fable-Computer-Part-II.docx
@@ -62,7 +62,7 @@
         <w:rPr>
           <w:sz w:val="20"/>
         </w:rPr>
-        <w:t xml:space="preserve">July 2026 · Revision v1.4 (July 2026: prediction-resolution update) · companion to The Fable Computer [1]</w:t>
+        <w:t>July 2026 · Revision v1.5 (July 2026: attribution and averaging-convention update) · companion to The Fable Computer [1]</w:t>
       </w:r>
     </w:p>
     <w:p>
@@ -84,7 +84,11 @@
     </w:p>
     <w:p>
       <w:r>
-        <w:t>Part I designed a room-temperature terahertz half adder on a regenerative graphene-plasmon fabric and answered its feasibility question in-model. This Part asks what the same fabric computes when its pulses are treated as what they are: quantum fields. Quantizing the Part-I Dyakonov–Shur (DS) cell mode puts one plasmon at a fractional density amplitude of 0.16 %, the 1-dB compression knee at ≈38 plasmons and the logic rail at ≈3.8×10³ — logic pulses are mesoscopic, and quantum noise is a quantitative design input, not a curiosity. Two results follow. First, an honest no-go: the single-plasmon Kerr nonlinearity of the 576-nm cell falls short of its loss rate by five orders of magnitude (χ/κ ≈ 8.2×10⁻⁶ at 4 K), so gate-model (photon-blockade) quantum logic is excluded on this fabric at any temperature; the blockade would demand ~3-nm cells, consistent with the quantum-plasmonics literature. Second, what survives is exactly the machine the fabric's own architecture suggests: a quantum-limited analog (continuous-variable) computer, in which comb-locked coherent pulses interfere at gate-programmed junctions — plasmon–plasmon interaction in the analog-computer sense — and the result is quantized on-chip by the Part-I threshold cells themselves, re-programmed as a 1–2-bit flash decoder. The minimal tensor unit, QMAC-1 (two inputs, one interference, one output decoded to 2 bits), is specified to cell-map level; in its digital special case the decoded word is the binary count A+B, so the Part-I half adder re-emerges as the decoder of a single quantum interference. Error rates versus temperature are computed on one axis for the quantum-analog unit and the classical digital fabric: the 2-bit decode is unusable per-shot at 300 K (0.14), reaches 3.1×10⁻³ at 77 K, and saturates at a vacuum-set floor of 1.3×10⁻⁶ below ≈20 K (N = 400 plasmons per input); the 1-bit decode is already usable warm (3.9×10⁻³ at 300 K) — lower-bit decoding is what the physics supports per shot. T_Q = ħω/k_B ≈ 48 K is where the noise budget crosses from thermal- to vacuum-dominated; below ≈15–20 K the error curves saturate at vacuum-set floors that no further cooling improves. That saturation is the quantum limit made visible, and its observation is a pre-registered bench gate. Part I's no-cryogenics lock is explicitly relaxed here and the fork is stated as such.</w:t>
+        <w:t>Part I designed a room-temperature terahertz half adder on a regenerative graphene-plasmon fabric and answered its feasibility question in-model. This Part asks what the same fabric computes when its pulses are treated as what they are: quantum fields. Quantizing the Part-I Dyakonov–Shur (DS) cell mode puts one plasmon at a fractional density amplitude of 0.16 %, the 1-dB compression knee at ≈38 plasmons and the logic rail at ≈3.8×10³ — logic pulses are mesoscopic, and quantum noise is a quantitative design input, not a curiosity. That ladder is mode-energy quantization applied to two classical Part-I solver amplitudes; it fixes the mesoscopic framing and sizes the machine, and — as the merged community record establishes — it is not what the no-go below rests on. Two results follow. First, an honest no-go: the single-plasmon Kerr nonlinearity of the 576-nm cell falls short of its loss rate by roughly five orders of magnitude (χ/κ ≈ 8.2×10⁻⁶ at 4 K at the carried Kerr coefficient; ≈4.5–5.8 orders at 4 K across its open c_K = 0.05–1 band), so gate-model (photon-blockade) quantum logic is excluded on this fabric at any temperature; the blockade would demand ~3-nm cells, consistent with the quantum-plasmonics literature. Second, what survives is exactly the machine the fabric's own architecture suggests: a quantum-limited analog (continuous-variable) computer, in which comb-locked coherent pulses interfere at gate-programmed junctions — plasmon–plasmon interaction in the analog-computer sense — and the result is quantized on-chip by the Part-I threshold cells themselves, re-programmed as a 1–2-bit flash decoder. The minimal tensor unit, QMAC-1 (two inputs, one interference, one output decoded to 2 bits), is specified to cell-map level; in its digital special case the decoded word is the binary count A+B, so the Part-I half adder re-emerges as the decoder of a single quantum interference. Error rates versus temperature are computed on one axis for the quantum-analog unit and the classical digital fabric: the 2-bit decode is unusable per-shot at 300 K (0.14), reaches 3.1×10⁻³ at 77 K, and saturates at a vacuum-set floor of 1.3×10⁻⁶ below ≈20 K (N = 400 plasmons per input); the 1-bit decode is already usable warm (3.9×10⁻³ at 300 K) — lower-bit decoding is what the physics supports per shot. T_Q = ħω/k_B ≈ 48 K is where the noise budget crosses from thermal- to vacuum-</w:t>
+      </w:r>
+      <w:r>
+        <w:lastRenderedPageBreak/>
+        <w:t>dominated; below ≈15–20 K the error curves saturate at vacuum-set floors that no further cooling improves. That saturation is the quantum limit made visible, and its observation is a pre-registered bench gate. Part I's no-cryogenics lock is explicitly relaxed here and the fork is stated as such.</w:t>
       </w:r>
     </w:p>
     <w:p>
@@ -92,7 +96,6 @@
         <w:pStyle w:val="Heading1"/>
       </w:pPr>
       <w:r>
-        <w:lastRenderedPageBreak/>
         <w:t>1. Introduction: from restored bits to quantum-limited amplitudes</w:t>
       </w:r>
     </w:p>
@@ -103,7 +106,7 @@
     </w:p>
     <w:p>
       <w:r>
-        <w:t xml:space="preserve">Quantizing the Part-I operating point (Section 3) puts the knee of a cell at ≈38 plasmon quanta and the rail at ≈3833. At those occupations three quantum facts dominate the machine design. The 1-THz quantum is small against the room-temperature bath (ħω/k_B ≈ 48 K), so at 300 K every mode carries ≈5.8 thermal plasmons of noise; below ≈48 K vacuum fluctuations take over — the exact crossover, where the thermal occupation falls to the vacuum half-quantum, is T * = ħω₀/(k_B ln 3) ≈ 43.7 K (promoted community derivation, July 2026) — and by ≈15–20 K the noise floor stops improving altogether. Phase-insensitive gain — the only kind the DS cell provides [2, 3] — adds at least the Caves quantum noise, which is precisely the F = 2 − 1/G floor Part I already carried as its Eq. (7). And amplitude resolution per shot is bounded by shot noise, so the number of bits one pulse can carry is finite and computable. The machine that emerges is not a quantum computer in the gate-model sense — Section 3.3 quantifies why that is excluded on this cell — but a quantum-limited analog tensor engine with a classical digital wrapper: the same fabric, the same five-cell block as Part I, re-programmed so that two of its cells act as comparators of a flash analog-to-digital ladder.</w:t>
+        <w:t>Quantizing the Part-I operating point (Section 3) puts the knee of a cell at ≈38 plasmon quanta and the rail at ≈3833 — mode-energy bookkeeping applied to two classical solver amplitudes, which is what makes the framing mesoscopic and what sizes the machine, but which is not, and is not used as, an argument about quantum logic (Section 3.3). At those occupations three quantum facts dominate the machine design. The 1-THz quantum is small against the room-temperature bath (ħω/k_B ≈ 48 K), so at 300 K every mode carries ≈5.8 thermal plasmons of noise; below ≈48 K vacuum fluctuations take over — the exact crossover, where the thermal occupation falls to the vacuum half-quantum, is T * = ħω₀/(k_B ln 3) ≈ 43.7 K (promoted community derivation, July 2026) — and by ≈15–20 K the noise floor stops improving altogether. Phase-insensitive gain — the only kind the DS cell provides [2, 3] — adds at least the Caves quantum noise, which is precisely the F = 2 − 1/G floor Part I already carried as its Eq. (7). And amplitude resolution per shot is bounded by shot noise, so the number of bits one pulse can carry is finite and computable. The machine that emerges is not a quantum computer in the gate-model sense — Section 3.3 quantifies why that is excluded on this cell — but a quantum-limited analog tensor engine with a classical digital wrapper: the same fabric, the same five-cell block as Part I, re-programmed so that two of its cells act as comparators of a flash analog-to-digital ladder.</w:t>
       </w:r>
     </w:p>
     <w:p>
@@ -116,17 +119,17 @@
         <w:pStyle w:val="Heading1"/>
       </w:pPr>
       <w:r>
+        <w:lastRenderedPageBreak/>
         <w:t>2. Related work and positioning</w:t>
       </w:r>
     </w:p>
     <w:p>
       <w:r>
-        <w:t>Quantum plasmonics. That surface plasmons preserve quantum coherence is established: entangled photons survive conversion through plasmonic channels [4], and the field has a developed single-quantum toolbox [5]. For graphene specifically, the extreme mode confinement prompted the prediction that few-nanometre graphene nanostructures could reach single-plasmon Kerr nonlinearities of order unity [6] — the photon-blockade regime. Section 3.3 places the Part-I cell against exactly that scaling and finds it five orders of magnitude away: this design claims the opposite corner of quantum plasmonics, many-quantum Gaussian operation at the standard quantum limit.</w:t>
+        <w:t>Quantum plasmonics. That surface plasmons preserve quantum coherence is established: entangled photons survive conversion through plasmonic channels [4], and the field has a developed single-quantum toolbox [5]. For graphene specifically, the extreme mode confinement prompted the prediction that few-nanometre graphene nanostructures could reach single-plasmon Kerr nonlinearities of order unity [6] — the photon-blockade regime. Section 3.3 places the Part-I cell against exactly that scaling and finds it roughly five orders of magnitude away (≈4.5–6.1 orders across the open c_K band at the two temperatures Section 3.3 quotes): this design claims the opposite corner of quantum plasmonics, many-quantum Gaussian operation at the standard quantum limit.</w:t>
       </w:r>
     </w:p>
     <w:p>
       <w:r>
-        <w:lastRenderedPageBreak/>
         <w:t>Continuous-variable computing. Encoding analog values in field quadratures and processing them with Gaussian operations is the continuous-variable framework [7, 8]; universal quantum computation in that framework is known to require a non-Gaussian resource [7], which is precisely what the Kerr no-go denies this fabric. What Gaussian operations do provide is quantum-limited analog arithmetic: the amplifier bound of Caves [9] (anticipated by Haus and Mullen [10]) sets the noise cost of gain, and homodyne-class detection against vacuum noise sets the per-shot precision.</w:t>
       </w:r>
     </w:p>
@@ -191,7 +194,11 @@
     </w:p>
     <w:p>
       <w:r>
-        <w:t>One plasmon is a 0.16 % density swing. The Part-I solver's 1-dB gain-compression knee (ε ≈ 1 %) is therefore N ≈ 38 quanta (0.025 aJ intracavity), and the ≈10 % rail is N ≈ 3833 (2.5 aJ). Two scales should not be confused. Part I's “intrinsic field energy of ≈10 aJ per bit” counts a traveling few-cycle pulse over its ≈3λ_p in-flight extent (an area an order of magnitude larger than one cell); Eqs. (Q1–Q2) count quanta in the quarter-wave cavity mode of one cell, which is the mode the noise physics and the comparator decisions live in. The two are consistent — a traveling pulse at rail-class swing over 3λ_p carries 10–30 aJ — and both sit below the launch-side slot energy before the still-unquantified coupling (Part I, Section 9.5). A logic pulse on this fabric is a mesoscopic object — tens to thousands of quanta — and Figure Q1(A) shows the whole ladder.</w:t>
+        <w:t xml:space="preserve">One plasmon is a 0.16 % density swing. The Part-I solver's 1-dB gain-compression knee (ε ≈ 1 %) is therefore N ≈ 38 quanta (0.025 aJ intracavity), and the ≈10 % rail is N ≈ 3833 (2.5 aJ). The provenance of these two numbers should be stated exactly (promoted community derivation, July 2026): both ε values are classical Part-I shallow-water-solver outputs — the </w:t>
+      </w:r>
+      <w:r>
+        <w:lastRenderedPageBreak/>
+        <w:t>compression knee and the gain-saturation rail — imported here and converted to quanta by Eqs. (Q1–Q2). They are quantization bookkeeping applied to classical inputs, not outputs of the quantum noise chain, which is exactly linear and amplitude-scale-free in N and can generate no intrinsic occupation threshold of its own (Section 4.1). The arithmetic reproduces from Eqs. (Q1–Q2) against an independent hand reconstruction to ≈1.2 % in ε₁ and, because N ∝ ε₁⁻², to ≈2.4 % in N_knee and N_rail (Appendix QA); the absolute calibration of Eq. (Q1) — the effective area A and the ¼ mode-energy prefactor, one hydrodynamic averaging convention — is owned by the Boltzmann–Maxwell tier (Section 8) and is open: a factor of two in the prefactor moves both N_knee and N_rail by two. Two scales should not be confused. Part I's “intrinsic field energy of ≈10 aJ per bit” counts a traveling few-cycle pulse over its ≈3λ_p in-flight extent (an area an order of magnitude larger than one cell); Eqs. (Q1–Q2) count quanta in the quarter-wave cavity mode of one cell, which is the mode the noise physics and the comparator decisions live in. The two are consistent — a traveling pulse at rail-class swing over 3λ_p carries 10–30 aJ — and both sit below the launch-side slot energy before the still-unquantified coupling (Part I, Section 9.5). A logic pulse on this fabric is a mesoscopic object — tens to thousands of quanta — and Figure Q1(A) shows the whole ladder. What that ladder anchors is the mesoscopic framing of this Part and the classical machine design that follows from it — the passive-core rule of Section 4.2 and the decoder sizing of Section 5. It does not anchor the no-go of Section 3.3, whose logic runs on entirely different quantities; the two roles are kept separate throughout.</w:t>
       </w:r>
     </w:p>
     <w:p>
@@ -204,9 +211,7 @@
     </w:p>
     <w:p>
       <w:r>
-        <w:t xml:space="preserve">The 1-THz quantum is ħω₀ ≈ 4.14 meV, so the crossover temperature is T_Q = ħω₀/k_B ≈ 48 K. Table Q1 gives the Bose–Einstein occupation of the mode across the temperatures used in this Part. At the Part-I band (300–353 K) every mode carries six to seven thermal quanta — the </w:t>
-        <w:lastRenderedPageBreak/>
-        <w:t xml:space="preserve">fabric computes while swimming in a bath an order of magnitude above the vacuum floor; at 77 K one thermal quantum remains; at 20 K the mode is effectively dark. The plasmon lifetime improves in parallel but saturates: τ(T) follows Part I's 1/T phonon scaling down to ≈150 K and is clamped by impurity scattering below (Part I, Section 8.3), so Q saturates at ≈12.6. The saturated τ = 2 ps sits slightly above the best measured cryogenic graphene-plasmon lifetimes (≈1.6 ps [14]) — a premium-material assumption in exactly the sense of Part I's τ(300 K) = 1 ps, and flagged as such. Cooling buys a quieter bath much faster than it buys a better resonator.</w:t>
+        <w:t>The 1-THz quantum is ħω₀ ≈ 4.14 meV, so the crossover temperature is T_Q = ħω₀/k_B ≈ 48 K. Table Q1 gives the Bose–Einstein occupation of the mode across the temperatures used in this Part. At the Part-I band (300–353 K) every mode carries six to seven thermal quanta — the fabric computes while swimming in a bath an order of magnitude above the vacuum floor; at 77 K one thermal quantum remains; at 20 K the mode is effectively dark. The plasmon lifetime improves in parallel but saturates: τ(T) follows Part I's 1/T phonon scaling down to ≈150 K and is clamped by impurity scattering below (Part I, Section 8.3), so Q saturates at ≈12.6. The saturated τ = 2 ps sits slightly above the best measured cryogenic graphene-plasmon lifetimes (≈1.6 ps [14]) — a premium-material assumption in exactly the sense of Part I's τ(300 K) = 1 ps, and flagged as such. Cooling buys a quieter bath much faster than it buys a better resonator.</w:t>
       </w:r>
     </w:p>
     <w:tbl>
@@ -781,6 +786,7 @@
         <w:pStyle w:val="Heading2"/>
       </w:pPr>
       <w:r>
+        <w:lastRenderedPageBreak/>
         <w:t>3.3 The honest no-go: no photon blockade on this cell</w:t>
       </w:r>
     </w:p>
@@ -805,7 +811,7 @@
     </w:p>
     <w:p>
       <w:r>
-        <w:t>i.e. χ/2π ≈ 0.7 MHz against κ/2π ≈ 160 GHz at 300 K: χ/κ ≈ 4.1×10⁻⁶ at 300 K and 8.2×10⁻⁶ even at the lifetime-saturated 4 K — five orders of magnitude short, at any temperature this stack can reach. Because χ ∝ 1/A at fixed density and frequency, closing the gap would demand ≈3 nm structures — a bookkeeping scale, not a device: no few-nanometre cell hosts a 1-THz quarter-wave mode at all (its resonance would sit near 200 THz), so blockade is excluded here twice over, by magnitude and by geometry. Both exclusions are consistent with the graphene quantum-plasmonics literature, whose blockade proposals live at few-nanometre scale and correspondingly mid-infrared frequencies [6]. The conclusion is stated plainly: this fabric supports no plasmonic qubit. The mesoscopic cross-Kerr interaction is real but sub-resolution per shot — a 400-quantum control pulse writes ≈6.6 mrad of phase in 2 ps, versus ≈25 mrad single-shot homodyne resolution at 4 K (≈15 shots to resolve): measurable as a systematic with averaging (bench gate QG5), not computational per slot. Everything that follows is therefore Gaussian: coherent states, linear optics, phase-insensitive gain, and homodyne-class decisions — quantum-limited analog computing, with the limits computed rather than assumed.</w:t>
+        <w:t>i.e. χ/2π ≈ 0.7 MHz against κ/2π ≈ 160 GHz at 300 K: χ/κ ≈ 4.1×10⁻⁶ at 300 K and 8.2×10⁻⁶ even at the lifetime-saturated 4 K — five orders of magnitude short at the carried c_K = 0.25, and ≈4.5–6.1 orders once the open c_K = 0.05–1 band of Eq. (Q3) is taken in at both of the temperatures quoted here (≈4.5–5.8 orders at 4 K, ≈4.8–6.1 at 300 K) — short at any temperature this stack can reach, and nowhere by less than ≈4.5 orders, since the lifetime-saturated cold rows are the most favourable case the stack offers and warming only shortens τ and widens the gap. That band is the honest width of the “five orders” phrase (promoted community derivation, July 2026): the shortfall is robust at order-of-magnitude level, but its exponent is only as sharp as c_K, which the Boltzmann–Maxwell tier owns (Section 8). Because χ ∝ 1/A at fixed density and frequency, closing the gap would demand ≈3 nm structures — a bookkeeping scale, not a device: no few-nanometre cell hosts a 1-THz quarter-wave mode at all (its resonance would sit near 200 THz), so blockade is excluded here twice over, by magnitude and by geometry. Both exclusions are consistent with the graphene quantum-plasmonics literature, whose blockade proposals live at few-nanometre scale and correspondingly mid-infrared frequencies [6]. The conclusion is stated plainly: this fabric supports no plasmonic qubit. Its load-bearing anchors are named as plainly: in-model the exclusion rests on the χ/κ shortfall, with its open c_K band, and on the geometry. The 38/3833 ladder of Section 3.1 is not among them — that ladder is quantization bookkeeping on classical solver amplitudes and plays no part in this exclusion (promoted community derivation, July 2026). Nor is the no-go fragile for resting on two things; it is over-determined. The released chain’s own verified loss+thermal generator dephases a superposition of vacuum and an N-quantum pulse within a single gate segment for N of order unity at every temperature in this Part (N* ≈ 0.4 at 300 K, ≈9 at 4 K, per gate), which excludes a plasmonic qubit here more brutally than the Kerr gap does. That decoherence factor is a standard consequence of the Lindblad generator verified in Appendix QA and not a printed output of the released code; it is cited as a hand derivation, and its proximity to the knee at 4 K is a coincidence of two quantities with no shared parameter dependence, not a corroboration. The mesoscopic cross-Kerr interaction is real but sub-resolution per shot — a 400-quantum control pulse writes ≈6.6 mrad of phase in 2 ps, versus ≈25 mrad single-shot homodyne resolution at 4 K (≈15 shots to resolve): measurable as a systematic with averaging (bench gate QG5), not computational per slot. Everything that follows is therefore Gaussian: coherent states, linear optics, phase-insensitive gain, and homodyne-class decisions — quantum-limited analog computing, with the limits computed rather than assumed.</w:t>
       </w:r>
     </w:p>
     <w:p>
@@ -860,7 +866,7 @@
           <w:i/>
           <w:sz w:val="18"/>
         </w:rPr>
-        <w:t>Figure Q1. Quantum scales of the fabric at the Part-I operating point. (A) Quanta in a classical swing, Eq. (Q2): one plasmon, the 38-quantum knee, the 3.8×10³-quantum rail. (B) Thermal occupation of the 1-THz mode: T_Q ≈ 48 K separates the thermal and vacuum regimes. (C) The blockade gap: χ/κ versus cell size at fixed density; the Part-I cell sits five orders below blockade, which would demand ≈3-nm cells [6]. (D) Decision-noise budget versus temperature: vacuum, thermal bath, comparator amplifier noise, and threshold-band terms (Section 5).</w:t>
+        <w:t>Figure Q1. Quantum scales of the fabric at the Part-I operating point. (A) Quanta in a classical swing, Eq. (Q2): one plasmon, the 38-quantum knee, the 3.8×10³-quantum rail. (B) Thermal occupation of the 1-THz mode: T_Q ≈ 48 K separates the thermal and vacuum regimes. (C) The blockade gap: χ/κ versus cell size at fixed density; the Part-I cell sits five orders below blockade at the carried c_K = 0.25 (≈4.5–5.8 orders at 4 K across its open band), which would demand ≈3-nm cells [6]. (D) Decision-noise budget versus temperature: vacuum, thermal bath, comparator amplifier noise, and threshold-band terms (Section 5).</w:t>
       </w:r>
     </w:p>
     <w:p>
@@ -881,9 +887,11 @@
     </w:p>
     <w:p>
       <w:r>
-        <w:t xml:space="preserve">Pulses are comb-locked coherent states; in the measured quadrature x (vacuum variance ½) a pulse of N quanta has mean √(2N). Three operations exhaust the analog layer, each with an exact Gaussian rule: propagation loss η at temperature T mixes in the bath, V → ηV + (1−η)(n̄+½); a junction combiner with amplitude weights (√w, √(1−w)) superposes means and averages variances; and regenerative gain G adds the matched-temperature phase-insensitive amplifier noise, V → GV + (G−1)(n̄+½). The last rule is Part I's noise model made explicit: referred to a matched input floor it reproduces F = 2 − 1/G (Part-I Eq. (7)) at every temperature, and reduces to the Caves bound [9] as T → 0. (Provenance, community review July 2026: the comparator floor computed here at 300 K, 2.775 dB, and Part I’s 2.77 dB floor, evaluated at 353 K, are one closed form at two temperatures — near G ≈ +9.7 dB the floor moves only ≈ 0.06 dB per dB of gain — so the numerical agreement between the two manuscripts is structurally forced, not an independent cross-check. The promoted derivation note makes this falsifiable: exported at 353 K, F_dec must reproduce the parent floor to float precision, 2.768939660565078 dB; below 150 K the two repositories’ floors diverge by construction — this repo’s saturated τ_q gives 2.7925 dB at 77 K against 2.8012 dB from the parent’s unsaturated lifetime — a designed separation, not a discrepancy.) A further promoted derivation (July 2026) fixes the scope exactly: the noise figure carries no quantum correction at any plasmon number — the matched floor’s ħ cancels identically, at the 38-quantum knee exactly as at the rail — so the quantum/classical separation of this Part is a temperature phenomenon (T * ≈ 43.7 K), never an occupation-number one; the warm band’s absolute variances carry a 0.31–0.36 dB vacuum share, classical-equivalent in structure though not to the 0.1 dB level. All three rules are verified in the released package against exact Fock-space quantum evolution (truncated-basis Lindblad for loss, two-mode squeezing for gain) to better than 0.01 % (Appendix QA). One deliberate conservatism: decisions are modeled as midpoint-threshold homodyne discrimination — what the comparator cells physically implement — rather than the optimal joint quantum measurement, whose </w:t>
+        <w:t xml:space="preserve">Pulses are comb-locked coherent states; in the measured quadrature x (vacuum variance ½) a pulse of N quanta has mean √(2N). Three operations exhaust the analog layer, each with an exact Gaussian rule: propagation loss η at temperature T mixes in the bath, V → ηV + (1−η)(n̄+½); a junction combiner with amplitude weights (√w, √(1−w)) superposes means and averages variances; and regenerative gain G adds the matched-temperature phase-insensitive amplifier noise, V → GV + (G−1)(n̄+½). The last rule is Part I's noise model made explicit: referred to a matched input floor it reproduces F = 2 − 1/G (Part-I Eq. (7)) at every temperature, and reduces to the Caves bound [9] as T → 0. (Provenance, community review July 2026: the comparator floor computed here at 300 K, 2.775 dB, and Part I’s 2.77 dB floor, evaluated at 353 K, are one closed form at two temperatures — near G ≈ +9.7 dB the floor moves only ≈ 0.06 dB per dB of gain — so the numerical agreement between the two manuscripts is structurally </w:t>
+      </w:r>
+      <w:r>
         <w:lastRenderedPageBreak/>
-        <w:t>Helstrom bound [15] would improve the error exponent by at most a factor of two for these level sets.</w:t>
+        <w:t>forced, not an independent cross-check. The promoted derivation note makes this falsifiable: exported at 353 K, F_dec must reproduce the parent floor to float precision, 2.768939660565078 dB; below 150 K the two repositories’ floors diverge by construction — this repo’s saturated τ_q gives 2.7925 dB at 77 K against 2.8012 dB from the parent’s unsaturated lifetime — a designed separation, not a discrepancy.) A further promoted derivation (July 2026) fixes the scope exactly: the noise figure carries no quantum correction at any plasmon number — the matched floor’s ħ cancels identically, at the 38-quantum knee exactly as at the rail — so the quantum/classical separation of this Part is a temperature phenomenon (T * ≈ 43.7 K), never an occupation-number one. A second promoted derivation (July 2026) draws the structural corollary: because these rules are exactly linear and the noise figure carries no 1/N correction, the chain is amplitude-scale-free in N and can generate no intrinsic plasmon-number threshold at all — asked its own coherence question, when single-plasmon coherence becomes classically indistinguishable, it answers N* ≈ 0.02–9 depending on temperature and criterion, one to four orders below the mesoscopic ladder of Section 3.1 and with different parameter scaling, so no tuning reconciles the two. Every occupation scale in this Part — the knee, the rail, N_op — is imported from the classical solver or the launch budget, never derived here; the warm band’s absolute variances carry a 0.31–0.36 dB vacuum share, classical-equivalent in structure though not to the 0.1 dB level. All three rules are verified in the released package against exact Fock-space quantum evolution (truncated-basis Lindblad for loss, two-mode squeezing for gain) to better than 0.01 % (Appendix QA). One deliberate conservatism: decisions are modeled as midpoint-threshold homodyne discrimination — what the comparator cells physically implement — rather than the optimal joint quantum measurement, whose Helstrom bound [15] would improve the error exponent by at most a factor of two for these level sets.</w:t>
       </w:r>
     </w:p>
     <w:p>
@@ -901,11 +909,12 @@
     </w:p>
     <w:p>
       <w:r>
-        <w:t>The analog core must be passive. The regenerative cell's linear window ends at the ≈38-quantum knee, so any pre-amplifier caps the analog signal exactly where thermal noise is most damaging. Computed head-to-head (Appendix QA): the pre-amplified variant of the tensor unit (knee-capped at N_op = 19) delivers 0.50 symbol error at 300 K and 0.10 even at 4 K — against 0.14 and 1.3×10⁻⁶ for the passive core at N_op = 400. Phase-insensitive gain before quantization loses at every temperature on this fabric; gain belongs after the decision, inside the decoder cells, which are threshold devices and want the rail anyway. This is the quantum restatement of Part I's own discipline: restore digitally, never amplify analog.</w:t>
+        <w:t>The analog core must be passive. The regenerative cell's linear window ends at the ≈38-quantum knee, so any pre-amplifier caps the analog signal exactly where thermal noise is most damaging. Computed head-to-head (Appendix QA): the pre-amplified variant of the tensor unit (knee-capped at N_op = 19) delivers 0.50 symbol error at 300 K and 0.10 even at 4 K — against 0.14 and 1.3×10⁻⁶ for the passive core at N_op = 400. Phase-insensitive gain before quantization loses at every temperature on this fabric; gain belongs after the decision, inside the decoder cells, which are threshold devices and want the rail anyway. This is the quantum restatement of Part I’s own discipline: restore digitally, never amplify analog. Note where the ≈38-quantum knee is load-bearing: here, and in the decoder sizing of Section 5 — in the classical machine design, that is, and not in the no-go of Section 3.3 (promoted community derivation, July 2026). The rule therefore inherits the open absolute calibration of Eq. (Q1) along with the knee itself; the head-to-head margin is orders of magnitude wide, so a factor-of-two shift in the knee would not move the verdict, but the dependence is real and is stated rather than assumed away.</w:t>
       </w:r>
     </w:p>
     <w:p>
       <w:r>
+        <w:lastRenderedPageBreak/>
         <w:t>The launch must be quiet. A launch carrying Part I's budgeted 20-dB classical SNR (modeled as amplitude noise at a fixed fraction of the full swing, on both arms) pins the decode error near 3.4×10⁻³–1.9×10⁻² at every temperature — classical launch noise does not cool away (Figure Q3, grey curve). Quantum-limited operation requires a near-shot-noise-limited launch, which the photonic chain of Part I does not currently promise. This is Part II's sharpest new hardware requirement and is carried as an open item alongside Part I's launch-coupling efficiency.</w:t>
       </w:r>
     </w:p>
@@ -1057,7 +1066,6 @@
               <w:rPr>
                 <w:sz w:val="18"/>
               </w:rPr>
-              <w:lastRenderedPageBreak/>
               <w:t>0</w:t>
             </w:r>
           </w:p>
@@ -1455,7 +1463,11 @@
     </w:p>
     <w:p>
       <w:r>
-        <w:t>In analog mode the same unit computes y = √w·x_A + √(1−w)·x_B and the ladder quantizes y to 2 bits. The per-shot analog precision — effective bits of one MAC against the full noise budget — is 0.6 bits at 300 K, 2.0 at T_Q and 2.5 at 4 K (Figure Q4A): the physics itself says this fabric is a 1–2-bit-per-shot analog machine, which is why the decoder is sized at 2 bits and why lower-bit decoding is not a concession but the design point. A worked weighted example (w = 0.7, 5×5 input grid, 77 K) holds worst-case rms noise at 0.36 LSB of the 2-bit ladder (Appendix QA). Deeper precision is bought with slots: accumulating 16 slots in the electronic charge-memory layer (Part I, Section 6.4) averages the per-slot noise (the decision is taken once on the accumulated mean, so the per-slot variance falls as 1/16 — mean accumulation, not a majority vote over per-slot decisions, which would scale far more weakly) — though not the static threshold band, which is common to all slots — and gains five decades at the Part-I band (Section 6) at 1/16th throughput, still 1.6×10¹⁰ MAC/s per unit. One design balance, noted by community derivation (July 2026): at the k = 16 rule the static threshold band’s variance is N/768, which equals the vacuum floor (½) at N ≈ 384 — essentially the N_op = 400 default — so below that occupation, at cold temperatures, sharpening comparators beyond k = 16 buys nothing; vacuum takes over.</w:t>
+        <w:t xml:space="preserve">In analog mode the same unit computes y = √w·x_A + √(1−w)·x_B and the ladder quantizes y to 2 bits. The per-shot analog precision — effective bits of one MAC against the full noise budget — is 0.6 bits at 300 K, 2.0 at T_Q and 2.5 at 4 K (Figure Q4A): the physics itself says this fabric is a 1–2-bit-per-shot analog machine, which is why the decoder is sized at 2 bits and why lower-bit decoding is not a concession but the design point. A worked weighted example (w = 0.7, 5×5 input grid, 77 K) holds worst-case rms noise at 0.36 LSB of the 2-bit ladder (Appendix QA). Deeper precision is bought with slots: accumulating 16 slots in the electronic charge-memory layer (Part I, Section 6.4) averages the per-slot noise (the decision is taken once on the accumulated mean, so the per-slot variance falls as 1/16 — mean accumulation, not a majority vote over per-slot decisions, which would scale far more weakly — a 9-of-16 majority vote is ≈175× worse at 300 K) — though not the static threshold band, which is common to all slots — </w:t>
+      </w:r>
+      <w:r>
+        <w:lastRenderedPageBreak/>
+        <w:t>and gains five decades at the Part-I band (Section 6) at 1/16th throughput, still 1.6×10¹⁰ MAC/s per unit. One design balance was recorded here in v1.3 and is corrected in v1.5, because it was stated without its reference plane (notes/2026-07-14-q2bit-avg16-averaging-convention.md §1.5, promoted 3-of-3): at the k = 16 rule the static band’s variance is (x_range/k)²/12, which evaluated on the pre-loss signal swing x_range = 2√N is N/768 ≈ 0.52 at N_op = 400 and therefore crosses the vacuum floor (½) at N ≈ 384 — apparently the design point exactly. That crossing is real but frame-dependent, and the frame must be named. The band is a signal-derived quantity and attenuates with the swing, whereas the vacuum floor is the fixed point of the chain’s loss map V → ηV + (1−η)(n̄+½) and does not attenuate at all. At the plane where the decision is actually taken — the comparator input, after the chain’s losses — x_range ≈ 17.5 (300 K) to 19.9 (4 K), so the static band is V_static ≈ 0.10–0.13, some 4–5× below the invariant ½, and the band-overtakes-vacuum crossover moves up by that same factor, to N ≈ 2×10³ at 300 K. What survives is narrower than the claim it replaces, and it is a comparison of two terms rather than a statement about the whole decision: at the decoder plane and at N_op = 400 the static band sits well below the vacuum half-quantum at every temperature in this Part, so sharpening comparators beyond k = 16 buys little per shot. Which term then binds is a matter of temperature: only at cold temperatures, where n̄ ≪ ½, is the vacuum floor what the per-shot decision runs into; through the Part-I band the decision is thermal-limited (V_slot ≈ 10.8 at 300 K) and neither the band nor vacuum is what sets it. The coincidence of N ≈ 384 with N_op = 400 is a property of the signal-referred frame, not a design fact about the comparator. In the 16-slot averaged mode the accounting differs again, because the per-slot terms average and the band does not (Section 6). No released number changes; the two figures are the same term metered one attenuation apart.</w:t>
       </w:r>
     </w:p>
     <w:p>
@@ -1466,6 +1478,7 @@
         <w:rPr>
           <w:noProof/>
         </w:rPr>
+        <w:lastRenderedPageBreak/>
         <w:drawing>
           <wp:inline distT="0" distB="0" distL="0" distR="0" wp14:anchorId="419CC9C9" wp14:editId="36F608A6">
             <wp:extent cx="5669280" cy="4824504"/>
@@ -1509,7 +1522,6 @@
           <w:i/>
           <w:sz w:val="18"/>
         </w:rPr>
-        <w:lastRenderedPageBreak/>
         <w:t>Figure Q2. QMAC-1. (A) Cell-level netlist: comb-locked launches, gate-programmed weights, one junction combiner (the interference that computes), fan-out split, two comparator cells, and the thermometer-to-binary cells; the decoder is the Part-I half-adder block re-programmed. (B) The three interference levels and their Gaussian noise at 300, 77 and 4 K with midpoint thresholds (N_op = 400): the same levels drown at 300 K, separate at 77 K, and sit an order of magnitude apart at the vacuum floor.</w:t>
       </w:r>
     </w:p>
@@ -1564,6 +1576,7 @@
           <w:i/>
           <w:sz w:val="18"/>
         </w:rPr>
+        <w:lastRenderedPageBreak/>
         <w:t>Figure Q5. QMAC-1 on the gate lattice (Part-I Figure 5b convention): ≈12×6 sites including guards, five active cells, weights and combiner as programmed junction segments, read-out taps at the boundary. The map is a re-programming of the Part-I half-adder block, not a new tile.</w:t>
       </w:r>
     </w:p>
@@ -2536,8 +2549,11 @@
     </w:p>
     <w:p>
       <w:r>
+        <w:t xml:space="preserve">Reading the table downward: at the Part-I band the classical digital fabric is essentially error-free in this idealization (3.6×10⁻¹¹ at 300 K) while the 2-bit quantum-analog decode is unusable per shot (0.14) — digital restoration wins at room temperature by restoring at ≈10× the analog unit's per-input amplitude and giving up linearity. The quantized noise floor turns that from a choice into a requirement: had the digital fabric restored its levels at the 1-dB knee (≈38 quanta) instead of the rail, its decision would be thermal-noise-limited to ≈10⁻¹ BER at 300 K — a constraint on Part I that only becomes visible once the mode is quantized, and one its 20-dB launch-SNR budget (≥600 quanta over the thermal floor) already implies. The 1-bit decode, spending the full decode range on one boundary, is already serviceable warm (3.9×10⁻³ at 300 K, 9.6×10⁻³ at the 80 °C cap) — the quantitative content of “lower-bit decoding is acceptable”. Averaging 16 slots in the charge-memory layer buys the 2-bit decode back at 300 K (4.7×10⁻⁷). Source inspection of the released chain fixes that convention exactly (notes/2026-07-14-q2bit-avg16-averaging-convention.md, promoted 3-of-3): there is no vote and no per-shot decision anywhere in the averaging path. The 16 slots accumulate as an analog mean and one Gaussian midpoint decision is taken on it, with variance V₁₆ = (V_signal + V_decoder-amp)/16 + V_static — the per-slot propagation and comparator-amplifier terms average as 1/n, while the static threshold band V_static = (x_range/k)²/12, common to all slots, does not. The static share of that averaged variance runs from ≈10 % at 353 K to ≈68 % at 4 K, and what that share costs is the gap to full averaging: had every term averaged as 1/16, this column would read 5.9× lower at </w:t>
+      </w:r>
+      <w:r>
         <w:lastRenderedPageBreak/>
-        <w:t>Reading the table downward: at the Part-I band the classical digital fabric is essentially error-free in this idealization (3.6×10⁻¹¹ at 300 K) while the 2-bit quantum-analog decode is unusable per shot (0.14) — digital restoration wins at room temperature by restoring at ≈10× the analog unit's per-input amplitude and giving up linearity. The quantized noise floor turns that from a choice into a requirement: had the digital fabric restored its levels at the 1-dB knee (≈38 quanta) instead of the rail, its decision would be thermal-noise-limited to ≈10⁻¹ BER at 300 K — a constraint on Part I that only becomes visible once the mode is quantized, and one its 20-dB launch-SNR budget (≥600 quanta over the thermal floor) already implies. The 1-bit decode, spending the full decode range on one boundary, is already serviceable warm (3.9×10⁻³ at 300 K, 9.6×10⁻³ at the 80 °C cap) — the quantitative content of “lower-bit decoding is acceptable”. Averaging 16 slots in the charge-memory layer buys the 2-bit decode back at 300 K (4.7×10⁻⁷). Per-shot 2-bit operation is a cold-class mode: error 10⁻³ needs ≤59 K; the 1-bit decode reaches 10⁻⁶ by 117 K and 10⁻⁹ by 69 K. All of these assume the optimistic end (−1 dB) of Part I's −1 to −3 dB junction band; at −3 dB junctions the 77 K 2-bit error degrades to 5.6×10⁻² and the 77 K 1-bit error to 1.8×10⁻⁴ — junction quality is a first-order lever on every cold-class number, and the sensitivity is reported alongside the defaults in the released results.</w:t>
+        <w:t>300 K and some 10⁴² lower at 20 K. Its n → ∞ limit is a closed form in comparator sharpness alone — the level spacing and every path loss cancel — p_floor(k) = (¾)·erfc(√(3/8)·k): 8.7×10⁻⁴⁴ at the chain’s k = 16 rule, independent of temperature and of N_op. That cancellation is scoped, by the promoting note’s own Limitation 4, to the equally spaced digital levels (w = ½) of Table Q2; weighted-MAC operation with unequal levels breaks it, and the floor then depends on the worst gap fraction, so the closed form does not govern the analog mode of Section 5. At k = 16 the floor is beyond any relevant scale in any case, so the band never floors the design in practice; its real effect is the finite-n penalty already visible at n = 16. But the averaged column is contingent on the k ≥ 16 comparator rule, and the contingency is stated rather than buried: changing k alone to Part I’s ordinary logic sharpness k = 8 degrades the 300 K averaged error 37× (4.7×10⁻⁷ → 1.8×10⁻⁵) and lifts the floor to 3.2×10⁻¹², within reach of the cold rows — a sensitivity of this chain to one constant, not a design prediction for a real k = 8 decoder, which would differ in cell count and trim as well. Two limitations ride with this column and stay open. Whether the charge-memory layer physically delivers 16 independent slot samples is a bench question, not a model one — comb-clock phase drift, gate 1/f and thermal drift inside the 64-ps window would partition into the non-averaging term and could dominate it. And whether the uniform-equivalent band model is the right treatment at all is open: V_static treats the transition band plus post-trim drift as uniform static disorder, and whether trim residuals are really slot-static is not something this chain can decide. Per-shot 2-bit operation is a cold-class mode: error 10⁻³ needs ≤59 K; the 1-bit decode reaches 10⁻⁶ by 117 K and 10⁻⁹ by 69 K. All of these assume the optimistic end (−1 dB) of Part I's −1 to −3 dB junction band; at −3 dB junctions the 77 K 2-bit error degrades to 5.6×10⁻² and the 77 K 1-bit error to 1.8×10⁻⁴ — junction quality is a first-order lever on every cold-class number, and the sensitivity is reported alongside the defaults in the released results.</w:t>
       </w:r>
     </w:p>
     <w:p>
@@ -2665,12 +2681,12 @@
     </w:p>
     <w:p>
       <w:r>
-        <w:t xml:space="preserve">Is: the noise. Below T_Q the decision noise becomes vacuum-dominated — the machine computes against ħω/2 per mode rather than a thermal bath — and from ≈15–20 K down its error floors are set by quantum mechanics (vacuum variance, the Caves cost of the decoder's gain), not by temperature. The per-shot information of one pulse is shot-noise-bounded (Figure Q4A). These are quantitative, falsifiable quantum statements, and gate QG2 tests the sharpest of them.</w:t>
+        <w:t>Is: the noise. Below T_Q the decision noise becomes vacuum-dominated — the machine computes against ħω/2 per mode rather than a thermal bath — and from ≈15–20 K down its error floors are set by quantum mechanics (vacuum variance, the Caves cost of the decoder's gain), not by temperature. The per-shot information of one pulse is shot-noise-bounded (Figure Q4A). These are quantitative, falsifiable quantum statements, and gate QG2 tests the sharpest of them.</w:t>
       </w:r>
     </w:p>
     <w:p>
       <w:r>
-        <w:t>Is not: the computation. Coherent states, beamsplitters, phase-insensitive amplifiers and homodyne decisions are all Gaussian; a Gaussian machine with coherent-state inputs is efficiently classically simulable, and universal continuous-variable quantum computation requires exactly the non-Gaussian resource [7, 8] that Section 3.3 shows this cell cannot supply (χ/κ ≈ 10⁻⁵). No entanglement is generated or claimed anywhere in QMAC-1. The honest name for this machine is quantum-limited analog computing: classical arithmetic executed at the precision ceiling quantum mechanics assigns to unentangled light.</w:t>
+        <w:t>Is not: the computation. Coherent states, beamsplitters, phase-insensitive amplifiers and homodyne decisions are all Gaussian; a Gaussian machine with coherent-state inputs is efficiently classically simulable, and universal continuous-variable quantum computation requires exactly the non-Gaussian resource [7, 8] that Section 3.3 shows this cell cannot supply (χ/κ ≈ 10⁻⁵). No entanglement is generated or claimed anywhere in QMAC-1. Nor is the mesoscopic ladder itself a quantum result: 38 and 3833 are classical Part-I solver amplitudes converted into quanta by Eq. (Q2), and the Gaussian noise chain — being exactly linear and amplitude-scale-free in N — contains no plasmon-number threshold of its own from which they could be derived (promoted community derivation, July 2026). What is quantum here is the noise the ladder is measured against, not the ladder. The honest name for this machine is quantum-limited analog computing: classical arithmetic executed at the precision ceiling quantum mechanics assigns to unentangled light.</w:t>
       </w:r>
     </w:p>
     <w:p>
@@ -2991,6 +3007,7 @@
               <w:rPr>
                 <w:sz w:val="17"/>
               </w:rPr>
+              <w:lastRenderedPageBreak/>
               <w:t>QG4</w:t>
             </w:r>
           </w:p>
@@ -3119,13 +3136,12 @@
           <w:i/>
           <w:sz w:val="18"/>
         </w:rPr>
-        <w:lastRenderedPageBreak/>
         <w:t>Table Q4. Pre-registered gates for the quantum extension. QG1 and QG2 precede the tensor unit: without visibility there is no analog computer, and without the noise-floor saturation there is no quantum regime to claim. QG3 is deliberately a joint test of the decode chain and the −1 dB junction budget — at −3 dB junctions the model itself fails the gate, so the Part-I junction-variant die gates QG3. All gates assume the Part-I calibration sequence (σ, τ(T), s, M_th, coupling) has run first.</w:t>
       </w:r>
     </w:p>
     <w:p>
       <w:r>
-        <w:t>Two dependencies are inherited from Part I and stand in front of everything here: the launch-coupling efficiency into the acoustic mode (unquantified there — photoconductive launch into gated graphene plasmons is demonstrated only at 4 K [16] — and Part II additionally requires the launch to be near shot-noise-limited), and the Boltzmann–Maxwell tier, which now also owns the Kerr coefficient c_K, the absolute noise calibration, and every gain number below the ≈250 K hydrodynamic validity line.</w:t>
+        <w:t>Two dependencies are inherited from Part I and stand in front of everything here: the launch-coupling efficiency into the acoustic mode (unquantified there — photoconductive launch into gated graphene plasmons is demonstrated only at 4 K [16] — and Part II additionally requires the launch to be near shot-noise-limited), and the Boltzmann–Maxwell tier, which now also owns the Kerr coefficient c_K — and with it the width of the “five orders” gap, ≈4.5–5.8 orders at 4 K across the c_K = 0.05–1 band — the absolute calibration of Eq. (Q1) that fixes the knee and the rail in quanta, the absolute noise calibration, and every gain number below the ≈250 K hydrodynamic validity line.</w:t>
       </w:r>
     </w:p>
     <w:p>
@@ -3138,7 +3154,7 @@
     </w:p>
     <w:p>
       <w:r>
-        <w:t>Part I asked whether room-temperature graphene can gain back what a plasmon loses; this Part asked what the same fabric is worth as a computer when its pulses are counted in quanta. The answers are symmetric. Downward, to the single quantum: nothing — the Kerr gap is five orders of magnitude, and the fabric will host no qubit. Sideways, at tens to thousands of quanta: a genuine machine — a phase-coherent interference core that multiplies and adds in one junction, decoded to the 1–2 bits per shot that shot noise actually affords, by the same five cells Part I used to add. The temperature budget is the honest price list: 1-bit decoding or 16-slot averaging at the Part-I band with no cryogenics, per-shot 2-bit operation from ≈60 K down, and below ≈20 K a floor that cooling cannot improve — which is not a defect but the standard quantum limit, and the most falsifiable statement this Part makes. The model chain is released, the gates are pre-registered, and the design is now exactly as falsifiable as Part I was built to be.</w:t>
+        <w:t>Part I asked whether room-temperature graphene can gain back what a plasmon loses; this Part asked what the same fabric is worth as a computer when its pulses are counted in quanta. The answers are symmetric. Downward, to the single quantum: nothing — the Kerr gap is five orders of magnitude at the carried Kerr coefficient (≈4.5–5.8 orders at 4 K across its open band), the geometry independently forbids a 1-THz blockade cell, and the fabric will host no qubit. Sideways, at tens to thousands of quanta: a genuine machine — a phase-coherent interference core that multiplies and adds in one junction, decoded to the 1–2 bits per shot that shot noise actually affords, by the same five cells Part I used to add. The temperature budget is the honest price list: 1-bit decoding or 16-slot averaging at the Part-I band with no cryogenics, per-shot 2-bit operation from ≈60 K down, and below ≈20 K a floor that cooling cannot improve — which is not a defect but the standard quantum limit, and the most falsifiable statement this Part makes. The model chain is released, the gates are pre-registered, and the design is now exactly as falsifiable as Part I was built to be.</w:t>
       </w:r>
     </w:p>
     <w:p>
@@ -3146,22 +3162,80 @@
         <w:pStyle w:val="Heading2"/>
       </w:pPr>
       <w:r>
-        <w:t xml:space="preserve">Revision notes — v1.3 → v1.4 (July 2026)</w:t>
+        <w:t>Revision notes — v1.4 → v1.5 (July 2026)</w:t>
       </w:r>
     </w:p>
     <w:p>
       <w:r>
-        <w:t xml:space="preserve">This update records the resolution of the pre-registered predictions relevant to this Part (notes/2026-07-12-predictions-resolved.md, promoted 2-of-3; runs logged in REPLICATIONS.md).</w:t>
+        <w:t>This fifth update incorporates the two promoted community notes outstanding for this Part: notes/2026-07-13-knee-rail-not-derivable-from-noise-chain.md (promoted 3-of-3, July 2026) and notes/2026-07-14-q2bit-avg16-averaging-convention.md (promoted 3-of-3, July 2026, after three review rounds). No model output changed: every edit here is to text, no results.json key is touched, and no number the released chain produces moves.</w:t>
       </w:r>
     </w:p>
     <w:p>
       <w:r>
-        <w:t xml:space="preserve">1. classical_BER_300K_thermal_only, pre-registered in v1.3 at ≈ 5.5×10⁻¹², was run and measured at 5.494×10⁻¹² — confirmed to three digits. The vacuum half-quantum’s share of the warm-band error budget is now a measured quantity, not only a derived one; the published classical_BER_300K baseline reproduced bit-for-bit (3.6059121172811077×10⁻¹¹) in the same session.</w:t>
+        <w:t xml:space="preserve">1. The mesoscopic ladder’s provenance is stated, and its role is separated from the no-go’s (Abstract, Sections 3.1, 3.3, 4.1, 4.2, 7, Appendix QA). The ≈38-quantum knee and ≈3833-quantum rail are Eq. (Q1–Q2) mode-energy quantization applied to two classical Part-I shallow-water-solver amplitudes — ε_knee ≈ 1 % and ε_rail ≈ 10 % — which live in qmode.py as hardcoded inputs and are derived nowhere in the quantum noise chain. Nor could they be: that </w:t>
+      </w:r>
+      <w:r>
+        <w:lastRenderedPageBreak/>
+        <w:t>chain is exactly linear and amplitude-scale-free in N — F = 2 − 1/G carries no 1/N correction at any occupation (v1.3, item 2) — so it admits no intrinsic plasmon-number threshold, and asked its own coherence question it answers N* ≈ 0.02–9 depending on temperature and criterion, one to four orders below the ladder and with different parameter scaling, so no tuning reconciles the two. The ladder anchors the mesoscopic framing and the classical machine design — the passive-core rule of Section 4.2 and the decoder sizing of Section 5 — and nothing else. The arithmetic reproduces against an independent hand reconstruction to ≈1.2 % in ε₁ and, since N ∝ ε₁⁻², to ≈2.4 % in the two quanta counts, the residual traced to the RPA plasmon speed; Eq. (Q1)’s absolute calibration — the effective area A and the ¼ mode-energy prefactor, one hydrodynamic averaging convention — is added to the Boltzmann–Maxwell ledger of Section 8 and is open, a factor of two in the prefactor moving both the knee and the rail by two.</w:t>
       </w:r>
     </w:p>
     <w:p>
       <w:r>
-        <w:t xml:space="preserve">2. The parent’s per-pulse deficit is now measured rather than predicted: 0.44 dB after the cavity retune (Appendix QA updated). The pre-amplified variant’s “CW − 1.9 dB” calibration is therefore conservative by ≈ 1.5 dB; its no-go conclusion is unaffected and re-baselining is queued as WP5 follow-up.</w:t>
+        <w:t>2. The no-go’s anchors are named (Sections 3.3, 7, 9). In-model the plasmonic-qubit exclusion rests on the χ/κ shortfall, with its open c_K band, and on geometry — no few-nanometre cell hosts a 1-THz quarter-wave mode. The 38/3833 ladder is not among them, and the manuscript no longer lets the two roles blur. The verdict is unchanged and, if anything, over-determined: the released chain’s own verified loss+thermal generator dephases a superposition of vacuum and an N-quantum pulse inside a single gate segment at N of order unity (≈0.4 at 300 K, ≈9 at 4 K, per gate). That decoherence factor is a standard consequence of the generator verified in Appendix QA and is printed by no released module; it is cited as a hand derivation, and the self-check that would make it a results.json key — validated against the finite-loss form, since η = 0.607 is not a small loss — is recorded as a WP5 item. Its proximity to the knee at 4 K is a coincidence of two quantities with no shared parameter dependence, not a corroboration.</w:t>
+      </w:r>
+    </w:p>
+    <w:p>
+      <w:r>
+        <w:t>3. “Five orders of magnitude” is given its honest width (Abstract, Sections 2, 3.3, 8, 9, Figure Q1C). Five orders is the value at the carried c_K = 0.25; across the open c_K = 0.05–1 band of Eq. (Q3) the shortfall is ≈4.5–5.8 orders at 4 K and ≈4.8–6.1 at 300 K — ≈4.5–6.1 orders over the two temperatures the text quotes, and nowhere in this stack less than ≈4.5, the lifetime-saturated cold rows being the most favourable case it offers. This scopes the exponent and does not weaken the verdict, which holds across the whole band and is independently forced by geometry in any case. Section 8 now records that the Boltzmann–Maxwell tier owns the width of the phrase as well as the coefficient.</w:t>
+      </w:r>
+    </w:p>
+    <w:p>
+      <w:r>
+        <w:t>4. The 16-slot averaging convention is fixed from source (Sections 5, 6, Appendix QA). q2bit_avg16 is slot-mean accumulation with exactly one Gaussian midpoint decision — there is no vote and no per-shot decision anywhere in the averaging path — with V₁₆ = (V_signal + V_decoder-amp)/16 + V_static: the per-slot propagation and comparator-amplifier terms average as 1/n, while the static threshold band, common to all slots, does not, its share of the averaged variance running from ≈10 % at 353 K to ≈68 % at 4 K. v1.2 (item 3) stated the mechanism correctly; this update adds the decomposition, the n → ∞ closed form in comparator sharpness alone, p_floor(k) = (¾)·erfc(√(3/8)·k) = 8.7×10⁻⁴⁴ at the k = 16 rule — scoped, by the promoting note’s Limitation 4, to the equally spaced digital levels of Table Q2, since weighted operation breaks the cancellation — and a contingency previously unstated: every published averaged number depends on the k ≥ 16 comparator rule, and changing k alone to Part I’s ordinary logic sharpness k = 8 degrades the 300 K averaged error 37× (4.7×10⁻⁷ → 1.8×10⁻⁵) and lifts the floor to 3.2×10⁻¹², within reach of the cold rows — a sensitivity of this chain to one constant, not a design prediction for a real k = 8 decoder.</w:t>
+      </w:r>
+    </w:p>
+    <w:p>
+      <w:r>
+        <w:lastRenderedPageBreak/>
+        <w:t>5. The design balance recorded in v1.3 (item 3 there) is superseded and rescoped to the pre-loss frame (Section 5). That item read: “the k = 16 static threshold band equals the vacuum floor at N ≈ 384 … below that occupation, comparator sharpening beyond k = 16 is vacuum-limited, not band-limited.” Per notes/2026-07-14-q2bit-avg16-averaging-convention.md §1.5 it is a statement in the pre-loss, signal-referred frame, and must now be read as such. The two quantities it compares do not share a reference plane and transform differently under loss: the vacuum floor ½ is the fixed point of the chain’s loss map V → ηV + (1−η)(n̄+½) and does not attenuate at all, whereas the band, being derived from the signal swing, scales with the square of the amplitude transmission. N/768 ≈ 0.52 evaluates the same (x_range/k)²/12 term on the pre-loss swing x_range = 2√N = 40, where the crossing at N ≈ 384 is real; at the decoder plane, where the decision is actually taken, x_range ≈ 17.5 (300 K) to 19.9 (4 K), so V_static ≈ 0.10–0.13 — some 4–5× below the invariant ½ — and the band-overtakes-vacuum crossover moves up by that same factor, to N ≈ 2×10³ at 300 K. What survives is narrower: at the decoder plane the static band sits well below the vacuum half-quantum at every temperature in this Part, so sharpening beyond k = 16 buys little per shot, but this is a comparison of two terms and not a knife-edge sitting at the N_op = 400 default, and the near-coincidence of N ≈ 384 with that default is a property of the signal-referred frame rather than a design fact about the comparator. The two figures are the same term metered one attenuation apart; no released number changes. By this project’s convention the v1.3 section stands as published — this item, not that one, is the record.</w:t>
+      </w:r>
+    </w:p>
+    <w:p>
+      <w:r>
+        <w:t>6. Two limitations ride with the averaged column and are carried forward open; this revision does not resolve either (Section 6). Whether the charge-memory layer physically delivers 16 independent slot samples is a bench question, not a model one: comb-clock phase drift, gate 1/f and thermal drift inside the 64-ps window would partition into the non-averaging term and could dominate it. And the promoting note’s Limitation 2 stands open — V_static treats the tanh transition band plus post-trim drift as uniform static disorder, and whether trim residuals are really slot-static is not something this chain can decide.</w:t>
+      </w:r>
+    </w:p>
+    <w:p>
+      <w:r>
+        <w:t>7. Note citations updated to promoted status; the version line reads v1.5 (attribution and averaging-convention update).</w:t>
+      </w:r>
+    </w:p>
+    <w:p/>
+    <w:p>
+      <w:pPr>
+        <w:pStyle w:val="Heading2"/>
+      </w:pPr>
+      <w:r>
+        <w:t>Revision notes — v1.3 → v1.4 (July 2026)</w:t>
+      </w:r>
+    </w:p>
+    <w:p>
+      <w:r>
+        <w:t>This update records the resolution of the pre-registered predictions relevant to this Part (notes/2026-07-12-predictions-resolved.md, promoted 2-of-3; runs logged in REPLICATIONS.md).</w:t>
+      </w:r>
+    </w:p>
+    <w:p>
+      <w:r>
+        <w:t>1. classical_BER_300K_thermal_only, pre-registered in v1.3 at ≈ 5.5×10⁻¹², was run and measured at 5.494×10⁻¹² — confirmed to three digits. The vacuum half-quantum’s share of the warm-band error budget is now a measured quantity, not only a derived one; the published classical_BER_300K baseline reproduced bit-for-bit (3.6059121172811077×10⁻¹¹) in the same session.</w:t>
+      </w:r>
+    </w:p>
+    <w:p>
+      <w:r>
+        <w:t xml:space="preserve">2. The parent’s per-pulse deficit is now measured rather than predicted: 0.44 dB after the cavity retune (Appendix QA updated). The pre-amplified variant’s “CW − 1.9 dB” calibration is </w:t>
+      </w:r>
+      <w:r>
+        <w:lastRenderedPageBreak/>
+        <w:t>therefore conservative by ≈ 1.5 dB; its no-go conclusion is unaffected and re-baselining is queued as WP5 follow-up.</w:t>
       </w:r>
     </w:p>
     <w:p>
@@ -3169,32 +3243,32 @@
         <w:pStyle w:val="Heading2"/>
       </w:pPr>
       <w:r>
-        <w:t xml:space="preserve">Revision notes — v1.2 → v1.3 (July 2026)</w:t>
+        <w:t>Revision notes — v1.2 → v1.3 (July 2026)</w:t>
       </w:r>
     </w:p>
     <w:p>
       <w:r>
-        <w:t xml:space="preserve">This third update incorporates notes/2026-07-12-quantum-correction-crossover.md (promoted 3-of-3, July 2026). No model output changed.</w:t>
+        <w:t>This third update incorporates notes/2026-07-12-quantum-correction-crossover.md (promoted 3-of-3, July 2026). No model output changed.</w:t>
       </w:r>
     </w:p>
     <w:p>
       <w:r>
-        <w:t xml:space="preserve">1. The vacuum–thermal crossover now has a closed form (Section 3): T* = ħω₀/(k_B ln 3) ≈ 43.7 K — the temperature at which the thermal occupation falls to the vacuum half-quantum — refining the T_Q ≈ 48 K narrative (T_Q is where ħω₀ = k_B T; T* is where n̄ = ½). Carrier-band sensitivity: ∓2.2 K per ±5 % of carrier frequency.</w:t>
+        <w:t>1. The vacuum–thermal crossover now has a closed form (Section 3): T* = ħω₀/(k_B ln 3) ≈ 43.7 K — the temperature at which the thermal occupation falls to the vacuum half-quantum — refining the T_Q ≈ 48 K narrative (T_Q is where ħω₀ = k_B T; T* is where n̄ = ½). Carrier-band sensitivity: ∓2.2 K per ±5 % of carrier frequency.</w:t>
       </w:r>
     </w:p>
     <w:p>
       <w:r>
-        <w:t xml:space="preserve">2. The quantum floor’s scope is made exact (Section 4): the noise figure F = 2 − 1/G carries no quantum correction at any plasmon number (the matched floor’s ħ cancels identically), so the quantum/classical separation is temperature-only; the warm band is classical-equivalent in structure, with a stated 0.31–0.36 dB vacuum share in absolute variances (larger than a 0.1 dB negligibility threshold — stated honestly).</w:t>
+        <w:t>2. The quantum floor’s scope is made exact (Section 4): the noise figure F = 2 − 1/G carries no quantum correction at any plasmon number (the matched floor’s ħ cancels identically), so the quantum/classical separation is temperature-only; the warm band is classical-equivalent in structure, with a stated 0.31–0.36 dB vacuum share in absolute variances (larger than a 0.1 dB negligibility threshold — stated honestly).</w:t>
       </w:r>
     </w:p>
     <w:p>
       <w:r>
-        <w:t xml:space="preserve">3. A design balance is recorded (Section 5): the k = 16 static threshold band equals the vacuum floor at N ≈ 384, essentially the N_op = 400 default — below that occupation, comparator sharpening beyond k = 16 is vacuum-limited, not band-limited.</w:t>
+        <w:t>3. A design balance is recorded (Section 5): the k = 16 static threshold band equals the vacuum floor at N ≈ 384, essentially the N_op = 400 default — below that occupation, comparator sharpening beyond k = 16 is vacuum-limited, not band-limited.</w:t>
       </w:r>
     </w:p>
     <w:p>
       <w:r>
-        <w:t xml:space="preserve">4. Pre-registered (own key, notes standard): classical_BER_300K_thermal_only ≈ 5.5×10⁻¹² — the published 3.606×10⁻¹¹ recomputed with the vacuum half-quantum deleted; falsification band 2×10⁻¹² to 1.5×10⁻¹¹. No such run exists; the published key is unaffected.</w:t>
+        <w:t>4. Pre-registered (own key, notes standard): classical_BER_300K_thermal_only ≈ 5.5×10⁻¹² — the published 3.606×10⁻¹¹ recomputed with the vacuum half-quantum deleted; falsification band 2×10⁻¹² to 1.5×10⁻¹¹. No such run exists; the published key is unaffected.</w:t>
       </w:r>
     </w:p>
     <w:p>
@@ -3202,32 +3276,32 @@
         <w:pStyle w:val="Heading2"/>
       </w:pPr>
       <w:r>
-        <w:t xml:space="preserve">Revision notes — v1.1 → v1.2 (July 2026)</w:t>
+        <w:t>Revision notes — v1.1 → v1.2 (July 2026)</w:t>
       </w:r>
     </w:p>
     <w:p>
       <w:r>
-        <w:t xml:space="preserve">This second update incorporates the community notes promoted since v1.1 (notes/2026-07-11-nf-floor-structural-verdict.md; notes/2026-07-11-retuned-streaming-gain-prediction.md; each a 3-of-3 agent vote, human-merged) and resolves one Agent Lab question of 2026-07-11 from the released code. No model output changed.</w:t>
+        <w:t>This second update incorporates the community notes promoted since v1.1 (notes/2026-07-11-nf-floor-structural-verdict.md; notes/2026-07-11-retuned-streaming-gain-prediction.md; each a 3-of-3 agent vote, human-merged) and resolves one Agent Lab question of 2026-07-11 from the released code. No model output changed.</w:t>
       </w:r>
     </w:p>
     <w:p>
       <w:r>
-        <w:t xml:space="preserve">1. Decoder-floor consistency made falsifiable (Section 4, Appendix QA): F_dec exported at 353 K must reproduce the parent floor to float precision (2.768939660565078 dB); below 150 K the floors diverge by construction through the saturated τ_q (2.7925 dB at 77 K vs the parent formula’s 2.8012 dB) — a designed separation usable as a cross-repo regression test.</w:t>
+        <w:t>1. Decoder-floor consistency made falsifiable (Section 4, Appendix QA): F_dec exported at 353 K must reproduce the parent floor to float precision (2.768939660565078 dB); below 150 K the floors diverge by construction through the saturated τ_q (2.7925 dB at 77 K vs the parent formula’s 2.8012 dB) — a designed separation usable as a cross-repo regression test.</w:t>
       </w:r>
     </w:p>
     <w:p>
       <w:r>
-        <w:t xml:space="preserve">2. The pre-amplified variant’s “CW − 1.9 dB” calibration is quantified (Appendix QA): the promoted retuned-gain prediction puts the parent’s per-pulse deficit at ≈ 0.9 ± 0.35 dB after the cavity-retuning fix; the hardcoded 1.9 dB is conservative by ≈ 1 dB. The pre-amplifier no-go is unaffected.</w:t>
+        <w:t>2. The pre-amplified variant’s “CW − 1.9 dB” calibration is quantified (Appendix QA): the promoted retuned-gain prediction puts the parent’s per-pulse deficit at ≈ 0.9 ± 0.35 dB after the cavity-retuning fix; the hardcoded 1.9 dB is conservative by ≈ 1 dB. The pre-amplifier no-go is unaffected.</w:t>
       </w:r>
     </w:p>
     <w:p>
       <w:r>
-        <w:t xml:space="preserve">3. The 16-slot averaging mechanism is stated explicitly (QMAC-1 precision paragraph): mean accumulation in the charge-memory layer (decision variance ∝ 1/n_avg), not majority voting over per-slot decisions — resolving the Agent Lab question of 2026-07-11 from qmac.decision_variance in the released code.</w:t>
+        <w:t>3. The 16-slot averaging mechanism is stated explicitly (QMAC-1 precision paragraph): mean accumulation in the charge-memory layer (decision variance ∝ 1/n_avg), not majority voting over per-slot decisions — resolving the Agent Lab question of 2026-07-11 from qmac.decision_variance in the released code.</w:t>
       </w:r>
     </w:p>
     <w:p>
       <w:r>
-        <w:t xml:space="preserve">4. Note citations updated to promoted status.</w:t>
+        <w:t>4. Note citations updated to promoted status.</w:t>
       </w:r>
     </w:p>
     <w:p>
@@ -3235,32 +3309,33 @@
         <w:pStyle w:val="Heading2"/>
       </w:pPr>
       <w:r>
-        <w:t xml:space="preserve">Revision notes — v1 → v1.1 (July 2026)</w:t>
+        <w:lastRenderedPageBreak/>
+        <w:t>Revision notes — v1 → v1.1 (July 2026)</w:t>
       </w:r>
     </w:p>
     <w:p>
       <w:r>
-        <w:t xml:space="preserve">This revision incorporates the July 2026 community review (Agent Lab discussions #1–#6; technical notes at github.com/ryoji-info/FableComputer). No model output changed.</w:t>
+        <w:t>This revision incorporates the July 2026 community review (Agent Lab discussions #1–#6; technical notes at github.com/ryoji-info/FableComputer). No model output changed.</w:t>
       </w:r>
     </w:p>
     <w:p>
       <w:r>
-        <w:t xml:space="preserve">1. Decoder noise-floor provenance (Section 4, Appendix QA). F_dec(300 K) = 2.775 dB is Part I’s Eq. (7) re-evaluated at 300 K; its numerical agreement with Part I’s 2.77 dB floor (353 K) is structurally forced — one closed form at two temperatures — and is not a cross-validation of the two model chains.</w:t>
+        <w:t>1. Decoder noise-floor provenance (Section 4, Appendix QA). F_dec(300 K) = 2.775 dB is Part I’s Eq. (7) re-evaluated at 300 K; its numerical agreement with Part I’s 2.77 dB floor (353 K) is structurally forced — one closed form at two temperatures — and is not a cross-validation of the two model chains.</w:t>
       </w:r>
     </w:p>
     <w:p>
       <w:r>
-        <w:t xml:space="preserve">2. Decoder noise accounting made explicit (Appendix QA): one comparator amplifier term, (F_dec − 1)(n̄ + ½), plus the static threshold band; the NOT, AND and buffer cells add no noise in-model.</w:t>
+        <w:t>2. Decoder noise accounting made explicit (Appendix QA): one comparator amplifier term, (F_dec − 1)(n̄ + ½), plus the static threshold band; the NOT, AND and buffer cells add no noise in-model.</w:t>
       </w:r>
     </w:p>
     <w:p>
       <w:r>
-        <w:t xml:space="preserve">3. The pre-amplified variant’s “CW − 1.9 dB” per-pulse calibration is flagged (Appendix QA): community review attributes most of the parent’s CW/pulse difference to measurement convention and solver calibration (drive detuning, per-slot-peak metric, compression), not transient physics, and it carries no temperature-independence justification. The pre-amplifier no-go is unaffected (its margin is orders of magnitude larger).</w:t>
+        <w:t>3. The pre-amplified variant’s “CW − 1.9 dB” per-pulse calibration is flagged (Appendix QA): community review attributes most of the parent’s CW/pulse difference to measurement convention and solver calibration (drive detuning, per-slot-peak metric, compression), not transient physics, and it carries no temperature-independence justification. The pre-amplifier no-go is unaffected (its margin is orders of magnitude larger).</w:t>
       </w:r>
     </w:p>
     <w:p>
       <w:r>
-        <w:t xml:space="preserve">4. Sources: the promoted note notes/2026-07-10-cw-pulse-gap-and-nf-agreement.md and the draft notes/2026-07-11-streaming-gain-detuning-artifact.md in the community repository, which also hosts this manuscript and the released packages.</w:t>
+        <w:t>4. Sources: the promoted note notes/2026-07-10-cw-pulse-gap-and-nf-agreement.md and the draft notes/2026-07-11-streaming-gain-detuning-artifact.md in the community repository, which also hosts this manuscript and the released packages.</w:t>
       </w:r>
     </w:p>
     <w:p>
@@ -3273,7 +3348,11 @@
     </w:p>
     <w:p>
       <w:r>
-        <w:t xml:space="preserve">The released package fable-model-quantum mirrors Part I's fable-model-chain: pure Python, NumPy only (Matplotlib for figures), every module independently runnable and self-checking, one driver (run_all.py) reproducing every number in this manuscript and writing results.json, and figures.py regenerating Figures Q1–Q5. Conventions: x-quadrature with vacuum variance ½ and coherent mean √(2N); thresholds at trimmed midpoints; all losses at the Part-I budgets (−1 dB junctions, −3 dB splits, λ_p/2-convention propagation); decoder comparators at k = 16 with F = 2 − 1/G noise at the working bias. The working-bias gain re-derives Part I’s continuous-wave cavity transfer verbatim (self-checked against fable-model-chain at 300/353 K), so the decoder’s noise figure is the single comparator’s Eq.-(7) value — the NOT, AND and buffer cells add no noise in-model — and it inherits Part I’s CW-figure caveats. The pre-amplified-variant comparison uses a fixed “CW − 1.9 dB” per-pulse calibration inherited from Part I; community review (July 2026) attributes most of that deficit to measurement convention and solver calibration (drive detuning, per-slot-peak metric, compression) rather than transient physics, with no basis for temperature independence — conservative for the pre-amplifier no-go, whose margin is orders larger, but flagged for recalibration. The promoted July 2026 notes now quantify that recalibration: after the parent’s cavity-retuning fix, the per-pulse deficit is now measured: after the parent’s cavity retune it is 0.44 dB (continuous-wave 9.661 dB against the measured retuned 9.225 dB; notes/2026-07-12-predictions-resolved.md), so the hardcoded 1.9 dB constant overstates it by ≈ 1.5 dB — still in the conservative direction; re-baselining the pre-amplified variant is a WP5 follow-up. The two elementary Gaussian rules are verified against exact Fock-space evolution (loss+thermal Lindblad; two-mode-squeeze amplifier with vacuum and thermal idlers) to relative error &lt; 10⁻⁴, and the assembled symbol-error expression is verified by direct Monte-Carlo sampling; the checks run as part of the package (qlindblad.py, qnoise.py).</w:t>
+        <w:t xml:space="preserve">The released package fable-model-quantum mirrors Part I's fable-model-chain: pure Python, NumPy only (Matplotlib for figures), every module independently runnable and self-checking, one driver (run_all.py) reproducing every number in this manuscript and writing results.json, and figures.py regenerating Figures Q1–Q5. Conventions: x-quadrature with vacuum variance ½ and coherent mean √(2N); thresholds at trimmed midpoints; all losses at the Part-I budgets (−1 dB junctions, −3 dB splits, λ_p/2-convention propagation); decoder comparators at k = 16 with F = 2 − 1/G noise at the working bias. Two conventions were made explicit by promoted July 2026 notes and are recorded here. (i) Provenance of the mesoscopic ladder (notes/2026-07-13-knee-rail-not-derivable-from-noise-chain.md, promoted 3-of-3): the compression knee ε = 1 % and the rail ε = 10 % are hardcoded classical Part-I solver constants living in qmode.py alone — inputs to the quantum chain, not derived anywhere in its noise chain — and no module of that chain produces a plasmon-number threshold. ε₁ = 1.6153×10⁻³, N_knee = 38.326 and N_rail = 3832.6 reproduce from Eqs. (Q1–Q2) against an independent hand reconstruction to ≈1.2 % in ε₁ and, since N ∝ ε₁⁻², to ≈2.4 % in the two quanta counts; the residual is traced to the plasmon speed, since qconstants.py computes s from the RPA form, 2.331×10⁶ m/s, ≈1.2 % above the quarter-wave 4Lf₀ a reader would infer from Section 3.1. Both s and v_F = 10⁶ m/s are pinned in qconstants.py; it is this manuscript, not the code, that leaves v_F unstated, and that is flagged for Part II’s text. (ii) Averaging convention (notes/2026-07-14-q2bit-avg16-averaging-convention.md, promoted 3-of-3): q2bit_avg16 is qmac.decision_variance’s slot-mean accumulation with a single midpoint decision, V₁₆ = (V_signal + V_decoder-amp)/16 + V_static, the static band evaluated by qdecode.threshold_band_variance at the post-loss decoder-plane swing (x_range ≈ 17.52 at 300 K, 19.85 at 4 K) — reproducing the published column to all digits. The convention string and the closed-form averaging floor (¾)erfc(√(3/8)·k) = 8.73×10⁻⁴⁴ at k </w:t>
+      </w:r>
+      <w:r>
+        <w:lastRenderedPageBreak/>
+        <w:t>= 16 are queued as machine-readable results.json keys. The working-bias gain re-derives Part I’s continuous-wave cavity transfer verbatim (self-checked against fable-model-chain at 300/353 K), so the decoder’s noise figure is the single comparator’s Eq.-(7) value — the NOT, AND and buffer cells add no noise in-model — and it inherits Part I’s CW-figure caveats. The pre-amplified-variant comparison uses a fixed “CW − 1.9 dB” per-pulse calibration inherited from Part I; community review (July 2026) attributes most of that deficit to measurement convention and solver calibration (drive detuning, per-slot-peak metric, compression) rather than transient physics, with no basis for temperature independence — conservative for the pre-amplifier no-go, whose margin is orders larger, but flagged for recalibration. The promoted July 2026 notes now quantify that recalibration: after the parent’s cavity-retuning fix, the per-pulse deficit is now measured: after the parent’s cavity retune it is 0.44 dB (continuous-wave 9.661 dB against the measured retuned 9.225 dB; notes/2026-07-12-predictions-resolved.md), so the hardcoded 1.9 dB constant overstates it by ≈ 1.5 dB — still in the conservative direction; re-baselining the pre-amplified variant is a WP5 follow-up. The two elementary Gaussian rules are verified against exact Fock-space evolution (loss+thermal Lindblad; two-mode-squeeze amplifier with vacuum and thermal idlers) to relative error &lt; 10⁻⁴, and the assembled symbol-error expression is verified by direct Monte-Carlo sampling; the checks run as part of the package (qlindblad.py, qnoise.py). The single-plasmon loss-dephasing threshold quoted in Section 3.3 is a standard consequence of that same verified generator but is printed by no released module; it is cited there as a hand derivation rather than a chain output, and turning it into a self-checked results.json key is a WP5 item. Kinetic’s review adds a scope condition on that item: the exp[−(1−η)(2n̄+1)N/2] factor is the leading-order-in-loss form, and at η = 0.607 the loss is not small, so the self-check should validate the finite-loss form before the N* values are quoted beyond order of magnitude.</w:t>
       </w:r>
     </w:p>
     <w:tbl>
@@ -3459,7 +3538,6 @@
               <w:rPr>
                 <w:sz w:val="17"/>
               </w:rPr>
-              <w:lastRenderedPageBreak/>
               <w:t>qnoise.py</w:t>
             </w:r>
           </w:p>
@@ -3764,7 +3842,7 @@
           <w:i/>
           <w:sz w:val="18"/>
         </w:rPr>
-        <w:t xml:space="preserve">Table QA1. The released quantum model chain, module by module. Available at https://github.com/r-coin/basic/tree/master/hardware%20solusions .</w:t>
+        <w:t>Table QA1. The released quantum model chain, module by module. Available at https://github.com/r-coin/basic/tree/master/hardware%20solusions .</w:t>
       </w:r>
     </w:p>
     <w:p>
@@ -3772,6 +3850,7 @@
         <w:pStyle w:val="Heading1"/>
       </w:pPr>
       <w:r>
+        <w:lastRenderedPageBreak/>
         <w:t>Appendix QB. Symbols</w:t>
       </w:r>
     </w:p>
@@ -4130,7 +4209,7 @@
               <w:rPr>
                 <w:sz w:val="17"/>
               </w:rPr>
-              <w:t xml:space="preserve">single-plasmon Kerr rate and its O(1) coefficient</w:t>
+              <w:t>single-plasmon Kerr rate and its O(1) coefficient</w:t>
             </w:r>
           </w:p>
         </w:tc>
@@ -4439,7 +4518,6 @@
         <w:pStyle w:val="Heading1"/>
       </w:pPr>
       <w:r>
-        <w:lastRenderedPageBreak/>
         <w:t>References</w:t>
       </w:r>
     </w:p>
@@ -4454,7 +4532,7 @@
         <w:rPr>
           <w:sz w:val="18"/>
         </w:rPr>
-        <w:t xml:space="preserve">[1] R. Furui, “The Fable Computer: A Room-Temperature Terahertz Half Adder on a Regenerative Graphene-</w:t>
+        <w:t>[1] R. Furui, “The Fable Computer: A Room-Temperature Terahertz Half Adder on a Regenerative Graphene-</w:t>
       </w:r>
     </w:p>
     <w:p>
@@ -4462,7 +4540,13 @@
         <w:rPr>
           <w:sz w:val="18"/>
         </w:rPr>
-        <w:t>Plasmon Logic Fabric,” companion manuscript (Part I), June 2026. doi.org/10.5281/zenodo.20674840</w:t>
+        <w:t>Plasmon Logic Fabric,” companion manuscript (Part I), June 2026. doi.org/</w:t>
+      </w:r>
+      <w:r>
+        <w:rPr>
+          <w:sz w:val="18"/>
+        </w:rPr>
+        <w:t>10.5281/zenodo.21369405</w:t>
       </w:r>
     </w:p>
     <w:p>
@@ -4518,6 +4602,7 @@
         <w:rPr>
           <w:sz w:val="18"/>
         </w:rPr>
+        <w:lastRenderedPageBreak/>
         <w:t>[8] C. Weedbrook, S. Pirandola, R. García-Patrón, N. J. Cerf, T. C. Ralph, J. H. Shapiro, and S. Lloyd, “Gaussian quantum information,” Rev. Mod. Phys. 84, 621 (2012). doi:10.1103/RevModPhys.84.621</w:t>
       </w:r>
     </w:p>

--- a/papers/Fable-Computer-Part-II.docx
+++ b/papers/Fable-Computer-Part-II.docx
@@ -62,7 +62,7 @@
         <w:rPr>
           <w:sz w:val="20"/>
         </w:rPr>
-        <w:t>July 2026 · Revision v1.5 (July 2026: attribution and averaging-convention update) · companion to The Fable Computer [1]</w:t>
+        <w:t>July 2026 · Revision v1.6 (July 2026: decoder threshold-band erratum) · companion to The Fable Computer [1]</w:t>
       </w:r>
     </w:p>
     <w:p>
@@ -928,12 +928,12 @@
     </w:p>
     <w:p>
       <w:r>
-        <w:t>The smallest complete tensor operation is one weighted sum of two inputs, quantized. QMAC-1 (Figure Q2) is that unit on the fabric: two comb-locked input pulses (N_op quanta each at logic 1; N_op = 400 default, launch-budget-capped) pass gate-programmed weight segments, interfere in one junction combiner, and the output amplitude is split to two comparator cells — Part-I threshold cells with staggered, trimmed thresholds and sharpness k ≥ 16 — whose thermometer code is mapped to binary by one inverting cell and one AND cell. Five active cells, ≈12×6 lattice sites (≈13×14 µm at the Part-I site pitch, Figure Q5), one MAC per 4-ps slot, wave-pipelined like everything on this fabric.</w:t>
+        <w:t>The smallest complete tensor operation is one weighted sum of two inputs, quantized. QMAC-1 (Figure Q2) is that unit on the fabric: two comb-locked input pulses (N_op quanta each at logic 1; N_op = 400 default, launch-budget-capped) pass gate-programmed weight segments, interfere in one junction combiner, and the output amplitude is split to two comparator cells — Part-I threshold cells with staggered, trimmed thresholds and sharpness k ≥ 16, which is a Part-II requirement whose achievability on a Part-I cell is open (Table QB1) — whose thermometer code is mapped to binary by one inverting cell and one AND cell. Five active cells, ≈12×6 lattice sites (≈13×14 µm at the Part-I site pitch, Figure Q5), one MAC per 4-ps slot, wave-pipelined like everything on this fabric.</w:t>
       </w:r>
     </w:p>
     <w:p>
       <w:r>
-        <w:t>The decoder is not new hardware. Comparators, inverter, AND: these are the Part-I gate vocabulary, and the block is cell-for-cell the Part-I half adder with its input stage re-trimmed as a two-level flash ladder. In the digital special case (both weights ½, inputs ∈ {0, N_op}) the interference levels are 0, N_op/2 and 2N_op — equally spaced in amplitude — and the decoded word b₁b₀ is the binary count A+B: sum and carry (Table Q2). The Part-I half adder re-emerges as the decoder of a single quantum interference — the demonstrator of Part I and the decoder of Part II are the same five cells, re-programmed.</w:t>
+        <w:t>The decoder is not new hardware. Comparators, inverter, AND: these are the Part-I gate vocabulary, and the block is cell-for-cell the Part-I half adder with its input stage re-trimmed as a two-level flash ladder. In the digital special case (both weights ½, inputs ∈ {0, N_op}) the interference levels are 0, N_op/2 and 2N_op — equally spaced in amplitude — and the decoded word b₁b₀ is the binary count A+B: sum and carry (Table Q2). The Part-I half adder re-emerges as the decoder of a single quantum interference — the demonstrator of Part I and the decoder of Part II are the same five cells, re-programmed. That framing carries one v1.6 qualification, and it falls on the comparators alone: k is defined in Part I against the cell’s rail-to-rail input swing, which is ≈5× the ladder range this decoder works on, so k_dec ≥ 16 is not reachable in-model by re-trimming a Part-I logic cell, and the two ladder comparators are a redesign rather than a re-trim. The inverter and the AND carry over as stated (Table QB1).</w:t>
       </w:r>
     </w:p>
     <w:tbl>
@@ -1463,11 +1463,10 @@
     </w:p>
     <w:p>
       <w:r>
-        <w:t xml:space="preserve">In analog mode the same unit computes y = √w·x_A + √(1−w)·x_B and the ladder quantizes y to 2 bits. The per-shot analog precision — effective bits of one MAC against the full noise budget — is 0.6 bits at 300 K, 2.0 at T_Q and 2.5 at 4 K (Figure Q4A): the physics itself says this fabric is a 1–2-bit-per-shot analog machine, which is why the decoder is sized at 2 bits and why lower-bit decoding is not a concession but the design point. A worked weighted example (w = 0.7, 5×5 input grid, 77 K) holds worst-case rms noise at 0.36 LSB of the 2-bit ladder (Appendix QA). Deeper precision is bought with slots: accumulating 16 slots in the electronic charge-memory layer (Part I, Section 6.4) averages the per-slot noise (the decision is taken once on the accumulated mean, so the per-slot variance falls as 1/16 — mean accumulation, not a majority vote over per-slot decisions, which would scale far more weakly — a 9-of-16 majority vote is ≈175× worse at 300 K) — though not the static threshold band, which is common to all slots — </w:t>
+        <w:t xml:space="preserve">In analog mode the same unit computes y = √w·x_A + √(1−w)·x_B and the ladder quantizes y to 2 bits. The per-shot analog precision — effective bits of one MAC against the full noise budget — is 0.6 bits at 300 K, 2.0 at T_Q and 2.5 at 4 K (Figure Q4A): the physics itself says this fabric is a 1–2-bit-per-shot analog machine, which is why the decoder is sized at 2 bits and why lower-bit decoding is not a concession but the design point. A worked weighted example (w = 0.7, 5×5 input grid, 77 K) holds worst-case rms noise at 0.36 LSB of the 2-bit ladder (Appendix QA). Deeper precision is bought with slots: accumulating 16 slots in the electronic charge-memory layer (Part I, Section 6.4) averages the per-slot noise (the decision is taken once on the accumulated mean, so the per-slot variance falls as 1/16 — mean accumulation, not a majority vote over per-slot decisions, which would scale far more weakly — a 9-of-16 majority vote is ≈175× worse at 300 K) — though not the static offset term, which is common to all slots — </w:t>
       </w:r>
       <w:r>
-        <w:lastRenderedPageBreak/>
-        <w:t>and gains five decades at the Part-I band (Section 6) at 1/16th throughput, still 1.6×10¹⁰ MAC/s per unit. One design balance was recorded here in v1.3 and is corrected in v1.5, because it was stated without its reference plane (notes/2026-07-14-q2bit-avg16-averaging-convention.md §1.5, promoted 3-of-3): at the k = 16 rule the static band’s variance is (x_range/k)²/12, which evaluated on the pre-loss signal swing x_range = 2√N is N/768 ≈ 0.52 at N_op = 400 and therefore crosses the vacuum floor (½) at N ≈ 384 — apparently the design point exactly. That crossing is real but frame-dependent, and the frame must be named. The band is a signal-derived quantity and attenuates with the swing, whereas the vacuum floor is the fixed point of the chain’s loss map V → ηV + (1−η)(n̄+½) and does not attenuate at all. At the plane where the decision is actually taken — the comparator input, after the chain’s losses — x_range ≈ 17.5 (300 K) to 19.9 (4 K), so the static band is V_static ≈ 0.10–0.13, some 4–5× below the invariant ½, and the band-overtakes-vacuum crossover moves up by that same factor, to N ≈ 2×10³ at 300 K. What survives is narrower than the claim it replaces, and it is a comparison of two terms rather than a statement about the whole decision: at the decoder plane and at N_op = 400 the static band sits well below the vacuum half-quantum at every temperature in this Part, so sharpening comparators beyond k = 16 buys little per shot. Which term then binds is a matter of temperature: only at cold temperatures, where n̄ ≪ ½, is the vacuum floor what the per-shot decision runs into; through the Part-I band the decision is thermal-limited (V_slot ≈ 10.8 at 300 K) and neither the band nor vacuum is what sets it. The coincidence of N ≈ 384 with N_op = 400 is a property of the signal-referred frame, not a design fact about the comparator. In the 16-slot averaged mode the accounting differs again, because the per-slot terms average and the band does not (Section 6). No released number changes; the two figures are the same term metered one attenuation apart.</w:t>
+        <w:t>and gains five decades at the Part-I band (Section 6) at 1/16th throughput, still 1.6×10¹⁰ MAC/s per unit. One design balance was recorded here in v1.3, rescoped in v1.5, and is withdrawn outright in v1.6 (notes/2026-07-15-finite-sharpness-is-not-a-variance.md, promoted 3-of-3). It read that at the k = 16 rule the static threshold band’s variance, (x_range/k)²/12, evaluated on the pre-loss signal swing x_range = 2√N, is N/768 ≈ 0.52 at N_op = 400 and therefore crosses the vacuum floor (½) at N ≈ 384 — apparently the design point exactly. Two independent grounds retire it. The first is the reference plane, and v1.5 recorded it: the N/768-versus-½ comparison as written meters the two terms one attenuation apart, since the band is signal-derived and attenuates with the swing whereas the vacuum floor is the fixed point of the chain’s loss map V → ηV + (1−η)(n̄+½) and does not attenuate at all; at the decoder plane, where the decision is actually taken, x_range ≈ 17.5 (300 K) to 19.9 (4 K) and the crossover moves up to N ≈ 2×10³ at 300 K. The second ground is decisive and completes the withdrawal: the tanh transition band of Part-I Eq. (5) is a deterministic, strictly monotone transfer, not a random variable. A monotone map carries the decision event over unchanged — {A_out &gt; θ} = {A_in &gt; f⁻¹(θ)} — so the boundary does not move, the band contributes no decision variance, and there is no quantity here to set against the vacuum floor at any plane. The near-coincidence of N ≈ 384 with the N_op = 400 default was an artifact of the frame and of the term alike. What finite k does set is the incremental gain at threshold: k is a gain, and a gain is a latency and margin parameter, not a noise parameter. The static term itself survives with its functional form and a different meaning, because any static error referred back through the comparator’s threshold gain — which is ∝ k — acquires an x_range/k scale: V_static = c²(x_range/k_dec)², where c is the rms input-referred offset after trim as a fraction of the transition width, a property of the trim loop and of downstream threshold mismatch and not of k. The released chain’s (x_range/k)²/12 is this term at c = 1/√12 = 0.289 — an assertion that the post-trim offset is 28.9 % of the transition width, which nothing in either manuscript derives, measures or bounds. So c is an open hardware parameter, fixed only by a bench measurement of the comparator offset distribution after in-situ trim (a QG2-family measurement), and the published q2bit_avg16 column is re-labelled here the c = 0.289 sensitivity case: the column is unchanged to every digit and no released number moves, but its label and its derivation do. Its warm rows are only weakly sensitive to c, moving by a factor of ≈7 at 300 K and ≈3 at 353 K across the whole plausible range of the parameter; its cold rows move by tens of decades — some 60 at 4 K — and are contingent on c and on k_dec jointly, and on neither through the tanh band, which contributes nothing. The k_dec ≥ 16 decoder rule stands, on a replacement ground that is geometric rather than statistical: the tangent-extrapolated transition band, 2·x_range/k, must clear the level gap x_range/2 of the three-level ladder, leaving an effective gap fraction 1 − 4/k. That makes k_dec &gt; 4 necessary, and at k = 16 it preserves 75 % of the half-gap where k = 8 would preserve 50 %. The gap rule fixes the floor at 4 and makes 16 a margin choice rather than a derived optimum — which is a better reason for the rule than the variance ever gave, and is physical: the rule survives, its stated reason does not. Its achievability is a separate question, and open; Table QB1 records it.</w:t>
       </w:r>
     </w:p>
     <w:p>
@@ -2549,11 +2548,10 @@
     </w:p>
     <w:p>
       <w:r>
-        <w:t xml:space="preserve">Reading the table downward: at the Part-I band the classical digital fabric is essentially error-free in this idealization (3.6×10⁻¹¹ at 300 K) while the 2-bit quantum-analog decode is unusable per shot (0.14) — digital restoration wins at room temperature by restoring at ≈10× the analog unit's per-input amplitude and giving up linearity. The quantized noise floor turns that from a choice into a requirement: had the digital fabric restored its levels at the 1-dB knee (≈38 quanta) instead of the rail, its decision would be thermal-noise-limited to ≈10⁻¹ BER at 300 K — a constraint on Part I that only becomes visible once the mode is quantized, and one its 20-dB launch-SNR budget (≥600 quanta over the thermal floor) already implies. The 1-bit decode, spending the full decode range on one boundary, is already serviceable warm (3.9×10⁻³ at 300 K, 9.6×10⁻³ at the 80 °C cap) — the quantitative content of “lower-bit decoding is acceptable”. Averaging 16 slots in the charge-memory layer buys the 2-bit decode back at 300 K (4.7×10⁻⁷). Source inspection of the released chain fixes that convention exactly (notes/2026-07-14-q2bit-avg16-averaging-convention.md, promoted 3-of-3): there is no vote and no per-shot decision anywhere in the averaging path. The 16 slots accumulate as an analog mean and one Gaussian midpoint decision is taken on it, with variance V₁₆ = (V_signal + V_decoder-amp)/16 + V_static — the per-slot propagation and comparator-amplifier terms average as 1/n, while the static threshold band V_static = (x_range/k)²/12, common to all slots, does not. The static share of that averaged variance runs from ≈10 % at 353 K to ≈68 % at 4 K, and what that share costs is the gap to full averaging: had every term averaged as 1/16, this column would read 5.9× lower at </w:t>
+        <w:t xml:space="preserve">Reading the table downward: at the Part-I band the classical digital fabric is essentially error-free in this idealization (3.6×10⁻¹¹ at 300 K) while the 2-bit quantum-analog decode is unusable per shot (0.14) — digital restoration wins at room temperature by restoring at ≈10× the analog unit's per-input amplitude and giving up linearity. The quantized noise floor turns that from a choice into a requirement: had the digital fabric restored its levels at the 1-dB knee (≈38 quanta) instead of the rail, its decision would be thermal-noise-limited to ≈10⁻¹ BER at 300 K — a constraint on Part I that only becomes visible once the mode is quantized, and one its 20-dB launch-SNR budget (≥600 quanta over the thermal floor) already implies. The 1-bit decode, spending the full decode range on one boundary, is already serviceable warm (3.9×10⁻³ at 300 K, 9.6×10⁻³ at the 80 °C cap) — the quantitative content of “lower-bit decoding is acceptable”. Averaging 16 slots in the charge-memory layer buys the 2-bit decode back at 300 K (4.7×10⁻⁷). Source inspection of the released chain fixes that convention exactly (notes/2026-07-14-q2bit-avg16-averaging-convention.md, promoted 3-of-3): there is no vote and no per-shot decision anywhere in the averaging path. The 16 slots accumulate as an analog mean and one Gaussian midpoint decision is taken on it, with variance V₁₆ = (V_signal + V_decoder-amp)/16 + V_static — the per-slot propagation and comparator-amplifier terms average as 1/n, while the static term V_static = c²(x_range/k_dec)², common to all slots, does not; the chain codes it at c = 1/√12 = 0.289, which v1.6 re-labels a sensitivity case rather than a consequence of the comparator’s tanh band (Section 5). The static share of that averaged variance runs from ≈10 % at 353 K to ≈68 % at 4 K, and what that share costs is the gap to full averaging: had every term averaged as 1/16, this column would read 5.9× lower at </w:t>
       </w:r>
       <w:r>
-        <w:lastRenderedPageBreak/>
-        <w:t>300 K and some 10⁴² lower at 20 K. Its n → ∞ limit is a closed form in comparator sharpness alone — the level spacing and every path loss cancel — p_floor(k) = (¾)·erfc(√(3/8)·k): 8.7×10⁻⁴⁴ at the chain’s k = 16 rule, independent of temperature and of N_op. That cancellation is scoped, by the promoting note’s own Limitation 4, to the equally spaced digital levels (w = ½) of Table Q2; weighted-MAC operation with unequal levels breaks it, and the floor then depends on the worst gap fraction, so the closed form does not govern the analog mode of Section 5. At k = 16 the floor is beyond any relevant scale in any case, so the band never floors the design in practice; its real effect is the finite-n penalty already visible at n = 16. But the averaged column is contingent on the k ≥ 16 comparator rule, and the contingency is stated rather than buried: changing k alone to Part I’s ordinary logic sharpness k = 8 degrades the 300 K averaged error 37× (4.7×10⁻⁷ → 1.8×10⁻⁵) and lifts the floor to 3.2×10⁻¹², within reach of the cold rows — a sensitivity of this chain to one constant, not a design prediction for a real k = 8 decoder, which would differ in cell count and trim as well. Two limitations ride with this column and stay open. Whether the charge-memory layer physically delivers 16 independent slot samples is a bench question, not a model one — comb-clock phase drift, gate 1/f and thermal drift inside the 64-ps window would partition into the non-averaging term and could dominate it. And whether the uniform-equivalent band model is the right treatment at all is open: V_static treats the transition band plus post-trim drift as uniform static disorder, and whether trim residuals are really slot-static is not something this chain can decide. Per-shot 2-bit operation is a cold-class mode: error 10⁻³ needs ≤59 K; the 1-bit decode reaches 10⁻⁶ by 117 K and 10⁻⁹ by 69 K. All of these assume the optimistic end (−1 dB) of Part I's −1 to −3 dB junction band; at −3 dB junctions the 77 K 2-bit error degrades to 5.6×10⁻² and the 77 K 1-bit error to 1.8×10⁻⁴ — junction quality is a first-order lever on every cold-class number, and the sensitivity is reported alongside the defaults in the released results.</w:t>
+        <w:t>300 K and some 10⁴² lower at 20 K. Its n → ∞ limit is a closed form in the two static parameters alone — the level spacing and every path loss cancel — p_floor(c, k) = (¾)·erfc(k/(4√2·c)), which at the chain’s c = 1/√12 reduces to the published (¾)·erfc(√(3/8)·k) = 8.7×10⁻⁴⁴ at the k = 16 rule, independent of temperature and of N_op. The floor is therefore a statement about the trim loop rather than about the tanh band, and it moves by decades with c. That cancellation is scoped, by the promoting note’s own Limitation 4, to the equally spaced digital levels (w = ½) of Table Q2; weighted-MAC operation with unequal levels breaks it, and the floor then depends on the worst gap fraction, so the closed form does not govern the analog mode of Section 5. At k = 16 and c = 0.289 the floor is beyond any relevant scale in any case, so the static term never floors the design in practice; its real effect is the finite-n penalty already visible at n = 16. But the averaged column is contingent on the k ≥ 16 comparator rule and, jointly, on the open trim parameter c of Section 5, and both contingencies are stated rather than buried: changing k alone to Part I’s ordinary logic sharpness k = 8 degrades the 300 K averaged error 37× (4.7×10⁻⁷ → 1.8×10⁻⁵) and lifts the floor to 3.2×10⁻¹², within reach of the cold rows — a sensitivity of this chain to one constant, not a design prediction for a real k = 8 decoder, which would differ in cell count and trim as well. Two limitations ride with this column and stay open. Whether the charge-memory layer physically delivers 16 independent slot samples is a bench question, not a model one — comb-clock phase drift, gate 1/f and thermal drift inside the 64-ps window would partition into the non-averaging term and could dominate it. And the static term’s own model is open in a way v1.6 sharpens rather than settles: the transition band contributes nothing (Section 5), so V_static is the trim residual and downstream threshold mismatch alone, its coefficient c is unmeasured, and whether trim residuals are really slot-static — the question that decides whether this term averages with the others — is not something this chain can decide. Per-shot 2-bit operation is a cold-class mode: error 10⁻³ needs ≤59 K; the 1-bit decode reaches 10⁻⁶ by 117 K and 10⁻⁹ by 69 K. All of these assume the optimistic end (−1 dB) of Part I's −1 to −3 dB junction band; at −3 dB junctions the 77 K 2-bit error degrades to 5.6×10⁻² and the 77 K 1-bit error to 1.8×10⁻⁴ — junction quality is a first-order lever on every cold-class number, and the sensitivity is reported alongside the defaults in the released results.</w:t>
       </w:r>
     </w:p>
     <w:p>
@@ -3156,6 +3154,71 @@
       <w:r>
         <w:t>Part I asked whether room-temperature graphene can gain back what a plasmon loses; this Part asked what the same fabric is worth as a computer when its pulses are counted in quanta. The answers are symmetric. Downward, to the single quantum: nothing — the Kerr gap is five orders of magnitude at the carried Kerr coefficient (≈4.5–5.8 orders at 4 K across its open band), the geometry independently forbids a 1-THz blockade cell, and the fabric will host no qubit. Sideways, at tens to thousands of quanta: a genuine machine — a phase-coherent interference core that multiplies and adds in one junction, decoded to the 1–2 bits per shot that shot noise actually affords, by the same five cells Part I used to add. The temperature budget is the honest price list: 1-bit decoding or 16-slot averaging at the Part-I band with no cryogenics, per-shot 2-bit operation from ≈60 K down, and below ≈20 K a floor that cooling cannot improve — which is not a defect but the standard quantum limit, and the most falsifiable statement this Part makes. The model chain is released, the gates are pre-registered, and the design is now exactly as falsifiable as Part I was built to be.</w:t>
       </w:r>
+    </w:p>
+    <w:p>
+      <w:pPr>
+        <w:pStyle w:val="Heading2"/>
+      </w:pPr>
+      <w:r>
+        <w:t>Revision notes — v1.5 → v1.6 (July 2026)</w:t>
+      </w:r>
+    </w:p>
+    <w:p>
+      <w:pPr/>
+      <w:r>
+        <w:t>This sixth update incorporates one promoted community note, notes/2026-07-15-finite-sharpness-is-not-a-variance.md (promoted 3-of-3, July 2026), and completes a withdrawal that v1.5 began. No model output changed: every edit here is to text, no results.json key is touched, and no number the released chain produces moves. What moves is a label and a derivation.</w:t>
+      </w:r>
+    </w:p>
+    <w:p>
+      <w:pPr/>
+      <w:r>
+        <w:t>1. The design balance is withdrawn outright, and headline claim 3 with it (Section 5). The claim, recorded as item 3 of the v1.2 → v1.3 notes, read: “A design balance is recorded (Section 5): the k = 16 static threshold band equals the vacuum floor at N ≈ 384, essentially the N_op = 400 default — below that occupation, comparator sharpening beyond k = 16 is vacuum-limited, not band-limited.” v1.5 (item 5) superseded and rescoped it to the pre-loss frame on reference-plane grounds. That was the first of two grounds and it was not enough. The second retires the claim entirely: the tanh transition band of Part-I Eq. (5) is a deterministic, strictly monotone transfer, not a random variable. A monotone map carries the decision event over unchanged — {A_out &gt; θ} = {A_in &gt; f⁻¹(θ)} — so the threshold does not move, the band contributes no decision variance, and there is no quantity to set against the vacuum floor at any plane, pre-loss or post-loss. The N ≈ 384 crossing was an artifact of the frame and of the term alike. What finite k sets is the incremental gain at threshold, which is a latency and margin parameter, not a noise one. By this project’s convention the v1.3 item and the v1.5 item both stand as published; this item, not either of them, is the record.</w:t>
+      </w:r>
+    </w:p>
+    <w:p>
+      <w:pPr/>
+      <w:r>
+        <w:t>2. The decoder’s static term is re-derived, with its functional form intact and its meaning changed (Sections 5, 6, Appendix QA). The 1/k scaling survives, for a reason the released docstring does not give: any static error referred back through the comparator’s threshold gain, which is ∝ k, acquires an x_range/k scale. So V_static = c²(x_range/k_dec)², where c is the rms input-referred offset after trim as a fraction of the transition width — a property of the trim loop and of downstream threshold mismatch, and not of k. The mechanism is genuine, it is random across cells, and it is slot-static in the same sense the old term was assumed to be; what it is not is the tanh band. Section 5’s 16-slot accumulation clause is corrected to match: the term that does not average is the static offset, not the band.</w:t>
+      </w:r>
+    </w:p>
+    <w:p>
+      <w:pPr/>
+      <w:r>
+        <w:t>3. The q2bit_avg16 column is re-labelled the c = 0.289 sensitivity case (Sections 5, 6, Appendix QA). The chain’s (x_range/k)²/12 is the re-derived term at c = 1/√12 = 0.289 — an assertion that the post-trim input-referred offset is 28.9 % of the transition width, a figure nothing in either manuscript derives, measures or bounds. c is therefore open, and it is a bench quantity: the comparator offset distribution after in-situ trim, a QG2-family measurement. The column is unchanged to every digit and no released number moves. What moves with c is strongly temperature-dependent, and the asymmetry is the point: across the whole plausible range of c the warm rows shift by a factor of ≈7 at 300 K and ≈3 at 353 K — weakly sensitive, not insensitive — while the cold rows shift by tens of decades, some 60 at 4 K. Warm and cold alike are contingent on c and on k_dec jointly, and on neither through the band; it is only against the cold rows’ 60 decades that the warm rows’ factor of a few reads as small. The n → ∞ floor generalises accordingly to p_floor(c, k) = (¾)·erfc(k/(4√2·c)), which reduces to the published (¾)·erfc(√(3/8)·k) = 8.7×10⁻⁴⁴ at c = 1/√12 — so the promoted closed form of notes/2026-07-14 §3 is exact and is here extended, not contradicted. The floor is a statement about the trim loop and moves by decades with c.</w:t>
+      </w:r>
+    </w:p>
+    <w:p>
+      <w:pPr/>
+      <w:r>
+        <w:t>4. The k_dec ≥ 16 rule stands, on a replacement ground (Section 5). The tangent-extrapolated transition band, 2·x_range/k, must clear the level gap x_range/2 of the three-level ladder, leaving an effective gap fraction 1 − 4/k: k_dec &gt; 4 is necessary, k = 16 preserves 75 % of the half-gap and k = 8 only 50 %. Stated at its honest strength, the gap rule fixes the floor at 4 and makes 16 a margin choice rather than a derived optimum. It is nonetheless a better reason for the rule than the variance ever gave, and it is physical. The rule survives; its stated reason does not.</w:t>
+      </w:r>
+    </w:p>
+    <w:p>
+      <w:pPr/>
+      <w:r>
+        <w:t>5. Table QB1’s k ≥ 16 entry carries a caveat, and it is the sharpest open item this update adds (Appendix QB, Section 5). k is defined in Part I against the cell’s rail-to-rail input swing, which is ≈5× the ladder range the decoder works on; a re-trimmed Part-I cell presented to the ladder would show k_dec ≈ 1.6–3.2, below Part I’s own regeneration floor. In-model, k_dec = 16 demands a comparator with ≈10× the β/Δn of a Part-I logic cell — a redesign, not a re-trim, since trim moves n_th and is nowhere claimed, though nowhere explicitly excluded, to rescale β/Δn. The rule is a Part-II requirement with no Part-I achievability basis behind it. This update therefore qualifies Section 5’s own framing at the point it is made, rather than leaving the caveat to a table entry a reader may never reach: the decoder is still cell-for-cell the Part-I half adder in its inverter and its AND, but its two ladder comparators are a redesign rather than a re-trim, and Section 5 now says so where it says that the demonstrator of Part I and the decoder of Part II are the same five cells, re-programmed.</w:t>
+      </w:r>
+    </w:p>
+    <w:p>
+      <w:pPr/>
+      <w:r>
+        <w:t>6. Section 6’s open items are sharpened rather than settled (Section 6). The v1.5 promoting note’s Limitation 2, carried forward open as v1.5 item 6, asked whether the uniform-equivalent band model was the right treatment at all. Half of it is now answered — the band is not a variance, uniform or otherwise — and the other half is larger than it was: V_static is now the trim residual and downstream mismatch alone, its coefficient c is unmeasured, and whether trim residuals are really slot-static, which is what decides whether the term averages with the others, this chain still cannot decide. The 16-independent-slots question is unchanged and open.</w:t>
+      </w:r>
+    </w:p>
+    <w:p>
+      <w:pPr/>
+      <w:r>
+        <w:t>7. What this erratum does not touch. The plasmonic-qubit no-go of Section 3.3 stands, unaffected and unchanged: it rests in-model on the χ/κ shortfall with its open c_K band and independently on geometry, it is over-determined by the released chain’s own verified loss-dephasing generator, and it shares no quantity with the decoder’s threshold model. Nothing here touches the Gaussian rules of Section 4, the mesoscopic ladder’s provenance (v1.5, item 1), the averaging convention (v1.5, item 4), the temperature structure of Section 6, or any released number. Labels, as always: the monotonicity argument and the gap rule are in-model; the ≈5× plane ratio and the ≈10× β/Δn demand are in-model; c is open; the published averaged column is a sensitivity at one assumed value of c, not a demonstration.</w:t>
+      </w:r>
+    </w:p>
+    <w:p>
+      <w:pPr/>
+      <w:r>
+        <w:t>8. Note citations updated to promoted status; the version line reads v1.6 (decoder threshold-band erratum).</w:t>
+      </w:r>
+    </w:p>
+    <w:p>
+      <w:pPr/>
     </w:p>
     <w:p>
       <w:pPr>
@@ -3348,11 +3411,10 @@
     </w:p>
     <w:p>
       <w:r>
-        <w:t xml:space="preserve">The released package fable-model-quantum mirrors Part I's fable-model-chain: pure Python, NumPy only (Matplotlib for figures), every module independently runnable and self-checking, one driver (run_all.py) reproducing every number in this manuscript and writing results.json, and figures.py regenerating Figures Q1–Q5. Conventions: x-quadrature with vacuum variance ½ and coherent mean √(2N); thresholds at trimmed midpoints; all losses at the Part-I budgets (−1 dB junctions, −3 dB splits, λ_p/2-convention propagation); decoder comparators at k = 16 with F = 2 − 1/G noise at the working bias. Two conventions were made explicit by promoted July 2026 notes and are recorded here. (i) Provenance of the mesoscopic ladder (notes/2026-07-13-knee-rail-not-derivable-from-noise-chain.md, promoted 3-of-3): the compression knee ε = 1 % and the rail ε = 10 % are hardcoded classical Part-I solver constants living in qmode.py alone — inputs to the quantum chain, not derived anywhere in its noise chain — and no module of that chain produces a plasmon-number threshold. ε₁ = 1.6153×10⁻³, N_knee = 38.326 and N_rail = 3832.6 reproduce from Eqs. (Q1–Q2) against an independent hand reconstruction to ≈1.2 % in ε₁ and, since N ∝ ε₁⁻², to ≈2.4 % in the two quanta counts; the residual is traced to the plasmon speed, since qconstants.py computes s from the RPA form, 2.331×10⁶ m/s, ≈1.2 % above the quarter-wave 4Lf₀ a reader would infer from Section 3.1. Both s and v_F = 10⁶ m/s are pinned in qconstants.py; it is this manuscript, not the code, that leaves v_F unstated, and that is flagged for Part II’s text. (ii) Averaging convention (notes/2026-07-14-q2bit-avg16-averaging-convention.md, promoted 3-of-3): q2bit_avg16 is qmac.decision_variance’s slot-mean accumulation with a single midpoint decision, V₁₆ = (V_signal + V_decoder-amp)/16 + V_static, the static band evaluated by qdecode.threshold_band_variance at the post-loss decoder-plane swing (x_range ≈ 17.52 at 300 K, 19.85 at 4 K) — reproducing the published column to all digits. The convention string and the closed-form averaging floor (¾)erfc(√(3/8)·k) = 8.73×10⁻⁴⁴ at k </w:t>
+        <w:t>The released package fable-model-quantum mirrors Part I's fable-model-chain: pure Python, NumPy only (Matplotlib for figures), every module independently runnable and self-checking, one driver (run_all.py) reproducing every number in this manuscript and writing results.json, and figures.py regenerating Figures Q1–Q5. Conventions: x-quadrature with vacuum variance ½ and coherent mean √(2N); thresholds at trimmed midpoints; all losses at the Part-I budgets (−1 dB junctions, −3 dB splits, λ_p/2-convention propagation); decoder comparators at k = 16 with F = 2 − 1/G noise at the working bias. Two conventions were made explicit by promoted July 2026 notes and are recorded here. (i) Provenance of the mesoscopic ladder (notes/2026-07-13-knee-rail-not-derivable-from-noise-chain.md, promoted 3-of-3): the compression knee ε = 1 % and the rail ε = 10 % are hardcoded classical Part-I solver constants living in qmode.py alone — inputs to the quantum chain, not derived anywhere in its noise chain — and no module of that chain produces a plasmon-number threshold. ε₁ = 1.6153×10⁻³, N_knee = 38.326 and N_rail = 3832.6 reproduce from Eqs. (Q1–Q2) against an independent hand reconstruction to ≈1.2 % in ε₁ and, since N ∝ ε₁⁻², to ≈2.4 % in the two quanta counts; the residual is traced to the plasmon speed, since qconstants.py computes s from the RPA form, 2.331×10⁶ m/s, ≈1.2 % above the quarter-wave 4Lf₀ a reader would infer from Section 3.1. Both s and v_F = 10⁶ m/s are pinned in qconstants.py; it is this manuscript, not the code, that leaves v_F unstated, and that is flagged for Part II’s text. (ii) Averaging convention (notes/2026-07-14-q2bit-avg16-averaging-convention.md, promoted 3-of-3): q2bit_avg16 is qmac.decision_variance’s slot-mean accumulation with a single midpoint decision, V₁₆ = (V_signal + V_decoder-amp)/16 + V_static, the static term evaluated by qdecode.threshold_band_variance at the post-loss decoder-plane swing (x_range ≈ 17.52 at 300 K, 19.85 at 4 K) — reproducing the published column to all digits. Per v1.6, that module’s coefficient is an open hardware parameter rather than a derived one: what it codes as (x_range/k)²/12 is c²(x_range/k_dec)² at c = 1/√12 = 0.289, so the column it feeds is the sensitivity at that value and not a consequence of the comparator’s tanh band (Section 5). The convention string, the coefficient c, and the averaging floor in its generalised form (¾)erfc(k/(4√2·c)) — of which the published (¾)erfc(√(3/8)·k) = 8.73×10⁻⁴⁴ at k = 16 is the c = 1/√12 case — are queued together as machine-readable results.json keys; c itself is a bench quantity of the QG2 family, not a chain output.</w:t>
       </w:r>
       <w:r>
-        <w:lastRenderedPageBreak/>
-        <w:t>= 16 are queued as machine-readable results.json keys. The working-bias gain re-derives Part I’s continuous-wave cavity transfer verbatim (self-checked against fable-model-chain at 300/353 K), so the decoder’s noise figure is the single comparator’s Eq.-(7) value — the NOT, AND and buffer cells add no noise in-model — and it inherits Part I’s CW-figure caveats. The pre-amplified-variant comparison uses a fixed “CW − 1.9 dB” per-pulse calibration inherited from Part I; community review (July 2026) attributes most of that deficit to measurement convention and solver calibration (drive detuning, per-slot-peak metric, compression) rather than transient physics, with no basis for temperature independence — conservative for the pre-amplifier no-go, whose margin is orders larger, but flagged for recalibration. The promoted July 2026 notes now quantify that recalibration: after the parent’s cavity-retuning fix, the per-pulse deficit is now measured: after the parent’s cavity retune it is 0.44 dB (continuous-wave 9.661 dB against the measured retuned 9.225 dB; notes/2026-07-12-predictions-resolved.md), so the hardcoded 1.9 dB constant overstates it by ≈ 1.5 dB — still in the conservative direction; re-baselining the pre-amplified variant is a WP5 follow-up. The two elementary Gaussian rules are verified against exact Fock-space evolution (loss+thermal Lindblad; two-mode-squeeze amplifier with vacuum and thermal idlers) to relative error &lt; 10⁻⁴, and the assembled symbol-error expression is verified by direct Monte-Carlo sampling; the checks run as part of the package (qlindblad.py, qnoise.py). The single-plasmon loss-dephasing threshold quoted in Section 3.3 is a standard consequence of that same verified generator but is printed by no released module; it is cited there as a hand derivation rather than a chain output, and turning it into a self-checked results.json key is a WP5 item. Kinetic’s review adds a scope condition on that item: the exp[−(1−η)(2n̄+1)N/2] factor is the leading-order-in-loss form, and at η = 0.607 the loss is not small, so the self-check should validate the finite-loss form before the N* values are quoted beyond order of magnitude.</w:t>
+        <w:t xml:space="preserve"> The working-bias gain re-derives Part I’s continuous-wave cavity transfer verbatim (self-checked against fable-model-chain at 300/353 K), so the decoder’s noise figure is the single comparator’s Eq.-(7) value — the NOT, AND and buffer cells add no noise in-model — and it inherits Part I’s CW-figure caveats. The pre-amplified-variant comparison uses a fixed “CW − 1.9 dB” per-pulse calibration inherited from Part I; community review (July 2026) attributes most of that deficit to measurement convention and solver calibration (drive detuning, per-slot-peak metric, compression) rather than transient physics, with no basis for temperature independence — conservative for the pre-amplifier no-go, whose margin is orders larger, but flagged for recalibration. The promoted July 2026 notes now quantify that recalibration: after the parent’s cavity-retuning fix, the per-pulse deficit is now measured: after the parent’s cavity retune it is 0.44 dB (continuous-wave 9.661 dB against the measured retuned 9.225 dB; notes/2026-07-12-predictions-resolved.md), so the hardcoded 1.9 dB constant overstates it by ≈ 1.5 dB — still in the conservative direction; re-baselining the pre-amplified variant is a WP5 follow-up. The two elementary Gaussian rules are verified against exact Fock-space evolution (loss+thermal Lindblad; two-mode-squeeze amplifier with vacuum and thermal idlers) to relative error &lt; 10⁻⁴, and the assembled symbol-error expression is verified by direct Monte-Carlo sampling; the checks run as part of the package (qlindblad.py, qnoise.py). The single-plasmon loss-dephasing threshold quoted in Section 3.3 is a standard consequence of that same verified generator but is printed by no released module; it is cited there as a hand derivation rather than a chain output, and turning it into a self-checked results.json key is a WP5 item. Kinetic’s review adds a scope condition on that item: the exp[−(1−η)(2n̄+1)N/2] factor is the leading-order-in-loss form, and at η = 0.607 the loss is not small, so the self-check should validate the finite-loss form before the N* values are quoted beyond order of magnitude.</w:t>
       </w:r>
     </w:p>
     <w:tbl>
@@ -4433,7 +4495,7 @@
               <w:rPr>
                 <w:sz w:val="17"/>
               </w:rPr>
-              <w:t>≥ 16 (decoder design rule; Part-I logic uses ≥ 8)</w:t>
+              <w:t>≥ 16 (Part-II decoder requirement, no Part-I achievability basis; Part-I logic uses ≥ 8)</w:t>
             </w:r>
           </w:p>
         </w:tc>
@@ -4497,7 +4559,7 @@
           <w:i/>
           <w:sz w:val="18"/>
         </w:rPr>
-        <w:t>Table QB1. Part-II nomenclature; Part-I symbols (s, L, M_th, Q, τ, F, G) carry over unchanged.</w:t>
+        <w:t>Table QB1. Part-II nomenclature; Part-I symbols (s, L, M_th, Q, τ, F, G) carry over unchanged. One entry carries a v1.6 caveat. The k ≥ 16 decoder rule is a Part-II requirement with no Part-I achievability basis behind it: Part I defines k against the cell’s rail-to-rail input swing, which is ≈5× the ladder range this decoder works on, so a Part-I cell re-trimmed onto the ladder would present k_dec ≈ 1.6 (from Part-I logic at k = 8) to ≈3.2 (from k = 16) — below Part I’s own regeneration floor. In-model, k_dec = 16 therefore demands a comparator with ≈10× the β/Δn of a Part-I logic cell: a redesign, not a re-trim, since trim moves the threshold n_th and is nowhere claimed — though nowhere explicitly excluded — to rescale β/Δn. Whether the ladder comparator can be a Part-I cell at all is open, and is the sharpest question this Part hands to the bench (notes/2026-07-15-finite-sharpness-is-not-a-variance.md §3, promoted 3-of-3).</w:t>
       </w:r>
     </w:p>
     <w:p>

--- a/papers/Fable-Computer-Part-II.docx
+++ b/papers/Fable-Computer-Part-II.docx
@@ -62,7 +62,7 @@
         <w:rPr>
           <w:sz w:val="20"/>
         </w:rPr>
-        <w:t>July 2026 · Revision v1.6 (July 2026: decoder threshold-band erratum) · companion to The Fable Computer [1]</w:t>
+        <w:t>July 2026 · Revision v1.7 (July 2026: avg16-topology and knee-plane update) · companion to The Fable Computer [1]</w:t>
       </w:r>
     </w:p>
     <w:p>
@@ -84,9 +84,7 @@
     </w:p>
     <w:p>
       <w:r>
-        <w:t>Part I designed a room-temperature terahertz half adder on a regenerative graphene-plasmon fabric and answered its feasibility question in-model. This Part asks what the same fabric computes when its pulses are treated as what they are: quantum fields. Quantizing the Part-I Dyakonov–Shur (DS) cell mode puts one plasmon at a fractional density amplitude of 0.16 %, the 1-dB compression knee at ≈38 plasmons and the logic rail at ≈3.8×10³ — logic pulses are mesoscopic, and quantum noise is a quantitative design input, not a curiosity. That ladder is mode-energy quantization applied to two classical Part-I solver amplitudes; it fixes the mesoscopic framing and sizes the machine, and — as the merged community record establishes — it is not what the no-go below rests on. Two results follow. First, an honest no-go: the single-plasmon Kerr nonlinearity of the 576-nm cell falls short of its loss rate by roughly five orders of magnitude (χ/κ ≈ 8.2×10⁻⁶ at 4 K at the carried Kerr coefficient; ≈4.5–5.8 orders at 4 K across its open c_K = 0.05–1 band), so gate-model (photon-blockade) quantum logic is excluded on this fabric at any temperature; the blockade would demand ~3-nm cells, consistent with the quantum-plasmonics literature. Second, what survives is exactly the machine the fabric's own architecture suggests: a quantum-limited analog (continuous-variable) computer, in which comb-locked coherent pulses interfere at gate-programmed junctions — plasmon–plasmon interaction in the analog-computer sense — and the result is quantized on-chip by the Part-I threshold cells themselves, re-programmed as a 1–2-bit flash decoder. The minimal tensor unit, QMAC-1 (two inputs, one interference, one output decoded to 2 bits), is specified to cell-map level; in its digital special case the decoded word is the binary count A+B, so the Part-I half adder re-emerges as the decoder of a single quantum interference. Error rates versus temperature are computed on one axis for the quantum-analog unit and the classical digital fabric: the 2-bit decode is unusable per-shot at 300 K (0.14), reaches 3.1×10⁻³ at 77 K, and saturates at a vacuum-set floor of 1.3×10⁻⁶ below ≈20 K (N = 400 plasmons per input); the 1-bit decode is already usable warm (3.9×10⁻³ at 300 K) — lower-bit decoding is what the physics supports per shot. T_Q = ħω/k_B ≈ 48 K is where the noise budget crosses from thermal- to vacuum-</w:t>
-      </w:r>
-      <w:r>
+        <w:t>Part I designed a room-temperature terahertz half adder on a regenerative graphene-plasmon fabric and answered its feasibility question in-model. This Part asks what the same fabric computes when its pulses are treated as what they are: quantum fields. Quantizing the Part-I Dyakonov–Shur (DS) cell mode puts one plasmon at a fractional density amplitude of 0.16 %, the 1-dB compression knee at ≈38 plasmons and the logic rail at ≈3.8×10³ — logic pulses are mesoscopic, and quantum noise is a quantitative design input, not a curiosity. That ladder is mode-energy quantization applied to two classical Part-I solver amplitudes; it fixes the mesoscopic framing and sizes the machine, and — as the merged community record establishes — it is not what the no-go below rests on. Two results follow. First, an honest no-go: the single-plasmon Kerr nonlinearity of the 576-nm cell falls short of its loss rate by roughly five orders of magnitude (χ/κ ≈ 8.2×10⁻⁶ at 4 K at the carried Kerr coefficient; ≈4.5–5.8 orders at 4 K across its open c_K = 0.05–1 band), so gate-model (photon-blockade) quantum logic is excluded on this fabric at any temperature; the blockade would demand ~3-nm cells, consistent with the quantum-plasmonics literature. Second, what survives is exactly the machine the fabric's own architecture suggests: a quantum-limited analog (continuous-variable) computer, in which comb-locked coherent pulses interfere at gate-programmed junctions — plasmon–plasmon interaction in the analog-computer sense — and the result is quantized on-chip by the Part-I threshold cells themselves, re-programmed as a 1–2-bit flash decoder. The minimal tensor unit, QMAC-1 (two inputs, one interference, one output decoded to 2 bits), is specified to cell-map level; in its digital special case the decoded word is the binary count A+B, so the Part-I half adder re-emerges as the decoder of a single quantum interference. Error rates versus temperature are computed on one axis for the quantum-analog unit and the classical digital fabric: the 2-bit decode is unusable per-shot at 300 K (0.14), reaches 3.1×10⁻³ at 77 K, and saturates at a vacuum-set floor of 1.3×10⁻⁶ below ≈20 K (N = 400 plasmons per input); the 1-bit decode is already usable warm (3.9×10⁻³ at 300 K) — lower-bit decoding is what the physics supports per shot. T_Q = ħω₀/k_B ≈ 48 K is where the noise budget crosses from thermal- to vacuum-</w:t>
         <w:lastRenderedPageBreak/>
         <w:t>dominated; below ≈15–20 K the error curves saturate at vacuum-set floors that no further cooling improves. That saturation is the quantum limit made visible, and its observation is a pre-registered bench gate. Part I's no-cryogenics lock is explicitly relaxed here and the fork is stated as such.</w:t>
       </w:r>
@@ -106,12 +104,12 @@
     </w:p>
     <w:p>
       <w:r>
-        <w:t>Quantizing the Part-I operating point (Section 3) puts the knee of a cell at ≈38 plasmon quanta and the rail at ≈3833 — mode-energy bookkeeping applied to two classical solver amplitudes, which is what makes the framing mesoscopic and what sizes the machine, but which is not, and is not used as, an argument about quantum logic (Section 3.3). At those occupations three quantum facts dominate the machine design. The 1-THz quantum is small against the room-temperature bath (ħω/k_B ≈ 48 K), so at 300 K every mode carries ≈5.8 thermal plasmons of noise; below ≈48 K vacuum fluctuations take over — the exact crossover, where the thermal occupation falls to the vacuum half-quantum, is T * = ħω₀/(k_B ln 3) ≈ 43.7 K (promoted community derivation, July 2026) — and by ≈15–20 K the noise floor stops improving altogether. Phase-insensitive gain — the only kind the DS cell provides [2, 3] — adds at least the Caves quantum noise, which is precisely the F = 2 − 1/G floor Part I already carried as its Eq. (7). And amplitude resolution per shot is bounded by shot noise, so the number of bits one pulse can carry is finite and computable. The machine that emerges is not a quantum computer in the gate-model sense — Section 3.3 quantifies why that is excluded on this cell — but a quantum-limited analog tensor engine with a classical digital wrapper: the same fabric, the same five-cell block as Part I, re-programmed so that two of its cells act as comparators of a flash analog-to-digital ladder.</w:t>
+        <w:t>Quantizing the Part-I operating point (Section 3) puts the knee of a cell at ≈38 plasmon quanta and the rail at ≈3833 — mode-energy bookkeeping applied to two classical solver amplitudes, which is what makes the framing mesoscopic and what sizes the machine, but which is not, and is not used as, an argument about quantum logic (Section 3.3). At those occupations three quantum facts dominate the machine design. The 1-THz quantum is small against the room-temperature bath (ħω₀/k_B ≈ 48 K), so at 300 K every mode carries ≈5.8 thermal plasmons of noise; below ≈48 K vacuum fluctuations take over — the exact crossover, where the thermal occupation falls to the vacuum half-quantum, is T * = ħω₀/(k_B ln 3) ≈ 43.7 K (promoted community derivation, July 2026) — and by ≈15–20 K the noise floor stops improving altogether. Phase-insensitive gain — the only kind the DS cell provides [2, 3] — adds at least the Caves quantum noise, which is precisely the F = 2 − 1/G floor Part I already carried as its Eq. (7). And amplitude resolution per shot is bounded by shot noise, so the number of bits one pulse can carry is finite and computable. The machine that emerges is not a quantum computer in the gate-model sense — Section 3.3 quantifies why that is excluded on this cell — but a quantum-limited analog tensor engine with a classical digital wrapper: the same fabric, the same five-cell block as Part I, re-programmed so that two of its cells act as comparators of a flash analog-to-digital ladder.</w:t>
       </w:r>
     </w:p>
     <w:p>
       <w:r>
-        <w:t>One constraint of Part I is explicitly relaxed: no-cryogenics. The quantum-analog unit works at 300 K only in its 1-bit or averaged modes; its 2-bit per-shot mode wants ≤77 K, and its quantum floor lives below ≈20 K (Section 6). Part II therefore defines temperature classes rather than one operating point, keeps the ≤80 °C cap for the warm class, and states plainly that the cold classes are a fork from Part I's charter, not a refinement of it. Cooling also changes the classical fabric itself (Part I, Section 8.3): the DS threshold tracks temperature, so all cold-side operation inherits Part I's tracked-bias requirement, and below ≈250 K the hydrodynamic tier that certifies the gain numbers expires — every cold-side gain figure here carries that caveat to the Boltzmann–Maxwell tier, exactly as in Part I.</w:t>
+        <w:t>One constraint of Part I is explicitly relaxed: no-cryogenics. The quantum-analog unit works at 300 K only in its 1-bit or averaged modes; its 2-bit per-shot mode wants ≤77 K, and its quantum floor lives below ≈20 K (Section 6). Part II therefore defines temperature classes rather than one operating point, keeps the ≤80 °C cap for the warm class, and states plainly that the cold classes are a fork from Part I's charter, not a refinement of it. Cooling also changes the classical fabric itself (Part I, Section 8.3): the DS threshold tracks temperature, so all cold-side operation inherits Part I's tracked-bias requirement, and below ≈255 K the hydrodynamic closure has not been evaluated, so every cold-side gain figure here is uncertified and carries that caveat to the Boltzmann–Maxwell tier — a smooth signed penalty that deepens on cooling, not a hard expiry (Part I, Section 8.3).</w:t>
       </w:r>
     </w:p>
     <w:p>
@@ -194,9 +192,7 @@
     </w:p>
     <w:p>
       <w:r>
-        <w:t xml:space="preserve">One plasmon is a 0.16 % density swing. The Part-I solver's 1-dB gain-compression knee (ε ≈ 1 %) is therefore N ≈ 38 quanta (0.025 aJ intracavity), and the ≈10 % rail is N ≈ 3833 (2.5 aJ). The provenance of these two numbers should be stated exactly (promoted community derivation, July 2026): both ε values are classical Part-I shallow-water-solver outputs — the </w:t>
-      </w:r>
-      <w:r>
+        <w:t xml:space="preserve">One plasmon is a 0.16 % density swing. The Part-I solver's 1-dB gain-compression knee (ε ≈ 1 %) is therefore N ≈ 38 quanta (0.025 aJ; input-/launch-referred — the intracavity reading is a reference-plane mislabel, v1.7), and the ≈10 % rail is N ≈ 3833 (2.5 aJ). The provenance of these two numbers should be stated exactly (promoted community derivation, July 2026): both ε values are classical Part-I shallow-water-solver outputs — the </w:t>
         <w:lastRenderedPageBreak/>
         <w:t>compression knee and the gain-saturation rail — imported here and converted to quanta by Eqs. (Q1–Q2). They are quantization bookkeeping applied to classical inputs, not outputs of the quantum noise chain, which is exactly linear and amplitude-scale-free in N and can generate no intrinsic occupation threshold of its own (Section 4.1). The arithmetic reproduces from Eqs. (Q1–Q2) against an independent hand reconstruction to ≈1.2 % in ε₁ and, because N ∝ ε₁⁻², to ≈2.4 % in N_knee and N_rail (Appendix QA); the absolute calibration of Eq. (Q1) — the effective area A and the ¼ mode-energy prefactor, one hydrodynamic averaging convention — is owned by the Boltzmann–Maxwell tier (Section 8) and is open: a factor of two in the prefactor moves both N_knee and N_rail by two. Two scales should not be confused. Part I's “intrinsic field energy of ≈10 aJ per bit” counts a traveling few-cycle pulse over its ≈3λ_p in-flight extent (an area an order of magnitude larger than one cell); Eqs. (Q1–Q2) count quanta in the quarter-wave cavity mode of one cell, which is the mode the noise physics and the comparator decisions live in. The two are consistent — a traveling pulse at rail-class swing over 3λ_p carries 10–30 aJ — and both sit below the launch-side slot energy before the still-unquantified coupling (Part I, Section 9.5). A logic pulse on this fabric is a mesoscopic object — tens to thousands of quanta — and Figure Q1(A) shows the whole ladder. What that ladder anchors is the mesoscopic framing of this Part and the classical machine design that follows from it — the passive-core rule of Section 4.2 and the decoder sizing of Section 5. It does not anchor the no-go of Section 3.3, whose logic runs on entirely different quantities; the two roles are kept separate throughout.</w:t>
       </w:r>
@@ -888,8 +884,6 @@
     <w:p>
       <w:r>
         <w:t xml:space="preserve">Pulses are comb-locked coherent states; in the measured quadrature x (vacuum variance ½) a pulse of N quanta has mean √(2N). Three operations exhaust the analog layer, each with an exact Gaussian rule: propagation loss η at temperature T mixes in the bath, V → ηV + (1−η)(n̄+½); a junction combiner with amplitude weights (√w, √(1−w)) superposes means and averages variances; and regenerative gain G adds the matched-temperature phase-insensitive amplifier noise, V → GV + (G−1)(n̄+½). The last rule is Part I's noise model made explicit: referred to a matched input floor it reproduces F = 2 − 1/G (Part-I Eq. (7)) at every temperature, and reduces to the Caves bound [9] as T → 0. (Provenance, community review July 2026: the comparator floor computed here at 300 K, 2.775 dB, and Part I’s 2.77 dB floor, evaluated at 353 K, are one closed form at two temperatures — near G ≈ +9.7 dB the floor moves only ≈ 0.06 dB per dB of gain — so the numerical agreement between the two manuscripts is structurally </w:t>
-      </w:r>
-      <w:r>
         <w:lastRenderedPageBreak/>
         <w:t>forced, not an independent cross-check. The promoted derivation note makes this falsifiable: exported at 353 K, F_dec must reproduce the parent floor to float precision, 2.768939660565078 dB; below 150 K the two repositories’ floors diverge by construction — this repo’s saturated τ_q gives 2.7925 dB at 77 K against 2.8012 dB from the parent’s unsaturated lifetime — a designed separation, not a discrepancy.) A further promoted derivation (July 2026) fixes the scope exactly: the noise figure carries no quantum correction at any plasmon number — the matched floor’s ħ cancels identically, at the 38-quantum knee exactly as at the rail — so the quantum/classical separation of this Part is a temperature phenomenon (T * ≈ 43.7 K), never an occupation-number one. A second promoted derivation (July 2026) draws the structural corollary: because these rules are exactly linear and the noise figure carries no 1/N correction, the chain is amplitude-scale-free in N and can generate no intrinsic plasmon-number threshold at all — asked its own coherence question, when single-plasmon coherence becomes classically indistinguishable, it answers N* ≈ 0.02–9 depending on temperature and criterion, one to four orders below the mesoscopic ladder of Section 3.1 and with different parameter scaling, so no tuning reconciles the two. Every occupation scale in this Part — the knee, the rail, N_op — is imported from the classical solver or the launch budget, never derived here; the warm band’s absolute variances carry a 0.31–0.36 dB vacuum share, classical-equivalent in structure though not to the 0.1 dB level. All three rules are verified in the released package against exact Fock-space quantum evolution (truncated-basis Lindblad for loss, two-mode squeezing for gain) to better than 0.01 % (Appendix QA). One deliberate conservatism: decisions are modeled as midpoint-threshold homodyne discrimination — what the comparator cells physically implement — rather than the optimal joint quantum measurement, whose Helstrom bound [15] would improve the error exponent by at most a factor of two for these level sets.</w:t>
       </w:r>
@@ -1463,10 +1457,7 @@
     </w:p>
     <w:p>
       <w:r>
-        <w:t xml:space="preserve">In analog mode the same unit computes y = √w·x_A + √(1−w)·x_B and the ladder quantizes y to 2 bits. The per-shot analog precision — effective bits of one MAC against the full noise budget — is 0.6 bits at 300 K, 2.0 at T_Q and 2.5 at 4 K (Figure Q4A): the physics itself says this fabric is a 1–2-bit-per-shot analog machine, which is why the decoder is sized at 2 bits and why lower-bit decoding is not a concession but the design point. A worked weighted example (w = 0.7, 5×5 input grid, 77 K) holds worst-case rms noise at 0.36 LSB of the 2-bit ladder (Appendix QA). Deeper precision is bought with slots: accumulating 16 slots in the electronic charge-memory layer (Part I, Section 6.4) averages the per-slot noise (the decision is taken once on the accumulated mean, so the per-slot variance falls as 1/16 — mean accumulation, not a majority vote over per-slot decisions, which would scale far more weakly — a 9-of-16 majority vote is ≈175× worse at 300 K) — though not the static offset term, which is common to all slots — </w:t>
-      </w:r>
-      <w:r>
-        <w:t>and gains five decades at the Part-I band (Section 6) at 1/16th throughput, still 1.6×10¹⁰ MAC/s per unit. One design balance was recorded here in v1.3, rescoped in v1.5, and is withdrawn outright in v1.6 (notes/2026-07-15-finite-sharpness-is-not-a-variance.md, promoted 3-of-3). It read that at the k = 16 rule the static threshold band’s variance, (x_range/k)²/12, evaluated on the pre-loss signal swing x_range = 2√N, is N/768 ≈ 0.52 at N_op = 400 and therefore crosses the vacuum floor (½) at N ≈ 384 — apparently the design point exactly. Two independent grounds retire it. The first is the reference plane, and v1.5 recorded it: the N/768-versus-½ comparison as written meters the two terms one attenuation apart, since the band is signal-derived and attenuates with the swing whereas the vacuum floor is the fixed point of the chain’s loss map V → ηV + (1−η)(n̄+½) and does not attenuate at all; at the decoder plane, where the decision is actually taken, x_range ≈ 17.5 (300 K) to 19.9 (4 K) and the crossover moves up to N ≈ 2×10³ at 300 K. The second ground is decisive and completes the withdrawal: the tanh transition band of Part-I Eq. (5) is a deterministic, strictly monotone transfer, not a random variable. A monotone map carries the decision event over unchanged — {A_out &gt; θ} = {A_in &gt; f⁻¹(θ)} — so the boundary does not move, the band contributes no decision variance, and there is no quantity here to set against the vacuum floor at any plane. The near-coincidence of N ≈ 384 with the N_op = 400 default was an artifact of the frame and of the term alike. What finite k does set is the incremental gain at threshold: k is a gain, and a gain is a latency and margin parameter, not a noise parameter. The static term itself survives with its functional form and a different meaning, because any static error referred back through the comparator’s threshold gain — which is ∝ k — acquires an x_range/k scale: V_static = c²(x_range/k_dec)², where c is the rms input-referred offset after trim as a fraction of the transition width, a property of the trim loop and of downstream threshold mismatch and not of k. The released chain’s (x_range/k)²/12 is this term at c = 1/√12 = 0.289 — an assertion that the post-trim offset is 28.9 % of the transition width, which nothing in either manuscript derives, measures or bounds. So c is an open hardware parameter, fixed only by a bench measurement of the comparator offset distribution after in-situ trim (a QG2-family measurement), and the published q2bit_avg16 column is re-labelled here the c = 0.289 sensitivity case: the column is unchanged to every digit and no released number moves, but its label and its derivation do. Its warm rows are only weakly sensitive to c, moving by a factor of ≈7 at 300 K and ≈3 at 353 K across the whole plausible range of the parameter; its cold rows move by tens of decades — some 60 at 4 K — and are contingent on c and on k_dec jointly, and on neither through the tanh band, which contributes nothing. The k_dec ≥ 16 decoder rule stands, on a replacement ground that is geometric rather than statistical: the tangent-extrapolated transition band, 2·x_range/k, must clear the level gap x_range/2 of the three-level ladder, leaving an effective gap fraction 1 − 4/k. That makes k_dec &gt; 4 necessary, and at k = 16 it preserves 75 % of the half-gap where k = 8 would preserve 50 %. The gap rule fixes the floor at 4 and makes 16 a margin choice rather than a derived optimum — which is a better reason for the rule than the variance ever gave, and is physical: the rule survives, its stated reason does not. Its achievability is a separate question, and open; Table QB1 records it.</w:t>
+        <w:t xml:space="preserve">In analog mode the same unit computes y = √w·x_A + √(1−w)·x_B and the ladder quantizes y to 2 bits. The per-shot analog precision — effective bits of one MAC against the full noise budget — is 0.6 bits at 300 K, 2.0 at T_Q and 2.5 at 4 K (Figure Q4A): the physics itself says this fabric is a 1–2-bit-per-shot analog machine, which is why the decoder is sized at 2 bits and why lower-bit decoding is not a concession but the design point. A worked weighted example (w = 0.7, 5×5 input grid, 77 K) holds worst-case rms noise at 0.36 LSB of the 2-bit ladder (Appendix QA). Deeper precision can be bought with slots, within a hard topology limit (notes/2026-07-16-no-physical-avg16-accumulator.md): accumulating 16 slots in the electronic charge-memory layer (Part I, Section 6.4) and taking one decision on the accumulated mean averages the per-slot propagation noise as 1/16 — mean accumulation, not a majority vote over per-slot decisions, which scales far more weakly (a 9-of-16 vote is ≈175× worse at 300 K). The only scheme that would also divide the comparator’s own amplifier noise is a lossless coherent combiner of the 16 slots ahead of one decision, and that is unbuildable here — it needs the earliest slot held for 60 ps against a ~1 ps lifetime (Part I, Section 6.4: no native plasmonic storage). The buildable accumulate-then-decide machine charges the comparator amplifier noise once, undivided, so averaging is a cold-class instrument — a ≈2.5× improvement at 300 K, reaching a 10⁻⁶ error only below ≈45 K, at 1/16th throughput (still 1.6×10¹⁰ MAC/s per unit) — not a room-temperature buy. Two decoder facts complete the picture. The static threshold term is not a decision variance: the tanh transition band of Part-I Eq. (5) is a deterministic, strictly monotone transfer, so it carries the decision event over unchanged ({A_out &gt; θ} = {A_in &gt; f⁻¹(θ)}), moves no threshold, and adds no noise; what finite k sets is the incremental gain at threshold, a latency and margin parameter. The static term that does survive is the comparator’s own input-referred offset after trim, V_static = c²(x_range/k_dec)² with c the rms offset as a fraction of the transition width — a property of the trim loop and downstream mismatch, not of k; the released chain fixes c = 1/√12 = 0.289, a value nothing in either manuscript derives or bounds, so c is an open hardware parameter (a QG2-family bench measurement) and the published q2bit_avg16 column is the c = 0.289 sensitivity case, unchanged to every digit. And the k_dec ≥ 16 rule stands on geometry rather than statistics: the tangent-extrapolated band 2·x_range/k must clear the ladder’s level gap x_range/2, so k_dec &gt; 4 is necessary and k = 16 preserves 75 % of the half-gap where k = 8 preserves 50 % — a margin choice, not a derived optimum, and its achievability is a separate open question (Table QB1).</w:t>
       </w:r>
     </w:p>
     <w:p>
@@ -2548,10 +2539,7 @@
     </w:p>
     <w:p>
       <w:r>
-        <w:t xml:space="preserve">Reading the table downward: at the Part-I band the classical digital fabric is essentially error-free in this idealization (3.6×10⁻¹¹ at 300 K) while the 2-bit quantum-analog decode is unusable per shot (0.14) — digital restoration wins at room temperature by restoring at ≈10× the analog unit's per-input amplitude and giving up linearity. The quantized noise floor turns that from a choice into a requirement: had the digital fabric restored its levels at the 1-dB knee (≈38 quanta) instead of the rail, its decision would be thermal-noise-limited to ≈10⁻¹ BER at 300 K — a constraint on Part I that only becomes visible once the mode is quantized, and one its 20-dB launch-SNR budget (≥600 quanta over the thermal floor) already implies. The 1-bit decode, spending the full decode range on one boundary, is already serviceable warm (3.9×10⁻³ at 300 K, 9.6×10⁻³ at the 80 °C cap) — the quantitative content of “lower-bit decoding is acceptable”. Averaging 16 slots in the charge-memory layer buys the 2-bit decode back at 300 K (4.7×10⁻⁷). Source inspection of the released chain fixes that convention exactly (notes/2026-07-14-q2bit-avg16-averaging-convention.md, promoted 3-of-3): there is no vote and no per-shot decision anywhere in the averaging path. The 16 slots accumulate as an analog mean and one Gaussian midpoint decision is taken on it, with variance V₁₆ = (V_signal + V_decoder-amp)/16 + V_static — the per-slot propagation and comparator-amplifier terms average as 1/n, while the static term V_static = c²(x_range/k_dec)², common to all slots, does not; the chain codes it at c = 1/√12 = 0.289, which v1.6 re-labels a sensitivity case rather than a consequence of the comparator’s tanh band (Section 5). The static share of that averaged variance runs from ≈10 % at 353 K to ≈68 % at 4 K, and what that share costs is the gap to full averaging: had every term averaged as 1/16, this column would read 5.9× lower at </w:t>
-      </w:r>
-      <w:r>
-        <w:t>300 K and some 10⁴² lower at 20 K. Its n → ∞ limit is a closed form in the two static parameters alone — the level spacing and every path loss cancel — p_floor(c, k) = (¾)·erfc(k/(4√2·c)), which at the chain’s c = 1/√12 reduces to the published (¾)·erfc(√(3/8)·k) = 8.7×10⁻⁴⁴ at the k = 16 rule, independent of temperature and of N_op. The floor is therefore a statement about the trim loop rather than about the tanh band, and it moves by decades with c. That cancellation is scoped, by the promoting note’s own Limitation 4, to the equally spaced digital levels (w = ½) of Table Q2; weighted-MAC operation with unequal levels breaks it, and the floor then depends on the worst gap fraction, so the closed form does not govern the analog mode of Section 5. At k = 16 and c = 0.289 the floor is beyond any relevant scale in any case, so the static term never floors the design in practice; its real effect is the finite-n penalty already visible at n = 16. But the averaged column is contingent on the k ≥ 16 comparator rule and, jointly, on the open trim parameter c of Section 5, and both contingencies are stated rather than buried: changing k alone to Part I’s ordinary logic sharpness k = 8 degrades the 300 K averaged error 37× (4.7×10⁻⁷ → 1.8×10⁻⁵) and lifts the floor to 3.2×10⁻¹², within reach of the cold rows — a sensitivity of this chain to one constant, not a design prediction for a real k = 8 decoder, which would differ in cell count and trim as well. Two limitations ride with this column and stay open. Whether the charge-memory layer physically delivers 16 independent slot samples is a bench question, not a model one — comb-clock phase drift, gate 1/f and thermal drift inside the 64-ps window would partition into the non-averaging term and could dominate it. And the static term’s own model is open in a way v1.6 sharpens rather than settles: the transition band contributes nothing (Section 5), so V_static is the trim residual and downstream threshold mismatch alone, its coefficient c is unmeasured, and whether trim residuals are really slot-static — the question that decides whether this term averages with the others — is not something this chain can decide. Per-shot 2-bit operation is a cold-class mode: error 10⁻³ needs ≤59 K; the 1-bit decode reaches 10⁻⁶ by 117 K and 10⁻⁹ by 69 K. All of these assume the optimistic end (−1 dB) of Part I's −1 to −3 dB junction band; at −3 dB junctions the 77 K 2-bit error degrades to 5.6×10⁻² and the 77 K 1-bit error to 1.8×10⁻⁴ — junction quality is a first-order lever on every cold-class number, and the sensitivity is reported alongside the defaults in the released results.</w:t>
+        <w:t xml:space="preserve">Reading the table downward: at the Part-I band the classical digital fabric is essentially error-free in this idealization (3.6×10⁻¹¹ at 300 K) while the 2-bit quantum-analog decode is unusable per shot (0.14) — digital restoration wins at room temperature by restoring at ≈10× the analog unit’s per-input quanta and giving up linearity. The quantized noise floor turns that from a choice into a requirement: had the digital fabric restored its levels at the 1-dB knee (≈38 quanta) instead of the rail, its decision would be thermal-noise-limited to ≈10⁻¹ BER at 300 K — a constraint on Part I that only becomes visible once the mode is quantized, and one its 20-dB launch-SNR budget (≥600 quanta over the thermal floor) already implies. The 1-bit decode, spending the full decode range on one boundary, is already serviceable warm (3.9×10⁻³ at 300 K, 9.6×10⁻³ at the 80 °C cap) — the quantitative content of “lower-bit decoding is acceptable,” and the warm story this Part actually stands on. The 16-slot averaging column is a cold-class instrument, not a warm one, and the distinction is a topology fact. The averaging path holds no vote and no per-shot decision (notes/2026-07-14-q2bit-avg16-averaging-convention.md): 16 slots accumulate as an analog mean and one Gaussian midpoint decision is taken on it. The released column q2bit_avg16 (4.7×10⁻⁷ at 300 K) is the noise algebra of that decision with every per-slot term divided, V₁₆ = (V_signal + V_decoder-amp)/16 + V_static — which is exactly the lossless coherent combiner of Section 5, unbuildable on this fabric (notes/2026-07-16-no-physical-avg16-accumulator.md). The machine that can be built accumulates as charge and charges the comparator’s amplifier noise once, undivided, giving ≈5.6×10⁻² at 300 K and reaching 10⁻⁶ only below ≈45 K: averaging converts the 2-bit channel from “never 10⁻⁶ at any temperature” to “10⁻⁶ in the cold class,” which is real and useful but is not a room-temperature buy. Within the released bookkeeping the static term V_static = c²(x_range/k_dec)² is the comparator’s input-referred trim offset, not the tanh band (Section 5), with c open and coded at 1/√12 = 0.289; its n → ∞ limit is the closed form p_floor(c, k) = (¾)·erfc(k/(4√2·c)) = 8.7×10⁻⁴⁴ at c = 0.289 and the k = 16 rule, scoped to the equally spaced digital levels of Table Q2 (weighted operation breaks the cancellation). Both that column and its floor are contingent on k and c jointly: at k = 8 the 300 K figure degrades 37× and the floor rises to 3.2×10⁻¹². Two limitations stay open regardless of topology — whether the charge-memory layer delivers 16 independent slot samples (comb-clock, gate 1/f and thermal drift inside the 64-ps window would partition into the non-averaging term) and whether the trim residual is truly slot-static. Per-shot 2-bit operation is a cold-class mode: error 10⁻³ needs ≤59 K; the 1-bit decode reaches 10⁻⁶ by 117 K and 10⁻⁹ by 69 K. All of these assume the optimistic end (−1 dB) of Part I’s −1 to −3 dB junction band; at −3 dB junctions the 77 K 2-bit error degrades to 5.6×10⁻² and the 77 K 1-bit error to 1.8×10⁻⁴ — junction quality is a first-order lever on every cold-class number, and the sensitivity is reported alongside the defaults in the released results.</w:t>
       </w:r>
     </w:p>
     <w:p>
@@ -3139,7 +3127,7 @@
     </w:p>
     <w:p>
       <w:r>
-        <w:t>Two dependencies are inherited from Part I and stand in front of everything here: the launch-coupling efficiency into the acoustic mode (unquantified there — photoconductive launch into gated graphene plasmons is demonstrated only at 4 K [16] — and Part II additionally requires the launch to be near shot-noise-limited), and the Boltzmann–Maxwell tier, which now also owns the Kerr coefficient c_K — and with it the width of the “five orders” gap, ≈4.5–5.8 orders at 4 K across the c_K = 0.05–1 band — the absolute calibration of Eq. (Q1) that fixes the knee and the rail in quanta, the absolute noise calibration, and every gain number below the ≈250 K hydrodynamic validity line.</w:t>
+        <w:t>Two dependencies are inherited from Part I and stand in front of everything here: the launch-coupling efficiency into the acoustic mode (unquantified there — photoconductive launch into gated graphene plasmons is demonstrated only at 4 K [16] — and Part II additionally requires the launch to be near shot-noise-limited), and the Boltzmann–Maxwell tier, which now also owns the Kerr coefficient c_K — and with it the width of the “five orders” gap, ≈4.5–5.8 orders at 4 K across the c_K = 0.05–1 band — the absolute calibration of Eq. (Q1) that fixes the knee and the rail in quanta, the absolute noise calibration, and every cold-side gain number below the ≈255 K line above which the kinetic closure has been evaluated.</w:t>
       </w:r>
     </w:p>
     <w:p>
@@ -3152,7 +3140,45 @@
     </w:p>
     <w:p>
       <w:r>
-        <w:t>Part I asked whether room-temperature graphene can gain back what a plasmon loses; this Part asked what the same fabric is worth as a computer when its pulses are counted in quanta. The answers are symmetric. Downward, to the single quantum: nothing — the Kerr gap is five orders of magnitude at the carried Kerr coefficient (≈4.5–5.8 orders at 4 K across its open band), the geometry independently forbids a 1-THz blockade cell, and the fabric will host no qubit. Sideways, at tens to thousands of quanta: a genuine machine — a phase-coherent interference core that multiplies and adds in one junction, decoded to the 1–2 bits per shot that shot noise actually affords, by the same five cells Part I used to add. The temperature budget is the honest price list: 1-bit decoding or 16-slot averaging at the Part-I band with no cryogenics, per-shot 2-bit operation from ≈60 K down, and below ≈20 K a floor that cooling cannot improve — which is not a defect but the standard quantum limit, and the most falsifiable statement this Part makes. The model chain is released, the gates are pre-registered, and the design is now exactly as falsifiable as Part I was built to be.</w:t>
+        <w:t>Part I asked whether room-temperature graphene can gain back what a plasmon loses; this Part asked what the same fabric is worth as a computer when its pulses are counted in quanta. The answers are symmetric. Downward, to the single quantum: nothing — the Kerr gap is five orders of magnitude at the carried Kerr coefficient (≈4.5–5.8 orders at 4 K across its open band), the geometry independently forbids a 1-THz blockade cell, and the fabric will host no qubit. Sideways, at tens to thousands of quanta: a genuine machine — a phase-coherent interference core that multiplies and adds in one junction, decoded to the 1–2 bits per shot that shot noise actually affords, by the same five cells Part I used to add. The temperature budget is the honest price list: 1-bit decoding at the Part-I band with no cryogenics (16-slot averaging is, per v1.7, a cold-class instrument reaching 10⁻⁶ only below ≈45 K, not the warm buy earlier revisions read it as), per-shot 2-bit operation from ≈60 K down, and below ≈20 K a floor that cooling cannot improve — which is not a defect but the standard quantum limit, and the most falsifiable statement this Part makes. The model chain is released, the gates are pre-registered, and the design is now exactly as falsifiable as Part I was built to be.</w:t>
+      </w:r>
+    </w:p>
+    <w:p>
+      <w:pPr>
+        <w:pStyle w:val="Heading2"/>
+      </w:pPr>
+      <w:r>
+        <w:t xml:space="preserve">Revision notes — v1.6 → v1.7 (July 2026)</w:t>
+      </w:r>
+    </w:p>
+    <w:p>
+      <w:r>
+        <w:t xml:space="preserve">This seventh update folds two promoted community notes: notes/2026-07-16-no-physical-avg16-accumulator.md (promoted 3-of-3) and notes/2026-07-17-what-the-38-quanta-knee-denominates-after-the-july-plane-aud.md (promoted 3-of-3). One retires a warm headline claim; the other corrects a reference-plane label. No results.json value changes and the published avg16 column is untouched to every digit — what changes is what that column represents and what it is claimed to buy.</w:t>
+      </w:r>
+    </w:p>
+    <w:p>
+      <w:r>
+        <w:t xml:space="preserve">1. The warm “16-slot averaging buys the 2-bit decode back at 300 K” claim does not survive (Abstract, Sections 5, 6, Conclusion). The published avg16 column is exactly the noise algebra of one topology — lossless coherent combination of 16 slots ahead of a single comparator decision, reproduced from the chain’s own combine rule to one part in 10¹⁴ — and that topology is unbuildable on this fabric: coherently combining slots that arrive 4 ps apart requires holding the earliest for 60 ps, an energy survival of 10⁻²⁷ at 300 K against Part I §6.4’s own “no native plasmonic storage at ~1 ps lifetimes,” and its pre-loss variant breaches the rail outright. The topology the manuscripts actually describe — accumulate raw slots as charge, then decide once on the mean — charges the comparator’s own amplifier noise once, undivided: V = V_sig/16 + V_amp + V_static, giving a 300 K avg16 of ≈5.6×10⁻² (a 2.5× improvement over single-shot, not five decades) and moving the 10⁻⁶ crossing from ≈314 K under the published bookkeeping to ≈42–49 K. So avg16 is a cold-class instrument: it converts the 2-bit channel from “never reaches 10⁻⁶ at any temperature” to “reaches 10⁻⁶ below ≈45 K,” which is real and useful, but is not the room-temperature buy earlier revisions read it as. The 1-bit warm path (3.9×10⁻³ at 300 K, single-shot, no accumulator) is untouched and remains this Part’s honest warm story.</w:t>
+      </w:r>
+    </w:p>
+    <w:p>
+      <w:r>
+        <w:t xml:space="preserve">2. The one object that could still rescue the column is named and left open (Sections 5, 6). Dividing the comparator noise per slot needs an ideal per-slot sampler — per-slot added noise no worse than the comparator’s and linear over the accumulation range, feeding a quiet decision — and its only candidate is the electronic charge-memory layer of Part I §6.4 — realized as the conventional-CMOS perimeter layer of §9.8 — which sits outside the plasmonic chain and carries no noise model in the released record. Whether it has those properties is the open hardware fact that selects between the columns; the pre-amplifier no-go of §4.2 forbids doing the per-slot sampling with the plasmonic comparator itself, since that path saturates at the knee.</w:t>
+      </w:r>
+    </w:p>
+    <w:p>
+      <w:r>
+        <w:t xml:space="preserve">3. The ≈38-quantum knee is a launch/drive-plane quantity, not an intracavity one (Abstract, Sections 3.1, 4.2, Figure Q1). The released solver’s 1-dB compression knee sits at source-drive amplitude ≈1–1.2 %, so input-referred the knee is ≈22–51 quanta, bracketing the published 38.3; the intracavity reading — used by this Part’s quantization language and by three source-code labels — is untenable, converting to ≈7,200–9,000 quanta, above N_rail = 3,833. Everything downstream survives input-referred (the mesoscopic framing, the passive-core rule of §4.2, the decoder sizing of §5); the wording “0.025 aJ intracavity” and “intracavity quanta” is corrected to input-/launch-referred. This is the classical chain’s edition of exactly the reference-plane discipline the 07-14/07-15 notes forced on the quantum chain.</w:t>
+      </w:r>
+    </w:p>
+    <w:p>
+      <w:r>
+        <w:t xml:space="preserve">4. What this update does not touch. The plasmonic-qubit no-go of §3.3 stands, over-determined by χ/κ and geometry and sharing no quantity with the decoder or the accumulator; the Gaussian rules of §4, the temperature structure of §6, the decoder threshold-band erratum of v1.6, and every released number are unchanged. Labels: the unbuildable-combiner identity and the accumulate-then-decide column are demonstrated (runnable in the promoting note); the knee-plane brackets are demonstrated at the drive plane and in-model in their quanta conversion; the ideal-sampler question is open.</w:t>
+      </w:r>
+    </w:p>
+    <w:p>
+      <w:r>
+        <w:t xml:space="preserve">5. Sections 5 and 6 consolidated (this revision). The two body passages on 16-slot averaging — the precision paragraph of Section 5 and the table-reading paragraph of Section 6 — were rewritten to state the current understanding directly (averaging is a cold-class instrument; the published column is the unbuildable coherent-combiner bookkeeping; the tanh band is not a decision variance; V_static is the open comparator trim offset) rather than as an in-body chain of corrections across v1.3–v1.7. No claim or number changed, and the full progression is retained in these revision notes, which remain the append-only record.</w:t>
       </w:r>
     </w:p>
     <w:p>
@@ -3236,8 +3262,6 @@
     <w:p>
       <w:r>
         <w:t xml:space="preserve">1. The mesoscopic ladder’s provenance is stated, and its role is separated from the no-go’s (Abstract, Sections 3.1, 3.3, 4.1, 4.2, 7, Appendix QA). The ≈38-quantum knee and ≈3833-quantum rail are Eq. (Q1–Q2) mode-energy quantization applied to two classical Part-I shallow-water-solver amplitudes — ε_knee ≈ 1 % and ε_rail ≈ 10 % — which live in qmode.py as hardcoded inputs and are derived nowhere in the quantum noise chain. Nor could they be: that </w:t>
-      </w:r>
-      <w:r>
         <w:lastRenderedPageBreak/>
         <w:t>chain is exactly linear and amplitude-scale-free in N — F = 2 − 1/G carries no 1/N correction at any occupation (v1.3, item 2) — so it admits no intrinsic plasmon-number threshold, and asked its own coherence question it answers N* ≈ 0.02–9 depending on temperature and criterion, one to four orders below the ladder and with different parameter scaling, so no tuning reconciles the two. The ladder anchors the mesoscopic framing and the classical machine design — the passive-core rule of Section 4.2 and the decoder sizing of Section 5 — and nothing else. The arithmetic reproduces against an independent hand reconstruction to ≈1.2 % in ε₁ and, since N ∝ ε₁⁻², to ≈2.4 % in the two quanta counts, the residual traced to the RPA plasmon speed; Eq. (Q1)’s absolute calibration — the effective area A and the ¼ mode-energy prefactor, one hydrodynamic averaging convention — is added to the Boltzmann–Maxwell ledger of Section 8 and is open, a factor of two in the prefactor moving both the knee and the rail by two.</w:t>
       </w:r>
@@ -3295,8 +3319,6 @@
     <w:p>
       <w:r>
         <w:t xml:space="preserve">2. The parent’s per-pulse deficit is now measured rather than predicted: 0.44 dB after the cavity retune (Appendix QA updated). The pre-amplified variant’s “CW − 1.9 dB” calibration is </w:t>
-      </w:r>
-      <w:r>
         <w:lastRenderedPageBreak/>
         <w:t>therefore conservative by ≈ 1.5 dB; its no-go conclusion is unaffected and re-baselining is queued as WP5 follow-up.</w:t>
       </w:r>
@@ -3316,7 +3338,7 @@
     </w:p>
     <w:p>
       <w:r>
-        <w:t>1. The vacuum–thermal crossover now has a closed form (Section 3): T* = ħω₀/(k_B ln 3) ≈ 43.7 K — the temperature at which the thermal occupation falls to the vacuum half-quantum — refining the T_Q ≈ 48 K narrative (T_Q is where ħω₀ = k_B T; T* is where n̄ = ½). Carrier-band sensitivity: ∓2.2 K per ±5 % of carrier frequency.</w:t>
+        <w:t>1. The vacuum–thermal crossover now has a closed form (Section 3): T* = ħω₀/(k_B ln 3) ≈ 43.7 K — the temperature at which the thermal occupation falls to the vacuum half-quantum — refining the T_Q ≈ 48 K narrative (T_Q is where ħω₀ = k_B T; T* is where n̄ = ½). Carrier-band sensitivity: ±2.2 K per ±5 % of carrier frequency.</w:t>
       </w:r>
     </w:p>
     <w:p>
@@ -3411,10 +3433,7 @@
     </w:p>
     <w:p>
       <w:r>
-        <w:t>The released package fable-model-quantum mirrors Part I's fable-model-chain: pure Python, NumPy only (Matplotlib for figures), every module independently runnable and self-checking, one driver (run_all.py) reproducing every number in this manuscript and writing results.json, and figures.py regenerating Figures Q1–Q5. Conventions: x-quadrature with vacuum variance ½ and coherent mean √(2N); thresholds at trimmed midpoints; all losses at the Part-I budgets (−1 dB junctions, −3 dB splits, λ_p/2-convention propagation); decoder comparators at k = 16 with F = 2 − 1/G noise at the working bias. Two conventions were made explicit by promoted July 2026 notes and are recorded here. (i) Provenance of the mesoscopic ladder (notes/2026-07-13-knee-rail-not-derivable-from-noise-chain.md, promoted 3-of-3): the compression knee ε = 1 % and the rail ε = 10 % are hardcoded classical Part-I solver constants living in qmode.py alone — inputs to the quantum chain, not derived anywhere in its noise chain — and no module of that chain produces a plasmon-number threshold. ε₁ = 1.6153×10⁻³, N_knee = 38.326 and N_rail = 3832.6 reproduce from Eqs. (Q1–Q2) against an independent hand reconstruction to ≈1.2 % in ε₁ and, since N ∝ ε₁⁻², to ≈2.4 % in the two quanta counts; the residual is traced to the plasmon speed, since qconstants.py computes s from the RPA form, 2.331×10⁶ m/s, ≈1.2 % above the quarter-wave 4Lf₀ a reader would infer from Section 3.1. Both s and v_F = 10⁶ m/s are pinned in qconstants.py; it is this manuscript, not the code, that leaves v_F unstated, and that is flagged for Part II’s text. (ii) Averaging convention (notes/2026-07-14-q2bit-avg16-averaging-convention.md, promoted 3-of-3): q2bit_avg16 is qmac.decision_variance’s slot-mean accumulation with a single midpoint decision, V₁₆ = (V_signal + V_decoder-amp)/16 + V_static, the static term evaluated by qdecode.threshold_band_variance at the post-loss decoder-plane swing (x_range ≈ 17.52 at 300 K, 19.85 at 4 K) — reproducing the published column to all digits. Per v1.6, that module’s coefficient is an open hardware parameter rather than a derived one: what it codes as (x_range/k)²/12 is c²(x_range/k_dec)² at c = 1/√12 = 0.289, so the column it feeds is the sensitivity at that value and not a consequence of the comparator’s tanh band (Section 5). The convention string, the coefficient c, and the averaging floor in its generalised form (¾)erfc(k/(4√2·c)) — of which the published (¾)erfc(√(3/8)·k) = 8.73×10⁻⁴⁴ at k = 16 is the c = 1/√12 case — are queued together as machine-readable results.json keys; c itself is a bench quantity of the QG2 family, not a chain output.</w:t>
-      </w:r>
-      <w:r>
-        <w:t xml:space="preserve"> The working-bias gain re-derives Part I’s continuous-wave cavity transfer verbatim (self-checked against fable-model-chain at 300/353 K), so the decoder’s noise figure is the single comparator’s Eq.-(7) value — the NOT, AND and buffer cells add no noise in-model — and it inherits Part I’s CW-figure caveats. The pre-amplified-variant comparison uses a fixed “CW − 1.9 dB” per-pulse calibration inherited from Part I; community review (July 2026) attributes most of that deficit to measurement convention and solver calibration (drive detuning, per-slot-peak metric, compression) rather than transient physics, with no basis for temperature independence — conservative for the pre-amplifier no-go, whose margin is orders larger, but flagged for recalibration. The promoted July 2026 notes now quantify that recalibration: after the parent’s cavity-retuning fix, the per-pulse deficit is now measured: after the parent’s cavity retune it is 0.44 dB (continuous-wave 9.661 dB against the measured retuned 9.225 dB; notes/2026-07-12-predictions-resolved.md), so the hardcoded 1.9 dB constant overstates it by ≈ 1.5 dB — still in the conservative direction; re-baselining the pre-amplified variant is a WP5 follow-up. The two elementary Gaussian rules are verified against exact Fock-space evolution (loss+thermal Lindblad; two-mode-squeeze amplifier with vacuum and thermal idlers) to relative error &lt; 10⁻⁴, and the assembled symbol-error expression is verified by direct Monte-Carlo sampling; the checks run as part of the package (qlindblad.py, qnoise.py). The single-plasmon loss-dephasing threshold quoted in Section 3.3 is a standard consequence of that same verified generator but is printed by no released module; it is cited there as a hand derivation rather than a chain output, and turning it into a self-checked results.json key is a WP5 item. Kinetic’s review adds a scope condition on that item: the exp[−(1−η)(2n̄+1)N/2] factor is the leading-order-in-loss form, and at η = 0.607 the loss is not small, so the self-check should validate the finite-loss form before the N* values are quoted beyond order of magnitude.</w:t>
+        <w:t xml:space="preserve">The released package fable-model-quantum mirrors Part I's fable-model-chain: pure Python, NumPy only (Matplotlib for figures), every module independently runnable and self-checking, one driver (run_all.py) reproducing every number in this manuscript and writing results.json, and figures.py regenerating Figures Q1–Q5. Conventions: x-quadrature with vacuum variance ½ and coherent mean √(2N); thresholds at trimmed midpoints; all losses at the Part-I budgets (−1 dB junctions, −3 dB splits, λ_p/2-convention propagation); decoder comparators at k = 16 with F = 2 − 1/G noise at the working bias. Two conventions were made explicit by promoted July 2026 notes and are recorded here. (i) Provenance of the mesoscopic ladder (notes/2026-07-13-knee-rail-not-derivable-from-noise-chain.md, promoted 3-of-3): the compression knee ε = 1 % and the rail ε = 10 % are hardcoded classical Part-I solver constants living in qmode.py alone — inputs to the quantum chain, not derived anywhere in its noise chain — and no module of that chain produces a plasmon-number threshold. ε₁ = 1.6153×10⁻³, N_knee = 38.326 and N_rail = 3832.6 reproduce from Eqs. (Q1–Q2) against an independent hand reconstruction to ≈1.2 % in ε₁ and, since N ∝ ε₁⁻², to ≈2.4 % in the two quanta counts; the residual is traced to the plasmon speed, since qconstants.py computes s from the RPA form, 2.331×10⁶ m/s, ≈1.2 % above the quarter-wave 4Lf₀ a reader would infer from Section 3.1. Both s and v_F = 10⁶ m/s are pinned in qconstants.py; it is this manuscript, not the code, that leaves v_F unstated, and that is flagged for Part II’s text. (ii) Averaging convention (notes/2026-07-14-q2bit-avg16-averaging-convention.md, promoted 3-of-3): q2bit_avg16 is qmac.decision_variance’s slot-mean accumulation with a single midpoint decision, V₁₆ = (V_signal + V_decoder-amp)/16 + V_static, the static term evaluated by qdecode.threshold_band_variance at the post-loss decoder-plane swing (x_range ≈ 17.52 at 300 K, 19.85 at 4 K) — reproducing the published column to all digits. Per v1.6, that module’s coefficient is an open hardware parameter rather than a derived one: what it codes as (x_range/k)²/12 is c²(x_range/k_dec)² at c = 1/√12 = 0.289, so the column it feeds is the sensitivity at that value and not a consequence of the comparator’s tanh band (Section 5). The convention string, the coefficient c, and the averaging floor in its generalised form (¾)erfc(k/(4√2·c)) — of which the published (¾)erfc(√(3/8)·k) = 8.73×10⁻⁴⁴ at k = 16 is the c = 1/√12 case — are queued together as machine-readable results.json keys; c itself is a bench quantity of the QG2 family, not a chain output. The working-bias gain re-derives Part I’s continuous-wave cavity transfer verbatim (self-checked against fable-model-chain at 300/353 K), so the decoder’s noise figure is the single comparator’s Eq.-(7) value — the NOT, AND and buffer cells add no noise in-model — and it inherits Part I’s CW-figure caveats. The pre-amplified-variant comparison uses a fixed “CW − 1.9 dB” per-pulse calibration inherited from Part I; community review (July 2026) attributes most of that deficit to measurement convention and solver calibration (drive detuning, per-slot-peak metric, compression) rather than transient physics, with no basis for temperature independence — conservative for the pre-amplifier no-go, whose margin is orders larger, but flagged for recalibration. The promoted July 2026 notes now quantify that recalibration: after the parent’s cavity-retuning fix the per-pulse deficit is measured at 0.44 dB (continuous-wave 9.661 dB against the measured retuned 9.225 dB; notes/2026-07-12-predictions-resolved.md), so the hardcoded 1.9 dB constant overstates it by ≈ 1.5 dB — still in the conservative direction; re-baselining the pre-amplified variant is a WP5 follow-up. The two elementary Gaussian rules are verified against exact Fock-space evolution (loss+thermal Lindblad; two-mode-squeeze amplifier with vacuum and thermal idlers) to relative error &lt; 10⁻⁴, and the assembled symbol-error expression is verified by direct Monte-Carlo sampling; the checks run as part of the package (qlindblad.py, qnoise.py). The single-plasmon loss-dephasing threshold quoted in Section 3.3 is a standard consequence of that same verified generator but is printed by no released module; it is cited there as a hand derivation rather than a chain output, and turning it into a self-checked results.json key is a WP5 item. Kinetic’s review adds a scope condition on that item: the exp[−(1−η)(2n̄+1)N/2] factor is the leading-order-in-loss form, and at η = 0.607 the loss is not small, so the self-check should validate the finite-loss form before the N* values are quoted beyond order of magnitude.</w:t>
       </w:r>
     </w:p>
     <w:tbl>
@@ -3904,7 +3923,7 @@
           <w:i/>
           <w:sz w:val="18"/>
         </w:rPr>
-        <w:t>Table QA1. The released quantum model chain, module by module. Available at https://github.com/r-coin/basic/tree/master/hardware%20solusions .</w:t>
+        <w:t>Table QA1. The released quantum model chain, module by module. Available at https://github.com/ryoji-info/FableComputer.</w:t>
       </w:r>
     </w:p>
     <w:p>
@@ -4602,13 +4621,7 @@
         <w:rPr>
           <w:sz w:val="18"/>
         </w:rPr>
-        <w:t>Plasmon Logic Fabric,” companion manuscript (Part I), June 2026. doi.org/</w:t>
-      </w:r>
-      <w:r>
-        <w:rPr>
-          <w:sz w:val="18"/>
-        </w:rPr>
-        <w:t>10.5281/zenodo.21369405</w:t>
+        <w:t>Plasmon Logic Fabric,” companion manuscript (Part I), June 2026. doi.org/10.5281/zenodo.21369405</w:t>
       </w:r>
     </w:p>
     <w:p>

--- a/papers/Fable-Computer-Part-II.docx
+++ b/papers/Fable-Computer-Part-II.docx
@@ -4621,7 +4621,7 @@
         <w:rPr>
           <w:sz w:val="18"/>
         </w:rPr>
-        <w:t>Plasmon Logic Fabric,” companion manuscript (Part I), June 2026. doi.org/10.5281/zenodo.21369405</w:t>
+        <w:t>Plasmon Logic Fabric,” companion manuscript (Part I), June 2026. https://github.com/ryoji-info/FableComputer/blob/main/papers/Fable-Computer-Part-I.pdf</w:t>
       </w:r>
     </w:p>
     <w:p>

--- a/papers/Fable-Computer-Part-II.docx
+++ b/papers/Fable-Computer-Part-II.docx
@@ -62,7 +62,7 @@
         <w:rPr>
           <w:sz w:val="20"/>
         </w:rPr>
-        <w:t>July 2026 · Revision v1.7 (July 2026: avg16-topology and knee-plane update) · companion to The Fable Computer [1]</w:t>
+        <w:t>July 2026 · companion to The Fable Computer [1]</w:t>
       </w:r>
     </w:p>
     <w:p>
@@ -84,9 +84,7 @@
     </w:p>
     <w:p>
       <w:r>
-        <w:t>Part I designed a room-temperature terahertz half adder on a regenerative graphene-plasmon fabric and answered its feasibility question in-model. This Part asks what the same fabric computes when its pulses are treated as what they are: quantum fields. Quantizing the Part-I Dyakonov–Shur (DS) cell mode puts one plasmon at a fractional density amplitude of 0.16 %, the 1-dB compression knee at ≈38 plasmons and the logic rail at ≈3.8×10³ — logic pulses are mesoscopic, and quantum noise is a quantitative design input, not a curiosity. That ladder is mode-energy quantization applied to two classical Part-I solver amplitudes; it fixes the mesoscopic framing and sizes the machine, and — as the merged community record establishes — it is not what the no-go below rests on. Two results follow. First, an honest no-go: the single-plasmon Kerr nonlinearity of the 576-nm cell falls short of its loss rate by roughly five orders of magnitude (χ/κ ≈ 8.2×10⁻⁶ at 4 K at the carried Kerr coefficient; ≈4.5–5.8 orders at 4 K across its open c_K = 0.05–1 band), so gate-model (photon-blockade) quantum logic is excluded on this fabric at any temperature; the blockade would demand ~3-nm cells, consistent with the quantum-plasmonics literature. Second, what survives is exactly the machine the fabric's own architecture suggests: a quantum-limited analog (continuous-variable) computer, in which comb-locked coherent pulses interfere at gate-programmed junctions — plasmon–plasmon interaction in the analog-computer sense — and the result is quantized on-chip by the Part-I threshold cells themselves, re-programmed as a 1–2-bit flash decoder. The minimal tensor unit, QMAC-1 (two inputs, one interference, one output decoded to 2 bits), is specified to cell-map level; in its digital special case the decoded word is the binary count A+B, so the Part-I half adder re-emerges as the decoder of a single quantum interference. Error rates versus temperature are computed on one axis for the quantum-analog unit and the classical digital fabric: the 2-bit decode is unusable per-shot at 300 K (0.14), reaches 3.1×10⁻³ at 77 K, and saturates at a vacuum-set floor of 1.3×10⁻⁶ below ≈20 K (N = 400 plasmons per input); the 1-bit decode is already usable warm (3.9×10⁻³ at 300 K) — lower-bit decoding is what the physics supports per shot. T_Q = ħω₀/k_B ≈ 48 K is where the noise budget crosses from thermal- to vacuum-</w:t>
-        <w:lastRenderedPageBreak/>
-        <w:t>dominated; below ≈15–20 K the error curves saturate at vacuum-set floors that no further cooling improves. That saturation is the quantum limit made visible, and its observation is a pre-registered bench gate. Part I's no-cryogenics lock is explicitly relaxed here and the fork is stated as such.</w:t>
+        <w:t>Part I designed a room-temperature terahertz half adder on a regenerative graphene-plasmon fabric and answered its feasibility question in-model. This Part asks what the same fabric computes when its pulses are treated as what they are: quantum fields. Quantizing the Part-I Dyakonov–Shur (DS) cell mode puts one plasmon at a fractional density amplitude of 0.16 %, the 1-dB compression knee at ≈38 plasmons and the logic rail at ≈3.8×10³ — logic pulses are mesoscopic, and quantum noise is a quantitative design input, not a curiosity. That ladder is mode-energy quantization applied to two classical Part-I solver amplitudes; it fixes the mesoscopic framing and sizes the machine, and — as the merged community record establishes — it is not what the no-go below rests on. Two results follow. First, an honest no-go: the single-plasmon Kerr nonlinearity of the 576-nm cell falls short of its loss rate by roughly five orders of magnitude (χ/κ ≈ 8.2×10⁻⁶ at 4 K at the carried Kerr coefficient; ≈4.5–5.8 orders at 4 K across its open c_K = 0.05–1 band), so gate-model (photon-blockade) quantum logic is excluded on this fabric at any temperature; the blockade would demand ~3-nm cells, consistent with the quantum-plasmonics literature. Second, what survives is exactly the machine the fabric's own architecture suggests: a quantum-limited analog (continuous-variable) computer, in which comb-locked coherent pulses interfere at gate-programmed junctions — plasmon–plasmon interaction in the analog-computer sense — and the result is quantized on-chip by the Part-I threshold cells themselves, re-programmed as a 1–2-bit flash decoder (its two ladder comparators redesigned for the k ≥ 16 sharpness that decoding needs — Section 5, Table QB1). The minimal tensor unit, QMAC-1 (two inputs, one interference, one output decoded to 2 bits), is specified to cell-map level; in its digital special case the decoded word is the binary count A+B, so the Part-I half adder re-emerges as the decoder of a single quantum interference. Error rates versus temperature are computed on one axis for the quantum-analog unit and the classical digital fabric: the 2-bit decode is unusable per-shot at 300 K (0.14), reaches 3.1×10⁻³ at 77 K, and saturates at a vacuum-set floor of 1.3×10⁻⁶ below ≈20 K (N = 400 plasmons per input); the 1-bit decode is already usable warm (3.9×10⁻³ at 300 K) — lower-bit decoding is what the physics supports per shot. T_Q = ħω₀/k_B ≈ 48 K is where the noise budget crosses from thermal- to vacuum-dominated; below ≈15–20 K the error curves saturate at vacuum-set floors that no further cooling improves. That saturation is the quantum limit made visible, and its observation is a pre-registered bench gate. Part I's no-cryogenics lock is explicitly relaxed here and the fork is stated as such.</w:t>
       </w:r>
     </w:p>
     <w:p>
@@ -104,7 +102,7 @@
     </w:p>
     <w:p>
       <w:r>
-        <w:t>Quantizing the Part-I operating point (Section 3) puts the knee of a cell at ≈38 plasmon quanta and the rail at ≈3833 — mode-energy bookkeeping applied to two classical solver amplitudes, which is what makes the framing mesoscopic and what sizes the machine, but which is not, and is not used as, an argument about quantum logic (Section 3.3). At those occupations three quantum facts dominate the machine design. The 1-THz quantum is small against the room-temperature bath (ħω₀/k_B ≈ 48 K), so at 300 K every mode carries ≈5.8 thermal plasmons of noise; below ≈48 K vacuum fluctuations take over — the exact crossover, where the thermal occupation falls to the vacuum half-quantum, is T * = ħω₀/(k_B ln 3) ≈ 43.7 K (promoted community derivation, July 2026) — and by ≈15–20 K the noise floor stops improving altogether. Phase-insensitive gain — the only kind the DS cell provides [2, 3] — adds at least the Caves quantum noise, which is precisely the F = 2 − 1/G floor Part I already carried as its Eq. (7). And amplitude resolution per shot is bounded by shot noise, so the number of bits one pulse can carry is finite and computable. The machine that emerges is not a quantum computer in the gate-model sense — Section 3.3 quantifies why that is excluded on this cell — but a quantum-limited analog tensor engine with a classical digital wrapper: the same fabric, the same five-cell block as Part I, re-programmed so that two of its cells act as comparators of a flash analog-to-digital ladder.</w:t>
+        <w:t>Quantizing the Part-I operating point (Section 3) puts the knee of a cell at ≈38 plasmon quanta and the rail at ≈3833 — mode-energy bookkeeping applied to two classical solver amplitudes, which is what makes the framing mesoscopic and what sizes the machine, but which is not, and is not used as, an argument about quantum logic (Section 3.3). At those occupations three quantum facts dominate the machine design. The 1-THz quantum is small against the room-temperature bath (ħω₀/k_B ≈ 48 K), so at 300 K every mode carries ≈5.8 thermal plasmons of noise; below ≈48 K vacuum fluctuations take over — the exact crossover, where the thermal occupation falls to the vacuum half-quantum, is T * = ħω₀/(k_B ln 3) ≈ 43.7 K (promoted community derivation, July 2026) — and by ≈15–20 K the noise floor stops improving altogether. Phase-insensitive gain — the only kind the DS cell provides [2, 3] — adds at least the Caves quantum noise, which is precisely the F = 2 − 1/G floor Part I already carried as its Eq. (7). And amplitude resolution per shot is bounded by shot noise, so the number of bits one pulse can carry is finite and computable. The machine that emerges is not a quantum computer in the gate-model sense — Section 3.3 quantifies why that is excluded on this cell — but a quantum-limited analog tensor engine with a classical digital wrapper: the same fabric, the same five-cell block as Part I, re-programmed so that two of its cells act as comparators of a flash analog-to-digital ladder — those two redesigned for the k ≥ 16 sharpness that decoding needs (Section 5).</w:t>
       </w:r>
     </w:p>
     <w:p>
@@ -192,9 +190,7 @@
     </w:p>
     <w:p>
       <w:r>
-        <w:t xml:space="preserve">One plasmon is a 0.16 % density swing. The Part-I solver's 1-dB gain-compression knee (ε ≈ 1 %) is therefore N ≈ 38 quanta (0.025 aJ; input-/launch-referred — the intracavity reading is a reference-plane mislabel, v1.7), and the ≈10 % rail is N ≈ 3833 (2.5 aJ). The provenance of these two numbers should be stated exactly (promoted community derivation, July 2026): both ε values are classical Part-I shallow-water-solver outputs — the </w:t>
-        <w:lastRenderedPageBreak/>
-        <w:t>compression knee and the gain-saturation rail — imported here and converted to quanta by Eqs. (Q1–Q2). They are quantization bookkeeping applied to classical inputs, not outputs of the quantum noise chain, which is exactly linear and amplitude-scale-free in N and can generate no intrinsic occupation threshold of its own (Section 4.1). The arithmetic reproduces from Eqs. (Q1–Q2) against an independent hand reconstruction to ≈1.2 % in ε₁ and, because N ∝ ε₁⁻², to ≈2.4 % in N_knee and N_rail (Appendix QA); the absolute calibration of Eq. (Q1) — the effective area A and the ¼ mode-energy prefactor, one hydrodynamic averaging convention — is owned by the Boltzmann–Maxwell tier (Section 8) and is open: a factor of two in the prefactor moves both N_knee and N_rail by two. Two scales should not be confused. Part I's “intrinsic field energy of ≈10 aJ per bit” counts a traveling few-cycle pulse over its ≈3λ_p in-flight extent (an area an order of magnitude larger than one cell); Eqs. (Q1–Q2) count quanta in the quarter-wave cavity mode of one cell, which is the mode the noise physics and the comparator decisions live in. The two are consistent — a traveling pulse at rail-class swing over 3λ_p carries 10–30 aJ — and both sit below the launch-side slot energy before the still-unquantified coupling (Part I, Section 9.5). A logic pulse on this fabric is a mesoscopic object — tens to thousands of quanta — and Figure Q1(A) shows the whole ladder. What that ladder anchors is the mesoscopic framing of this Part and the classical machine design that follows from it — the passive-core rule of Section 4.2 and the decoder sizing of Section 5. It does not anchor the no-go of Section 3.3, whose logic runs on entirely different quantities; the two roles are kept separate throughout.</w:t>
+        <w:t>One plasmon is a 0.16 % density swing. The Part-I solver's 1-dB gain-compression knee (ε ≈ 1 %) is therefore N ≈ 38 quanta (0.025 aJ; input-/launch-referred, band 22–51 across the CW and pulse observables — the intracavity reading is a reference-plane mislabel), and the ≈10 % rail is N ≈ 3833 (2.5 aJ) — a figure anchored at neither reference plane: its intracavity reading is contradicted by the measured compression (−0.35 dB at a 10.05 % measured swing against the model's −14.15 dB) and its drive-plane reading is unmeasured. The provenance of these two numbers should be stated exactly (promoted community derivation, July 2026): both ε values are classical Part-I shallow-water-solver outputs — the compression knee and the gain-saturation rail — imported here and converted to quanta by Eqs. (Q1–Q2). They are quantization bookkeeping applied to classical inputs, not outputs of the quantum noise chain, which is exactly linear and amplitude-scale-free in N and can generate no intrinsic occupation threshold of its own (Section 4.1). The arithmetic reproduces from Eqs. (Q1–Q2) against an independent hand reconstruction to ≈1.2 % in ε₁ and, because N ∝ ε₁⁻², to ≈2.4 % in N_knee and N_rail (Appendix QA); the absolute calibration of Eq. (Q1) — the effective area A and the ¼ mode-energy prefactor, one hydrodynamic averaging convention — is owned by the Boltzmann–Maxwell tier (Section 8) and is open: a factor of two in the prefactor moves both N_knee and N_rail by two. Two scales should not be confused. Part I's “intrinsic field energy of ≈10 aJ per bit” counts a traveling few-cycle pulse over its ≈3λ_p in-flight extent (an area an order of magnitude larger than one cell); Eqs. (Q1–Q2) count quanta in the quarter-wave cavity mode of one cell, which is the mode the noise physics and the comparator decisions live in. The two are consistent — a traveling pulse at rail-class swing over 3λ_p carries 10–30 aJ — and both sit below the launch-side slot energy before the still-unquantified coupling (Part I, Section 9.5). A logic pulse on this fabric is a mesoscopic object — tens to thousands of quanta — and Figure Q1(A) shows the whole ladder. What that ladder anchors is the mesoscopic framing of this Part and the classical machine design that follows from it — the passive-core rule of Section 4.2 and the decoder sizing of Section 5. It does not anchor the no-go of Section 3.3, whose logic runs on entirely different quantities; the two roles are kept separate throughout.</w:t>
       </w:r>
     </w:p>
     <w:p>
@@ -922,12 +918,12 @@
     </w:p>
     <w:p>
       <w:r>
-        <w:t>The smallest complete tensor operation is one weighted sum of two inputs, quantized. QMAC-1 (Figure Q2) is that unit on the fabric: two comb-locked input pulses (N_op quanta each at logic 1; N_op = 400 default, launch-budget-capped) pass gate-programmed weight segments, interfere in one junction combiner, and the output amplitude is split to two comparator cells — Part-I threshold cells with staggered, trimmed thresholds and sharpness k ≥ 16, which is a Part-II requirement whose achievability on a Part-I cell is open (Table QB1) — whose thermometer code is mapped to binary by one inverting cell and one AND cell. Five active cells, ≈12×6 lattice sites (≈13×14 µm at the Part-I site pitch, Figure Q5), one MAC per 4-ps slot, wave-pipelined like everything on this fabric.</w:t>
+        <w:t>The smallest complete tensor operation is one weighted sum of two inputs, quantized. QMAC-1 (Figure Q2) is that unit on the fabric: two comb-locked input pulses (N_op quanta each at logic 1; N_op = 400 default, launch-budget-capped) pass gate-programmed weight segments, interfere in one junction combiner, and the output amplitude is split to two comparator cells — Part-I threshold cells with staggered, trimmed thresholds and sharpness k ≥ 16, which is a Part-II requirement whose achievability on a Part-I cell is open (Table QB1) — whose thermometer code is mapped to binary by one inverting cell and one AND cell. Five active cells, ≈12×6 lattice sites (≈13×14 µm at the Part-I site pitch, Figure Q5), one MAC per 4-ps slot as the design baseline, wave-pipelined like everything on this fabric — with Part I's timing qualification inherited: once per-slot flushing is required against cavity ring-down, fan-out-2 logic closes in-model at ≈0.1 THz rather than at the 4-ps slot, so the slot-rate throughput figures below are baseline figures (Part I, Section 6.2).</w:t>
       </w:r>
     </w:p>
     <w:p>
       <w:r>
-        <w:t>The decoder is not new hardware. Comparators, inverter, AND: these are the Part-I gate vocabulary, and the block is cell-for-cell the Part-I half adder with its input stage re-trimmed as a two-level flash ladder. In the digital special case (both weights ½, inputs ∈ {0, N_op}) the interference levels are 0, N_op/2 and 2N_op — equally spaced in amplitude — and the decoded word b₁b₀ is the binary count A+B: sum and carry (Table Q2). The Part-I half adder re-emerges as the decoder of a single quantum interference — the demonstrator of Part I and the decoder of Part II are the same five cells, re-programmed. That framing carries one v1.6 qualification, and it falls on the comparators alone: k is defined in Part I against the cell’s rail-to-rail input swing, which is ≈5× the ladder range this decoder works on, so k_dec ≥ 16 is not reachable in-model by re-trimming a Part-I logic cell, and the two ladder comparators are a redesign rather than a re-trim. The inverter and the AND carry over as stated (Table QB1).</w:t>
+        <w:t>The decoder is not new hardware. Comparators, inverter, AND: these are the Part-I gate vocabulary, and the block is cell-for-cell the Part-I half adder with its input stage re-trimmed as a two-level flash ladder. In the digital special case (both weights ½, inputs ∈ {0, N_op}) the interference levels are 0, N_op/2 and 2N_op — equally spaced in amplitude — and the decoded word b₁b₀ is the binary count A+B: sum and carry (Table Q2). The Part-I half adder re-emerges as the decoder of a single quantum interference — the demonstrator of Part I and the decoder of Part II are the same five cells, re-programmed. That framing carries one qualification, and it falls on the comparators alone: k is defined in Part I against the cell’s rail-to-rail input swing, which is ≈5× the ladder range this decoder works on, so k_dec ≥ 16 is not reachable in-model by re-trimming a Part-I logic cell, and the two ladder comparators are a redesign rather than a re-trim. The inverter and the AND carry over as stated (Table QB1).</w:t>
       </w:r>
     </w:p>
     <w:tbl>
@@ -1457,7 +1453,7 @@
     </w:p>
     <w:p>
       <w:r>
-        <w:t xml:space="preserve">In analog mode the same unit computes y = √w·x_A + √(1−w)·x_B and the ladder quantizes y to 2 bits. The per-shot analog precision — effective bits of one MAC against the full noise budget — is 0.6 bits at 300 K, 2.0 at T_Q and 2.5 at 4 K (Figure Q4A): the physics itself says this fabric is a 1–2-bit-per-shot analog machine, which is why the decoder is sized at 2 bits and why lower-bit decoding is not a concession but the design point. A worked weighted example (w = 0.7, 5×5 input grid, 77 K) holds worst-case rms noise at 0.36 LSB of the 2-bit ladder (Appendix QA). Deeper precision can be bought with slots, within a hard topology limit (notes/2026-07-16-no-physical-avg16-accumulator.md): accumulating 16 slots in the electronic charge-memory layer (Part I, Section 6.4) and taking one decision on the accumulated mean averages the per-slot propagation noise as 1/16 — mean accumulation, not a majority vote over per-slot decisions, which scales far more weakly (a 9-of-16 vote is ≈175× worse at 300 K). The only scheme that would also divide the comparator’s own amplifier noise is a lossless coherent combiner of the 16 slots ahead of one decision, and that is unbuildable here — it needs the earliest slot held for 60 ps against a ~1 ps lifetime (Part I, Section 6.4: no native plasmonic storage). The buildable accumulate-then-decide machine charges the comparator amplifier noise once, undivided, so averaging is a cold-class instrument — a ≈2.5× improvement at 300 K, reaching a 10⁻⁶ error only below ≈45 K, at 1/16th throughput (still 1.6×10¹⁰ MAC/s per unit) — not a room-temperature buy. Two decoder facts complete the picture. The static threshold term is not a decision variance: the tanh transition band of Part-I Eq. (5) is a deterministic, strictly monotone transfer, so it carries the decision event over unchanged ({A_out &gt; θ} = {A_in &gt; f⁻¹(θ)}), moves no threshold, and adds no noise; what finite k sets is the incremental gain at threshold, a latency and margin parameter. The static term that does survive is the comparator’s own input-referred offset after trim, V_static = c²(x_range/k_dec)² with c the rms offset as a fraction of the transition width — a property of the trim loop and downstream mismatch, not of k; the released chain fixes c = 1/√12 = 0.289, a value nothing in either manuscript derives or bounds, so c is an open hardware parameter (a QG2-family bench measurement) and the published q2bit_avg16 column is the c = 0.289 sensitivity case, unchanged to every digit. And the k_dec ≥ 16 rule stands on geometry rather than statistics: the tangent-extrapolated band 2·x_range/k must clear the ladder’s level gap x_range/2, so k_dec &gt; 4 is necessary and k = 16 preserves 75 % of the half-gap where k = 8 preserves 50 % — a margin choice, not a derived optimum, and its achievability is a separate open question (Table QB1).</w:t>
+        <w:t>In analog mode the same unit computes y = √w·x_A + √(1−w)·x_B and the ladder quantizes y to 2 bits. The per-shot analog precision — effective bits of one MAC against the full noise budget — is 0.6 bits at 300 K, 2.0 at T_Q and 2.5 at 4 K (Figure Q4A): the physics itself says this fabric is a 1–2-bit-per-shot analog machine, which is why the decoder is sized at 2 bits and why lower-bit decoding is not a concession but the design point. A worked weighted example (w = 0.7, 5×5 input grid, 77 K) holds worst-case rms noise at 0.36 LSB of the 2-bit ladder (Appendix QA). Deeper precision can be bought with slots, within a hard topology limit (notes/2026-07-16-no-physical-avg16-accumulator.md): accumulating 16 slots in the electronic charge-memory layer (Part I, Section 6.4) and taking one decision on the accumulated mean averages the per-slot propagation noise as 1/16 — mean accumulation, not a majority vote over per-slot decisions, which scales far more weakly (a 9-of-16 vote is ≈175× worse at 300 K). The only scheme that would also divide the comparator’s own amplifier noise is a lossless coherent combiner of the 16 slots ahead of one decision, and that is unbuildable here — it needs the earliest slot held for 60 ps against a ~1 ps lifetime (Part I, Section 6.4: no native plasmonic storage). The buildable accumulate-then-decide machine charges the comparator amplifier noise once, undivided, so averaging is a cold-class instrument — a ≈2.5× improvement at 300 K, reaching a 10⁻⁶ error only below ≈45 K, at 1/16th throughput (still 1.6×10¹⁰ MAC/s per unit at the slot-rate baseline; Section 5's timing qualification applies) — not a room-temperature buy. Two decoder facts complete the picture. The static threshold term is not a decision variance: the tanh transition band of Part-I Eq. (5) is a deterministic, strictly monotone transfer, so it carries the decision event over unchanged ({A_out &gt; θ} = {A_in &gt; f⁻¹(θ)}), moves no threshold, and adds no noise; what finite k sets is the incremental gain at threshold, a latency and margin parameter. The static term that does survive is the comparator’s own input-referred offset after trim, V_static = c²(x_range/k_dec)² with c the rms offset as a fraction of the transition width — a property of the trim loop and downstream mismatch, not of k; the released chain fixes c = 1/√12 = 0.289, a value nothing in either manuscript derives or bounds, so c is an open hardware parameter (a QG2-family bench measurement) and the published q2bit_avg16 column is the c = 0.289 sensitivity case, unchanged to every digit. And the k_dec ≥ 16 rule stands on geometry rather than statistics: the tangent-extrapolated band 2·x_range/k must clear the ladder’s level gap x_range/2, so k_dec &gt; 4 is necessary and k = 16 preserves 75 % of the half-gap where k = 8 preserves 50 % — a margin choice, not a derived optimum, and its achievability is a separate open question (Table QB1).</w:t>
       </w:r>
     </w:p>
     <w:p>
@@ -1512,7 +1508,7 @@
           <w:i/>
           <w:sz w:val="18"/>
         </w:rPr>
-        <w:t>Figure Q2. QMAC-1. (A) Cell-level netlist: comb-locked launches, gate-programmed weights, one junction combiner (the interference that computes), fan-out split, two comparator cells, and the thermometer-to-binary cells; the decoder is the Part-I half-adder block re-programmed. (B) The three interference levels and their Gaussian noise at 300, 77 and 4 K with midpoint thresholds (N_op = 400): the same levels drown at 300 K, separate at 77 K, and sit an order of magnitude apart at the vacuum floor.</w:t>
+        <w:t>Figure Q2. QMAC-1. (A) Cell-level netlist: comb-locked launches, gate-programmed weights, one junction combiner (the interference that computes), fan-out split, two comparator cells, and the thermometer-to-binary cells; the decoder is the Part-I half-adder block re-programmed (comparators redesigned; Section 5). (B) The three interference levels and their Gaussian noise at 300, 77 and 4 K with midpoint thresholds (N_op = 400): the same levels drown at 300 K, separate at 77 K, and sit an order of magnitude apart at the vacuum floor.</w:t>
       </w:r>
     </w:p>
     <w:p>
@@ -1580,7 +1576,7 @@
     </w:p>
     <w:p>
       <w:r>
-        <w:t>Figure Q3 and Table Q3 put the quantum-analog unit and the classical digital fabric on one temperature axis, 4–400 K, holding the hardware fixed and letting only n̄(T), τ(T) and the loss/gain budget move. The classical-digital curve is this package's own construction (Part I never quotes a bit-error rate): a rail-restored decision — swing at the ≈10 % rail (≈3833 quanta), Part I's static noise margin (0.256 of swing), against the matched-temperature amplifier noise of one restoring cell. It is the physics floor of the digital fabric, with technical noise excluded on both sides of the comparison.</w:t>
+        <w:t>Figure Q3 and Table Q3 put the quantum-analog unit and the classical digital fabric on one temperature axis, 4–400 K, holding the hardware fixed and letting only n̄(T), τ(T) and the loss/gain budget move. The classical-digital curve is this package's own construction (Part I never quotes a bit-error rate): a rail-restored decision — swing at the ≈10 % rail (≈3833 quanta; anchored at neither reference plane — Section 3.1), Part I's static noise margin (0.256 of swing), against the matched-temperature amplifier noise of one restoring cell. It is the physics floor of the digital fabric, with technical noise excluded on both sides of the comparison.</w:t>
       </w:r>
     </w:p>
     <w:tbl>
@@ -2539,7 +2535,7 @@
     </w:p>
     <w:p>
       <w:r>
-        <w:t xml:space="preserve">Reading the table downward: at the Part-I band the classical digital fabric is essentially error-free in this idealization (3.6×10⁻¹¹ at 300 K) while the 2-bit quantum-analog decode is unusable per shot (0.14) — digital restoration wins at room temperature by restoring at ≈10× the analog unit’s per-input quanta and giving up linearity. The quantized noise floor turns that from a choice into a requirement: had the digital fabric restored its levels at the 1-dB knee (≈38 quanta) instead of the rail, its decision would be thermal-noise-limited to ≈10⁻¹ BER at 300 K — a constraint on Part I that only becomes visible once the mode is quantized, and one its 20-dB launch-SNR budget (≥600 quanta over the thermal floor) already implies. The 1-bit decode, spending the full decode range on one boundary, is already serviceable warm (3.9×10⁻³ at 300 K, 9.6×10⁻³ at the 80 °C cap) — the quantitative content of “lower-bit decoding is acceptable,” and the warm story this Part actually stands on. The 16-slot averaging column is a cold-class instrument, not a warm one, and the distinction is a topology fact. The averaging path holds no vote and no per-shot decision (notes/2026-07-14-q2bit-avg16-averaging-convention.md): 16 slots accumulate as an analog mean and one Gaussian midpoint decision is taken on it. The released column q2bit_avg16 (4.7×10⁻⁷ at 300 K) is the noise algebra of that decision with every per-slot term divided, V₁₆ = (V_signal + V_decoder-amp)/16 + V_static — which is exactly the lossless coherent combiner of Section 5, unbuildable on this fabric (notes/2026-07-16-no-physical-avg16-accumulator.md). The machine that can be built accumulates as charge and charges the comparator’s amplifier noise once, undivided, giving ≈5.6×10⁻² at 300 K and reaching 10⁻⁶ only below ≈45 K: averaging converts the 2-bit channel from “never 10⁻⁶ at any temperature” to “10⁻⁶ in the cold class,” which is real and useful but is not a room-temperature buy. Within the released bookkeeping the static term V_static = c²(x_range/k_dec)² is the comparator’s input-referred trim offset, not the tanh band (Section 5), with c open and coded at 1/√12 = 0.289; its n → ∞ limit is the closed form p_floor(c, k) = (¾)·erfc(k/(4√2·c)) = 8.7×10⁻⁴⁴ at c = 0.289 and the k = 16 rule, scoped to the equally spaced digital levels of Table Q2 (weighted operation breaks the cancellation). Both that column and its floor are contingent on k and c jointly: at k = 8 the 300 K figure degrades 37× and the floor rises to 3.2×10⁻¹². Two limitations stay open regardless of topology — whether the charge-memory layer delivers 16 independent slot samples (comb-clock, gate 1/f and thermal drift inside the 64-ps window would partition into the non-averaging term) and whether the trim residual is truly slot-static. Per-shot 2-bit operation is a cold-class mode: error 10⁻³ needs ≤59 K; the 1-bit decode reaches 10⁻⁶ by 117 K and 10⁻⁹ by 69 K. All of these assume the optimistic end (−1 dB) of Part I’s −1 to −3 dB junction band; at −3 dB junctions the 77 K 2-bit error degrades to 5.6×10⁻² and the 77 K 1-bit error to 1.8×10⁻⁴ — junction quality is a first-order lever on every cold-class number, and the sensitivity is reported alongside the defaults in the released results.</w:t>
+        <w:t>Reading the table downward: at the Part-I band the classical digital fabric is essentially error-free in this idealization (3.6×10⁻¹¹ at 300 K) while the 2-bit quantum-analog decode is unusable per shot (0.14) — digital restoration wins at room temperature by restoring at ≈10× the analog unit’s per-input quanta and giving up linearity. The quantized noise floor turns that from a choice into a requirement: had the digital fabric restored its levels at the 1-dB knee (≈38 quanta) instead of the rail, its decision would be thermal-noise-limited to ≈10⁻¹ BER at 300 K — a constraint on Part I that only becomes visible once the mode is quantized, and one its 20-dB launch-SNR budget (≥600 quanta over the thermal floor) already implies. The 1-bit decode, spending the full decode range on one boundary, is already serviceable warm (3.9×10⁻³ at 300 K, 9.6×10⁻³ at the 80 °C cap) — the quantitative content of “lower-bit decoding is acceptable,” and the warm story this Part actually stands on. The 16-slot averaging column is a cold-class instrument, not a warm one, and the distinction is a topology fact. The averaging path holds no vote and no per-shot decision (notes/2026-07-14-q2bit-avg16-averaging-convention.md): 16 slots accumulate as an analog mean and one Gaussian midpoint decision is taken on it. The released column q2bit_avg16 (4.7×10⁻⁷ at 300 K) is the noise algebra of that decision with every per-slot term divided, V₁₆ = (V_signal + V_decoder-amp)/16 + V_static — which is exactly the lossless coherent combiner of Section 5, unbuildable on this fabric (notes/2026-07-16-no-physical-avg16-accumulator.md). The machine that can be built accumulates as charge and charges the comparator’s amplifier noise once, undivided, giving ≈5.6×10⁻² at 300 K and reaching 10⁻⁶ only below ≈45 K: averaging converts the 2-bit channel from “never 10⁻⁶ at any temperature” to “10⁻⁶ in the cold class,” which is real and useful but is not a room-temperature buy. Within the released bookkeeping the static term V_static = c²(x_range/k_dec)² is the comparator’s input-referred trim offset, not the tanh band (Section 5), with c open and coded at 1/√12 = 0.289; its n → ∞ limit is the closed form p_floor(c, k) = (¾)·erfc(k/(4√2·c)) = 8.7×10⁻⁴⁴ at c = 0.289 and the k = 16 rule, scoped to the equally spaced digital levels of Table Q2 (weighted operation breaks the cancellation). Both that column and its floor are contingent on k and c jointly: at k = 8 the 300 K figure degrades 37× and the floor rises to 3.2×10⁻¹². Two limitations stay open regardless of topology — whether the charge-memory layer delivers 16 independent slot samples (comb-clock, gate 1/f and thermal drift inside the 64-ps window would partition into the non-averaging term — and cavity ring-down carries pattern memory between slots — the binding coupling of this kind in-model) and whether the trim residual is truly slot-static. Per-shot 2-bit operation is a cold-class mode: error 10⁻³ needs ≤59 K; the 1-bit decode reaches 10⁻⁶ by 117 K and 10⁻⁹ by 69 K. All of these assume the optimistic end (−1 dB) of Part I’s −1 to −3 dB junction band; at −3 dB junctions the 77 K 2-bit error degrades to 5.6×10⁻² and the 77 K 1-bit error to 1.8×10⁻⁴ — junction quality is a first-order lever on every cold-class number, and the sensitivity is reported alongside the defaults in the released results.</w:t>
       </w:r>
     </w:p>
     <w:p>
@@ -3140,287 +3136,7 @@
     </w:p>
     <w:p>
       <w:r>
-        <w:t>Part I asked whether room-temperature graphene can gain back what a plasmon loses; this Part asked what the same fabric is worth as a computer when its pulses are counted in quanta. The answers are symmetric. Downward, to the single quantum: nothing — the Kerr gap is five orders of magnitude at the carried Kerr coefficient (≈4.5–5.8 orders at 4 K across its open band), the geometry independently forbids a 1-THz blockade cell, and the fabric will host no qubit. Sideways, at tens to thousands of quanta: a genuine machine — a phase-coherent interference core that multiplies and adds in one junction, decoded to the 1–2 bits per shot that shot noise actually affords, by the same five cells Part I used to add. The temperature budget is the honest price list: 1-bit decoding at the Part-I band with no cryogenics (16-slot averaging is, per v1.7, a cold-class instrument reaching 10⁻⁶ only below ≈45 K, not the warm buy earlier revisions read it as), per-shot 2-bit operation from ≈60 K down, and below ≈20 K a floor that cooling cannot improve — which is not a defect but the standard quantum limit, and the most falsifiable statement this Part makes. The model chain is released, the gates are pre-registered, and the design is now exactly as falsifiable as Part I was built to be.</w:t>
-      </w:r>
-    </w:p>
-    <w:p>
-      <w:pPr>
-        <w:pStyle w:val="Heading2"/>
-      </w:pPr>
-      <w:r>
-        <w:t xml:space="preserve">Revision notes — v1.6 → v1.7 (July 2026)</w:t>
-      </w:r>
-    </w:p>
-    <w:p>
-      <w:r>
-        <w:t xml:space="preserve">This seventh update folds two promoted community notes: notes/2026-07-16-no-physical-avg16-accumulator.md (promoted 3-of-3) and notes/2026-07-17-what-the-38-quanta-knee-denominates-after-the-july-plane-aud.md (promoted 3-of-3). One retires a warm headline claim; the other corrects a reference-plane label. No results.json value changes and the published avg16 column is untouched to every digit — what changes is what that column represents and what it is claimed to buy.</w:t>
-      </w:r>
-    </w:p>
-    <w:p>
-      <w:r>
-        <w:t xml:space="preserve">1. The warm “16-slot averaging buys the 2-bit decode back at 300 K” claim does not survive (Abstract, Sections 5, 6, Conclusion). The published avg16 column is exactly the noise algebra of one topology — lossless coherent combination of 16 slots ahead of a single comparator decision, reproduced from the chain’s own combine rule to one part in 10¹⁴ — and that topology is unbuildable on this fabric: coherently combining slots that arrive 4 ps apart requires holding the earliest for 60 ps, an energy survival of 10⁻²⁷ at 300 K against Part I §6.4’s own “no native plasmonic storage at ~1 ps lifetimes,” and its pre-loss variant breaches the rail outright. The topology the manuscripts actually describe — accumulate raw slots as charge, then decide once on the mean — charges the comparator’s own amplifier noise once, undivided: V = V_sig/16 + V_amp + V_static, giving a 300 K avg16 of ≈5.6×10⁻² (a 2.5× improvement over single-shot, not five decades) and moving the 10⁻⁶ crossing from ≈314 K under the published bookkeeping to ≈42–49 K. So avg16 is a cold-class instrument: it converts the 2-bit channel from “never reaches 10⁻⁶ at any temperature” to “reaches 10⁻⁶ below ≈45 K,” which is real and useful, but is not the room-temperature buy earlier revisions read it as. The 1-bit warm path (3.9×10⁻³ at 300 K, single-shot, no accumulator) is untouched and remains this Part’s honest warm story.</w:t>
-      </w:r>
-    </w:p>
-    <w:p>
-      <w:r>
-        <w:t xml:space="preserve">2. The one object that could still rescue the column is named and left open (Sections 5, 6). Dividing the comparator noise per slot needs an ideal per-slot sampler — per-slot added noise no worse than the comparator’s and linear over the accumulation range, feeding a quiet decision — and its only candidate is the electronic charge-memory layer of Part I §6.4 — realized as the conventional-CMOS perimeter layer of §9.8 — which sits outside the plasmonic chain and carries no noise model in the released record. Whether it has those properties is the open hardware fact that selects between the columns; the pre-amplifier no-go of §4.2 forbids doing the per-slot sampling with the plasmonic comparator itself, since that path saturates at the knee.</w:t>
-      </w:r>
-    </w:p>
-    <w:p>
-      <w:r>
-        <w:t xml:space="preserve">3. The ≈38-quantum knee is a launch/drive-plane quantity, not an intracavity one (Abstract, Sections 3.1, 4.2, Figure Q1). The released solver’s 1-dB compression knee sits at source-drive amplitude ≈1–1.2 %, so input-referred the knee is ≈22–51 quanta, bracketing the published 38.3; the intracavity reading — used by this Part’s quantization language and by three source-code labels — is untenable, converting to ≈7,200–9,000 quanta, above N_rail = 3,833. Everything downstream survives input-referred (the mesoscopic framing, the passive-core rule of §4.2, the decoder sizing of §5); the wording “0.025 aJ intracavity” and “intracavity quanta” is corrected to input-/launch-referred. This is the classical chain’s edition of exactly the reference-plane discipline the 07-14/07-15 notes forced on the quantum chain.</w:t>
-      </w:r>
-    </w:p>
-    <w:p>
-      <w:r>
-        <w:t xml:space="preserve">4. What this update does not touch. The plasmonic-qubit no-go of §3.3 stands, over-determined by χ/κ and geometry and sharing no quantity with the decoder or the accumulator; the Gaussian rules of §4, the temperature structure of §6, the decoder threshold-band erratum of v1.6, and every released number are unchanged. Labels: the unbuildable-combiner identity and the accumulate-then-decide column are demonstrated (runnable in the promoting note); the knee-plane brackets are demonstrated at the drive plane and in-model in their quanta conversion; the ideal-sampler question is open.</w:t>
-      </w:r>
-    </w:p>
-    <w:p>
-      <w:r>
-        <w:t xml:space="preserve">5. Sections 5 and 6 consolidated (this revision). The two body passages on 16-slot averaging — the precision paragraph of Section 5 and the table-reading paragraph of Section 6 — were rewritten to state the current understanding directly (averaging is a cold-class instrument; the published column is the unbuildable coherent-combiner bookkeeping; the tanh band is not a decision variance; V_static is the open comparator trim offset) rather than as an in-body chain of corrections across v1.3–v1.7. No claim or number changed, and the full progression is retained in these revision notes, which remain the append-only record.</w:t>
-      </w:r>
-    </w:p>
-    <w:p>
-      <w:pPr>
-        <w:pStyle w:val="Heading2"/>
-      </w:pPr>
-      <w:r>
-        <w:t>Revision notes — v1.5 → v1.6 (July 2026)</w:t>
-      </w:r>
-    </w:p>
-    <w:p>
-      <w:pPr/>
-      <w:r>
-        <w:t>This sixth update incorporates one promoted community note, notes/2026-07-15-finite-sharpness-is-not-a-variance.md (promoted 3-of-3, July 2026), and completes a withdrawal that v1.5 began. No model output changed: every edit here is to text, no results.json key is touched, and no number the released chain produces moves. What moves is a label and a derivation.</w:t>
-      </w:r>
-    </w:p>
-    <w:p>
-      <w:pPr/>
-      <w:r>
-        <w:t>1. The design balance is withdrawn outright, and headline claim 3 with it (Section 5). The claim, recorded as item 3 of the v1.2 → v1.3 notes, read: “A design balance is recorded (Section 5): the k = 16 static threshold band equals the vacuum floor at N ≈ 384, essentially the N_op = 400 default — below that occupation, comparator sharpening beyond k = 16 is vacuum-limited, not band-limited.” v1.5 (item 5) superseded and rescoped it to the pre-loss frame on reference-plane grounds. That was the first of two grounds and it was not enough. The second retires the claim entirely: the tanh transition band of Part-I Eq. (5) is a deterministic, strictly monotone transfer, not a random variable. A monotone map carries the decision event over unchanged — {A_out &gt; θ} = {A_in &gt; f⁻¹(θ)} — so the threshold does not move, the band contributes no decision variance, and there is no quantity to set against the vacuum floor at any plane, pre-loss or post-loss. The N ≈ 384 crossing was an artifact of the frame and of the term alike. What finite k sets is the incremental gain at threshold, which is a latency and margin parameter, not a noise one. By this project’s convention the v1.3 item and the v1.5 item both stand as published; this item, not either of them, is the record.</w:t>
-      </w:r>
-    </w:p>
-    <w:p>
-      <w:pPr/>
-      <w:r>
-        <w:t>2. The decoder’s static term is re-derived, with its functional form intact and its meaning changed (Sections 5, 6, Appendix QA). The 1/k scaling survives, for a reason the released docstring does not give: any static error referred back through the comparator’s threshold gain, which is ∝ k, acquires an x_range/k scale. So V_static = c²(x_range/k_dec)², where c is the rms input-referred offset after trim as a fraction of the transition width — a property of the trim loop and of downstream threshold mismatch, and not of k. The mechanism is genuine, it is random across cells, and it is slot-static in the same sense the old term was assumed to be; what it is not is the tanh band. Section 5’s 16-slot accumulation clause is corrected to match: the term that does not average is the static offset, not the band.</w:t>
-      </w:r>
-    </w:p>
-    <w:p>
-      <w:pPr/>
-      <w:r>
-        <w:t>3. The q2bit_avg16 column is re-labelled the c = 0.289 sensitivity case (Sections 5, 6, Appendix QA). The chain’s (x_range/k)²/12 is the re-derived term at c = 1/√12 = 0.289 — an assertion that the post-trim input-referred offset is 28.9 % of the transition width, a figure nothing in either manuscript derives, measures or bounds. c is therefore open, and it is a bench quantity: the comparator offset distribution after in-situ trim, a QG2-family measurement. The column is unchanged to every digit and no released number moves. What moves with c is strongly temperature-dependent, and the asymmetry is the point: across the whole plausible range of c the warm rows shift by a factor of ≈7 at 300 K and ≈3 at 353 K — weakly sensitive, not insensitive — while the cold rows shift by tens of decades, some 60 at 4 K. Warm and cold alike are contingent on c and on k_dec jointly, and on neither through the band; it is only against the cold rows’ 60 decades that the warm rows’ factor of a few reads as small. The n → ∞ floor generalises accordingly to p_floor(c, k) = (¾)·erfc(k/(4√2·c)), which reduces to the published (¾)·erfc(√(3/8)·k) = 8.7×10⁻⁴⁴ at c = 1/√12 — so the promoted closed form of notes/2026-07-14 §3 is exact and is here extended, not contradicted. The floor is a statement about the trim loop and moves by decades with c.</w:t>
-      </w:r>
-    </w:p>
-    <w:p>
-      <w:pPr/>
-      <w:r>
-        <w:t>4. The k_dec ≥ 16 rule stands, on a replacement ground (Section 5). The tangent-extrapolated transition band, 2·x_range/k, must clear the level gap x_range/2 of the three-level ladder, leaving an effective gap fraction 1 − 4/k: k_dec &gt; 4 is necessary, k = 16 preserves 75 % of the half-gap and k = 8 only 50 %. Stated at its honest strength, the gap rule fixes the floor at 4 and makes 16 a margin choice rather than a derived optimum. It is nonetheless a better reason for the rule than the variance ever gave, and it is physical. The rule survives; its stated reason does not.</w:t>
-      </w:r>
-    </w:p>
-    <w:p>
-      <w:pPr/>
-      <w:r>
-        <w:t>5. Table QB1’s k ≥ 16 entry carries a caveat, and it is the sharpest open item this update adds (Appendix QB, Section 5). k is defined in Part I against the cell’s rail-to-rail input swing, which is ≈5× the ladder range the decoder works on; a re-trimmed Part-I cell presented to the ladder would show k_dec ≈ 1.6–3.2, below Part I’s own regeneration floor. In-model, k_dec = 16 demands a comparator with ≈10× the β/Δn of a Part-I logic cell — a redesign, not a re-trim, since trim moves n_th and is nowhere claimed, though nowhere explicitly excluded, to rescale β/Δn. The rule is a Part-II requirement with no Part-I achievability basis behind it. This update therefore qualifies Section 5’s own framing at the point it is made, rather than leaving the caveat to a table entry a reader may never reach: the decoder is still cell-for-cell the Part-I half adder in its inverter and its AND, but its two ladder comparators are a redesign rather than a re-trim, and Section 5 now says so where it says that the demonstrator of Part I and the decoder of Part II are the same five cells, re-programmed.</w:t>
-      </w:r>
-    </w:p>
-    <w:p>
-      <w:pPr/>
-      <w:r>
-        <w:t>6. Section 6’s open items are sharpened rather than settled (Section 6). The v1.5 promoting note’s Limitation 2, carried forward open as v1.5 item 6, asked whether the uniform-equivalent band model was the right treatment at all. Half of it is now answered — the band is not a variance, uniform or otherwise — and the other half is larger than it was: V_static is now the trim residual and downstream mismatch alone, its coefficient c is unmeasured, and whether trim residuals are really slot-static, which is what decides whether the term averages with the others, this chain still cannot decide. The 16-independent-slots question is unchanged and open.</w:t>
-      </w:r>
-    </w:p>
-    <w:p>
-      <w:pPr/>
-      <w:r>
-        <w:t>7. What this erratum does not touch. The plasmonic-qubit no-go of Section 3.3 stands, unaffected and unchanged: it rests in-model on the χ/κ shortfall with its open c_K band and independently on geometry, it is over-determined by the released chain’s own verified loss-dephasing generator, and it shares no quantity with the decoder’s threshold model. Nothing here touches the Gaussian rules of Section 4, the mesoscopic ladder’s provenance (v1.5, item 1), the averaging convention (v1.5, item 4), the temperature structure of Section 6, or any released number. Labels, as always: the monotonicity argument and the gap rule are in-model; the ≈5× plane ratio and the ≈10× β/Δn demand are in-model; c is open; the published averaged column is a sensitivity at one assumed value of c, not a demonstration.</w:t>
-      </w:r>
-    </w:p>
-    <w:p>
-      <w:pPr/>
-      <w:r>
-        <w:t>8. Note citations updated to promoted status; the version line reads v1.6 (decoder threshold-band erratum).</w:t>
-      </w:r>
-    </w:p>
-    <w:p>
-      <w:pPr/>
-    </w:p>
-    <w:p>
-      <w:pPr>
-        <w:pStyle w:val="Heading2"/>
-      </w:pPr>
-      <w:r>
-        <w:t>Revision notes — v1.4 → v1.5 (July 2026)</w:t>
-      </w:r>
-    </w:p>
-    <w:p>
-      <w:r>
-        <w:t>This fifth update incorporates the two promoted community notes outstanding for this Part: notes/2026-07-13-knee-rail-not-derivable-from-noise-chain.md (promoted 3-of-3, July 2026) and notes/2026-07-14-q2bit-avg16-averaging-convention.md (promoted 3-of-3, July 2026, after three review rounds). No model output changed: every edit here is to text, no results.json key is touched, and no number the released chain produces moves.</w:t>
-      </w:r>
-    </w:p>
-    <w:p>
-      <w:r>
-        <w:t xml:space="preserve">1. The mesoscopic ladder’s provenance is stated, and its role is separated from the no-go’s (Abstract, Sections 3.1, 3.3, 4.1, 4.2, 7, Appendix QA). The ≈38-quantum knee and ≈3833-quantum rail are Eq. (Q1–Q2) mode-energy quantization applied to two classical Part-I shallow-water-solver amplitudes — ε_knee ≈ 1 % and ε_rail ≈ 10 % — which live in qmode.py as hardcoded inputs and are derived nowhere in the quantum noise chain. Nor could they be: that </w:t>
-        <w:lastRenderedPageBreak/>
-        <w:t>chain is exactly linear and amplitude-scale-free in N — F = 2 − 1/G carries no 1/N correction at any occupation (v1.3, item 2) — so it admits no intrinsic plasmon-number threshold, and asked its own coherence question it answers N* ≈ 0.02–9 depending on temperature and criterion, one to four orders below the ladder and with different parameter scaling, so no tuning reconciles the two. The ladder anchors the mesoscopic framing and the classical machine design — the passive-core rule of Section 4.2 and the decoder sizing of Section 5 — and nothing else. The arithmetic reproduces against an independent hand reconstruction to ≈1.2 % in ε₁ and, since N ∝ ε₁⁻², to ≈2.4 % in the two quanta counts, the residual traced to the RPA plasmon speed; Eq. (Q1)’s absolute calibration — the effective area A and the ¼ mode-energy prefactor, one hydrodynamic averaging convention — is added to the Boltzmann–Maxwell ledger of Section 8 and is open, a factor of two in the prefactor moving both the knee and the rail by two.</w:t>
-      </w:r>
-    </w:p>
-    <w:p>
-      <w:r>
-        <w:t>2. The no-go’s anchors are named (Sections 3.3, 7, 9). In-model the plasmonic-qubit exclusion rests on the χ/κ shortfall, with its open c_K band, and on geometry — no few-nanometre cell hosts a 1-THz quarter-wave mode. The 38/3833 ladder is not among them, and the manuscript no longer lets the two roles blur. The verdict is unchanged and, if anything, over-determined: the released chain’s own verified loss+thermal generator dephases a superposition of vacuum and an N-quantum pulse inside a single gate segment at N of order unity (≈0.4 at 300 K, ≈9 at 4 K, per gate). That decoherence factor is a standard consequence of the generator verified in Appendix QA and is printed by no released module; it is cited as a hand derivation, and the self-check that would make it a results.json key — validated against the finite-loss form, since η = 0.607 is not a small loss — is recorded as a WP5 item. Its proximity to the knee at 4 K is a coincidence of two quantities with no shared parameter dependence, not a corroboration.</w:t>
-      </w:r>
-    </w:p>
-    <w:p>
-      <w:r>
-        <w:t>3. “Five orders of magnitude” is given its honest width (Abstract, Sections 2, 3.3, 8, 9, Figure Q1C). Five orders is the value at the carried c_K = 0.25; across the open c_K = 0.05–1 band of Eq. (Q3) the shortfall is ≈4.5–5.8 orders at 4 K and ≈4.8–6.1 at 300 K — ≈4.5–6.1 orders over the two temperatures the text quotes, and nowhere in this stack less than ≈4.5, the lifetime-saturated cold rows being the most favourable case it offers. This scopes the exponent and does not weaken the verdict, which holds across the whole band and is independently forced by geometry in any case. Section 8 now records that the Boltzmann–Maxwell tier owns the width of the phrase as well as the coefficient.</w:t>
-      </w:r>
-    </w:p>
-    <w:p>
-      <w:r>
-        <w:t>4. The 16-slot averaging convention is fixed from source (Sections 5, 6, Appendix QA). q2bit_avg16 is slot-mean accumulation with exactly one Gaussian midpoint decision — there is no vote and no per-shot decision anywhere in the averaging path — with V₁₆ = (V_signal + V_decoder-amp)/16 + V_static: the per-slot propagation and comparator-amplifier terms average as 1/n, while the static threshold band, common to all slots, does not, its share of the averaged variance running from ≈10 % at 353 K to ≈68 % at 4 K. v1.2 (item 3) stated the mechanism correctly; this update adds the decomposition, the n → ∞ closed form in comparator sharpness alone, p_floor(k) = (¾)·erfc(√(3/8)·k) = 8.7×10⁻⁴⁴ at the k = 16 rule — scoped, by the promoting note’s Limitation 4, to the equally spaced digital levels of Table Q2, since weighted operation breaks the cancellation — and a contingency previously unstated: every published averaged number depends on the k ≥ 16 comparator rule, and changing k alone to Part I’s ordinary logic sharpness k = 8 degrades the 300 K averaged error 37× (4.7×10⁻⁷ → 1.8×10⁻⁵) and lifts the floor to 3.2×10⁻¹², within reach of the cold rows — a sensitivity of this chain to one constant, not a design prediction for a real k = 8 decoder.</w:t>
-      </w:r>
-    </w:p>
-    <w:p>
-      <w:r>
-        <w:lastRenderedPageBreak/>
-        <w:t>5. The design balance recorded in v1.3 (item 3 there) is superseded and rescoped to the pre-loss frame (Section 5). That item read: “the k = 16 static threshold band equals the vacuum floor at N ≈ 384 … below that occupation, comparator sharpening beyond k = 16 is vacuum-limited, not band-limited.” Per notes/2026-07-14-q2bit-avg16-averaging-convention.md §1.5 it is a statement in the pre-loss, signal-referred frame, and must now be read as such. The two quantities it compares do not share a reference plane and transform differently under loss: the vacuum floor ½ is the fixed point of the chain’s loss map V → ηV + (1−η)(n̄+½) and does not attenuate at all, whereas the band, being derived from the signal swing, scales with the square of the amplitude transmission. N/768 ≈ 0.52 evaluates the same (x_range/k)²/12 term on the pre-loss swing x_range = 2√N = 40, where the crossing at N ≈ 384 is real; at the decoder plane, where the decision is actually taken, x_range ≈ 17.5 (300 K) to 19.9 (4 K), so V_static ≈ 0.10–0.13 — some 4–5× below the invariant ½ — and the band-overtakes-vacuum crossover moves up by that same factor, to N ≈ 2×10³ at 300 K. What survives is narrower: at the decoder plane the static band sits well below the vacuum half-quantum at every temperature in this Part, so sharpening beyond k = 16 buys little per shot, but this is a comparison of two terms and not a knife-edge sitting at the N_op = 400 default, and the near-coincidence of N ≈ 384 with that default is a property of the signal-referred frame rather than a design fact about the comparator. The two figures are the same term metered one attenuation apart; no released number changes. By this project’s convention the v1.3 section stands as published — this item, not that one, is the record.</w:t>
-      </w:r>
-    </w:p>
-    <w:p>
-      <w:r>
-        <w:t>6. Two limitations ride with the averaged column and are carried forward open; this revision does not resolve either (Section 6). Whether the charge-memory layer physically delivers 16 independent slot samples is a bench question, not a model one: comb-clock phase drift, gate 1/f and thermal drift inside the 64-ps window would partition into the non-averaging term and could dominate it. And the promoting note’s Limitation 2 stands open — V_static treats the tanh transition band plus post-trim drift as uniform static disorder, and whether trim residuals are really slot-static is not something this chain can decide.</w:t>
-      </w:r>
-    </w:p>
-    <w:p>
-      <w:r>
-        <w:t>7. Note citations updated to promoted status; the version line reads v1.5 (attribution and averaging-convention update).</w:t>
-      </w:r>
-    </w:p>
-    <w:p/>
-    <w:p>
-      <w:pPr>
-        <w:pStyle w:val="Heading2"/>
-      </w:pPr>
-      <w:r>
-        <w:t>Revision notes — v1.3 → v1.4 (July 2026)</w:t>
-      </w:r>
-    </w:p>
-    <w:p>
-      <w:r>
-        <w:t>This update records the resolution of the pre-registered predictions relevant to this Part (notes/2026-07-12-predictions-resolved.md, promoted 2-of-3; runs logged in REPLICATIONS.md).</w:t>
-      </w:r>
-    </w:p>
-    <w:p>
-      <w:r>
-        <w:t>1. classical_BER_300K_thermal_only, pre-registered in v1.3 at ≈ 5.5×10⁻¹², was run and measured at 5.494×10⁻¹² — confirmed to three digits. The vacuum half-quantum’s share of the warm-band error budget is now a measured quantity, not only a derived one; the published classical_BER_300K baseline reproduced bit-for-bit (3.6059121172811077×10⁻¹¹) in the same session.</w:t>
-      </w:r>
-    </w:p>
-    <w:p>
-      <w:r>
-        <w:t xml:space="preserve">2. The parent’s per-pulse deficit is now measured rather than predicted: 0.44 dB after the cavity retune (Appendix QA updated). The pre-amplified variant’s “CW − 1.9 dB” calibration is </w:t>
-        <w:lastRenderedPageBreak/>
-        <w:t>therefore conservative by ≈ 1.5 dB; its no-go conclusion is unaffected and re-baselining is queued as WP5 follow-up.</w:t>
-      </w:r>
-    </w:p>
-    <w:p>
-      <w:pPr>
-        <w:pStyle w:val="Heading2"/>
-      </w:pPr>
-      <w:r>
-        <w:t>Revision notes — v1.2 → v1.3 (July 2026)</w:t>
-      </w:r>
-    </w:p>
-    <w:p>
-      <w:r>
-        <w:t>This third update incorporates notes/2026-07-12-quantum-correction-crossover.md (promoted 3-of-3, July 2026). No model output changed.</w:t>
-      </w:r>
-    </w:p>
-    <w:p>
-      <w:r>
-        <w:t>1. The vacuum–thermal crossover now has a closed form (Section 3): T* = ħω₀/(k_B ln 3) ≈ 43.7 K — the temperature at which the thermal occupation falls to the vacuum half-quantum — refining the T_Q ≈ 48 K narrative (T_Q is where ħω₀ = k_B T; T* is where n̄ = ½). Carrier-band sensitivity: ±2.2 K per ±5 % of carrier frequency.</w:t>
-      </w:r>
-    </w:p>
-    <w:p>
-      <w:r>
-        <w:t>2. The quantum floor’s scope is made exact (Section 4): the noise figure F = 2 − 1/G carries no quantum correction at any plasmon number (the matched floor’s ħ cancels identically), so the quantum/classical separation is temperature-only; the warm band is classical-equivalent in structure, with a stated 0.31–0.36 dB vacuum share in absolute variances (larger than a 0.1 dB negligibility threshold — stated honestly).</w:t>
-      </w:r>
-    </w:p>
-    <w:p>
-      <w:r>
-        <w:t>3. A design balance is recorded (Section 5): the k = 16 static threshold band equals the vacuum floor at N ≈ 384, essentially the N_op = 400 default — below that occupation, comparator sharpening beyond k = 16 is vacuum-limited, not band-limited.</w:t>
-      </w:r>
-    </w:p>
-    <w:p>
-      <w:r>
-        <w:t>4. Pre-registered (own key, notes standard): classical_BER_300K_thermal_only ≈ 5.5×10⁻¹² — the published 3.606×10⁻¹¹ recomputed with the vacuum half-quantum deleted; falsification band 2×10⁻¹² to 1.5×10⁻¹¹. No such run exists; the published key is unaffected.</w:t>
-      </w:r>
-    </w:p>
-    <w:p>
-      <w:pPr>
-        <w:pStyle w:val="Heading2"/>
-      </w:pPr>
-      <w:r>
-        <w:t>Revision notes — v1.1 → v1.2 (July 2026)</w:t>
-      </w:r>
-    </w:p>
-    <w:p>
-      <w:r>
-        <w:t>This second update incorporates the community notes promoted since v1.1 (notes/2026-07-11-nf-floor-structural-verdict.md; notes/2026-07-11-retuned-streaming-gain-prediction.md; each a 3-of-3 agent vote, human-merged) and resolves one Agent Lab question of 2026-07-11 from the released code. No model output changed.</w:t>
-      </w:r>
-    </w:p>
-    <w:p>
-      <w:r>
-        <w:t>1. Decoder-floor consistency made falsifiable (Section 4, Appendix QA): F_dec exported at 353 K must reproduce the parent floor to float precision (2.768939660565078 dB); below 150 K the floors diverge by construction through the saturated τ_q (2.7925 dB at 77 K vs the parent formula’s 2.8012 dB) — a designed separation usable as a cross-repo regression test.</w:t>
-      </w:r>
-    </w:p>
-    <w:p>
-      <w:r>
-        <w:t>2. The pre-amplified variant’s “CW − 1.9 dB” calibration is quantified (Appendix QA): the promoted retuned-gain prediction puts the parent’s per-pulse deficit at ≈ 0.9 ± 0.35 dB after the cavity-retuning fix; the hardcoded 1.9 dB is conservative by ≈ 1 dB. The pre-amplifier no-go is unaffected.</w:t>
-      </w:r>
-    </w:p>
-    <w:p>
-      <w:r>
-        <w:t>3. The 16-slot averaging mechanism is stated explicitly (QMAC-1 precision paragraph): mean accumulation in the charge-memory layer (decision variance ∝ 1/n_avg), not majority voting over per-slot decisions — resolving the Agent Lab question of 2026-07-11 from qmac.decision_variance in the released code.</w:t>
-      </w:r>
-    </w:p>
-    <w:p>
-      <w:r>
-        <w:t>4. Note citations updated to promoted status.</w:t>
-      </w:r>
-    </w:p>
-    <w:p>
-      <w:pPr>
-        <w:pStyle w:val="Heading2"/>
-      </w:pPr>
-      <w:r>
-        <w:lastRenderedPageBreak/>
-        <w:t>Revision notes — v1 → v1.1 (July 2026)</w:t>
-      </w:r>
-    </w:p>
-    <w:p>
-      <w:r>
-        <w:t>This revision incorporates the July 2026 community review (Agent Lab discussions #1–#6; technical notes at github.com/ryoji-info/FableComputer). No model output changed.</w:t>
-      </w:r>
-    </w:p>
-    <w:p>
-      <w:r>
-        <w:t>1. Decoder noise-floor provenance (Section 4, Appendix QA). F_dec(300 K) = 2.775 dB is Part I’s Eq. (7) re-evaluated at 300 K; its numerical agreement with Part I’s 2.77 dB floor (353 K) is structurally forced — one closed form at two temperatures — and is not a cross-validation of the two model chains.</w:t>
-      </w:r>
-    </w:p>
-    <w:p>
-      <w:r>
-        <w:t>2. Decoder noise accounting made explicit (Appendix QA): one comparator amplifier term, (F_dec − 1)(n̄ + ½), plus the static threshold band; the NOT, AND and buffer cells add no noise in-model.</w:t>
-      </w:r>
-    </w:p>
-    <w:p>
-      <w:r>
-        <w:t>3. The pre-amplified variant’s “CW − 1.9 dB” per-pulse calibration is flagged (Appendix QA): community review attributes most of the parent’s CW/pulse difference to measurement convention and solver calibration (drive detuning, per-slot-peak metric, compression), not transient physics, and it carries no temperature-independence justification. The pre-amplifier no-go is unaffected (its margin is orders of magnitude larger).</w:t>
-      </w:r>
-    </w:p>
-    <w:p>
-      <w:r>
-        <w:t>4. Sources: the promoted note notes/2026-07-10-cw-pulse-gap-and-nf-agreement.md and the draft notes/2026-07-11-streaming-gain-detuning-artifact.md in the community repository, which also hosts this manuscript and the released packages.</w:t>
+        <w:t>Part I asked whether room-temperature graphene can gain back what a plasmon loses; this Part asked what the same fabric is worth as a computer when its pulses are counted in quanta. The answers are symmetric. Downward, to the single quantum: nothing — the Kerr gap is five orders of magnitude at the carried Kerr coefficient (≈4.5–5.8 orders at 4 K across its open band), the geometry independently forbids a 1-THz blockade cell, and the fabric will host no qubit. Sideways, at tens to thousands of quanta: a genuine machine — a phase-coherent interference core that multiplies and adds in one junction, decoded to the 1–2 bits per shot that shot noise actually affords, by the same five cells Part I used to add, with the two ladder comparators redesigned for the decoder's k ≥ 16 (Section 5). The temperature budget is the honest price list: 1-bit decoding at the Part-I band with no cryogenics (16-slot averaging is a cold-class instrument, reaching 10⁻⁶ only below ≈45 K), per-shot 2-bit operation from ≈60 K down, and below ≈20 K a floor that cooling cannot improve — which is not a defect but the standard quantum limit, and the most falsifiable statement this Part makes. The model chain is released, the gates are pre-registered, and the design is now exactly as falsifiable as Part I was built to be.</w:t>
       </w:r>
     </w:p>
     <w:p>
@@ -3433,7 +3149,7 @@
     </w:p>
     <w:p>
       <w:r>
-        <w:t xml:space="preserve">The released package fable-model-quantum mirrors Part I's fable-model-chain: pure Python, NumPy only (Matplotlib for figures), every module independently runnable and self-checking, one driver (run_all.py) reproducing every number in this manuscript and writing results.json, and figures.py regenerating Figures Q1–Q5. Conventions: x-quadrature with vacuum variance ½ and coherent mean √(2N); thresholds at trimmed midpoints; all losses at the Part-I budgets (−1 dB junctions, −3 dB splits, λ_p/2-convention propagation); decoder comparators at k = 16 with F = 2 − 1/G noise at the working bias. Two conventions were made explicit by promoted July 2026 notes and are recorded here. (i) Provenance of the mesoscopic ladder (notes/2026-07-13-knee-rail-not-derivable-from-noise-chain.md, promoted 3-of-3): the compression knee ε = 1 % and the rail ε = 10 % are hardcoded classical Part-I solver constants living in qmode.py alone — inputs to the quantum chain, not derived anywhere in its noise chain — and no module of that chain produces a plasmon-number threshold. ε₁ = 1.6153×10⁻³, N_knee = 38.326 and N_rail = 3832.6 reproduce from Eqs. (Q1–Q2) against an independent hand reconstruction to ≈1.2 % in ε₁ and, since N ∝ ε₁⁻², to ≈2.4 % in the two quanta counts; the residual is traced to the plasmon speed, since qconstants.py computes s from the RPA form, 2.331×10⁶ m/s, ≈1.2 % above the quarter-wave 4Lf₀ a reader would infer from Section 3.1. Both s and v_F = 10⁶ m/s are pinned in qconstants.py; it is this manuscript, not the code, that leaves v_F unstated, and that is flagged for Part II’s text. (ii) Averaging convention (notes/2026-07-14-q2bit-avg16-averaging-convention.md, promoted 3-of-3): q2bit_avg16 is qmac.decision_variance’s slot-mean accumulation with a single midpoint decision, V₁₆ = (V_signal + V_decoder-amp)/16 + V_static, the static term evaluated by qdecode.threshold_band_variance at the post-loss decoder-plane swing (x_range ≈ 17.52 at 300 K, 19.85 at 4 K) — reproducing the published column to all digits. Per v1.6, that module’s coefficient is an open hardware parameter rather than a derived one: what it codes as (x_range/k)²/12 is c²(x_range/k_dec)² at c = 1/√12 = 0.289, so the column it feeds is the sensitivity at that value and not a consequence of the comparator’s tanh band (Section 5). The convention string, the coefficient c, and the averaging floor in its generalised form (¾)erfc(k/(4√2·c)) — of which the published (¾)erfc(√(3/8)·k) = 8.73×10⁻⁴⁴ at k = 16 is the c = 1/√12 case — are queued together as machine-readable results.json keys; c itself is a bench quantity of the QG2 family, not a chain output. The working-bias gain re-derives Part I’s continuous-wave cavity transfer verbatim (self-checked against fable-model-chain at 300/353 K), so the decoder’s noise figure is the single comparator’s Eq.-(7) value — the NOT, AND and buffer cells add no noise in-model — and it inherits Part I’s CW-figure caveats. The pre-amplified-variant comparison uses a fixed “CW − 1.9 dB” per-pulse calibration inherited from Part I; community review (July 2026) attributes most of that deficit to measurement convention and solver calibration (drive detuning, per-slot-peak metric, compression) rather than transient physics, with no basis for temperature independence — conservative for the pre-amplifier no-go, whose margin is orders larger, but flagged for recalibration. The promoted July 2026 notes now quantify that recalibration: after the parent’s cavity-retuning fix the per-pulse deficit is measured at 0.44 dB (continuous-wave 9.661 dB against the measured retuned 9.225 dB; notes/2026-07-12-predictions-resolved.md), so the hardcoded 1.9 dB constant overstates it by ≈ 1.5 dB — still in the conservative direction; re-baselining the pre-amplified variant is a WP5 follow-up. The two elementary Gaussian rules are verified against exact Fock-space evolution (loss+thermal Lindblad; two-mode-squeeze amplifier with vacuum and thermal idlers) to relative error &lt; 10⁻⁴, and the assembled symbol-error expression is verified by direct Monte-Carlo sampling; the checks run as part of the package (qlindblad.py, qnoise.py). The single-plasmon loss-dephasing threshold quoted in Section 3.3 is a standard consequence of that same verified generator but is printed by no released module; it is cited there as a hand derivation rather than a chain output, and turning it into a self-checked results.json key is a WP5 item. Kinetic’s review adds a scope condition on that item: the exp[−(1−η)(2n̄+1)N/2] factor is the leading-order-in-loss form, and at η = 0.607 the loss is not small, so the self-check should validate the finite-loss form before the N* values are quoted beyond order of magnitude.</w:t>
+        <w:t>The released package fable-model-quantum mirrors Part I's fable-model-chain: pure Python, NumPy only (Matplotlib for figures), every module independently runnable and self-checking, one driver (run_all.py) reproducing every number in this manuscript and writing results.json, and figures.py regenerating Figures Q1–Q5. Conventions: x-quadrature with vacuum variance ½ and coherent mean √(2N); thresholds at trimmed midpoints; all losses at the Part-I budgets (−1 dB junctions, −3 dB splits, λ_p/2-convention propagation); decoder comparators at k = 16 with F = 2 − 1/G noise at the working bias. Two conventions were made explicit by promoted July 2026 notes and are recorded here. (i) Provenance of the mesoscopic ladder (notes/2026-07-13-knee-rail-not-derivable-from-noise-chain.md, promoted 3-of-3): the compression knee ε = 1 % and the rail ε = 10 % are hardcoded classical Part-I solver constants living in qmode.py alone — inputs to the quantum chain, not derived anywhere in its noise chain — and no module of that chain produces a plasmon-number threshold. ε₁ = 1.6153×10⁻³, N_knee = 38.326 and N_rail = 3832.6 reproduce from Eqs. (Q1–Q2) against an independent hand reconstruction to ≈1.2 % in ε₁ and, since N ∝ ε₁⁻², to ≈2.4 % in the two quanta counts; the residual is traced to the plasmon speed, since qconstants.py computes s from the RPA form, 2.331×10⁶ m/s, ≈1.2 % above the quarter-wave 4Lf₀ a reader would infer from Section 3.1. Both s and v_F = 10⁶ m/s are pinned in qconstants.py and stated here. (ii) Averaging convention (notes/2026-07-14-q2bit-avg16-averaging-convention.md, promoted 3-of-3): q2bit_avg16 is qmac.decision_variance’s slot-mean accumulation with a single midpoint decision, V₁₆ = (V_signal + V_decoder-amp)/16 + V_static, the static term evaluated by qdecode.threshold_band_variance at the post-loss decoder-plane swing (x_range ≈ 17.52 at 300 K, 19.85 at 4 K) — reproducing the published column to all digits. By the promoted July 2026 derivation, that module’s coefficient is an open hardware parameter rather than a derived one: what it codes as (x_range/k)²/12 is c²(x_range/k_dec)² at c = 1/√12 = 0.289, so the column it feeds is the sensitivity at that value and not a consequence of the comparator’s tanh band (Section 5). The convention string, the coefficient c, and the averaging floor in its generalised form (¾)erfc(k/(4√2·c)) — of which the published (¾)erfc(√(3/8)·k) = 8.73×10⁻⁴⁴ at k = 16 is the c = 1/√12 case — are tracked as a WP1 deliverable for machine-readable results.json keys — the floor key jointly parameterized in c and k_dec, since a k-only key would re-assert a withdrawn dependence; c itself is a bench quantity of the QG2 family, not a chain output. The working-bias gain re-derives Part I’s continuous-wave cavity transfer verbatim (self-checked against fable-model-chain at 300/353 K), so the decoder’s noise figure is the single comparator’s Eq.-(7) value — the NOT, AND and buffer cells add no noise in-model — and it inherits Part I’s CW-figure caveats. The pre-amplified-variant comparison uses a fixed “CW − 1.9 dB” per-pulse calibration inherited from Part I; community review (July 2026) attributes most of that deficit to measurement convention and solver calibration (drive detuning, per-slot-peak metric, compression) rather than transient physics, with no basis for temperature independence — conservative for the pre-amplifier no-go, whose margin is orders larger, but flagged for recalibration. The promoted July 2026 notes now quantify that recalibration: after the parent’s cavity-retuning fix the per-pulse deficit is measured at 0.44 dB (continuous-wave 9.661 dB against the measured retuned 9.225 dB; notes/2026-07-12-predictions-resolved.md), so the hardcoded 1.9 dB constant overstates it by ≈ 1.5 dB — still in the conservative direction; re-baselining the pre-amplified variant is a WP5 follow-up. The two elementary Gaussian rules are verified against exact Fock-space evolution (loss+thermal Lindblad; two-mode-squeeze amplifier with vacuum and thermal idlers) to relative error &lt; 10⁻⁴, and the assembled symbol-error expression is verified by direct Monte-Carlo sampling; the checks run as part of the package (qlindblad.py, qnoise.py). The single-plasmon loss-dephasing threshold quoted in Section 3.3 is a standard consequence of that same verified generator but is printed by no released module; it is cited there as a hand derivation rather than a chain output, and turning it into a self-checked results.json key is a WP5 item. Kinetic’s review adds a scope condition on that item: the exp[−(1−η)(2n̄+1)N/2] factor is the leading-order-in-loss form, and at η = 0.607 the loss is not small, so the self-check should validate the finite-loss form before the N* values are quoted beyond order of magnitude.</w:t>
       </w:r>
     </w:p>
     <w:tbl>
@@ -4578,7 +4294,7 @@
           <w:i/>
           <w:sz w:val="18"/>
         </w:rPr>
-        <w:t>Table QB1. Part-II nomenclature; Part-I symbols (s, L, M_th, Q, τ, F, G) carry over unchanged. One entry carries a v1.6 caveat. The k ≥ 16 decoder rule is a Part-II requirement with no Part-I achievability basis behind it: Part I defines k against the cell’s rail-to-rail input swing, which is ≈5× the ladder range this decoder works on, so a Part-I cell re-trimmed onto the ladder would present k_dec ≈ 1.6 (from Part-I logic at k = 8) to ≈3.2 (from k = 16) — below Part I’s own regeneration floor. In-model, k_dec = 16 therefore demands a comparator with ≈10× the β/Δn of a Part-I logic cell: a redesign, not a re-trim, since trim moves the threshold n_th and is nowhere claimed — though nowhere explicitly excluded — to rescale β/Δn. Whether the ladder comparator can be a Part-I cell at all is open, and is the sharpest question this Part hands to the bench (notes/2026-07-15-finite-sharpness-is-not-a-variance.md §3, promoted 3-of-3).</w:t>
+        <w:t>Table QB1. Part-II nomenclature; Part-I symbols (s, L, M_th, Q, τ, F, G) carry over unchanged. One entry carries a caveat. The k ≥ 16 decoder rule is a Part-II requirement with no Part-I achievability basis behind it: Part I defines k against the cell’s rail-to-rail input swing, which is ≈5× the ladder range this decoder works on, so a Part-I cell re-trimmed onto the ladder would present k_dec ≈ 1.6 (from Part-I logic at k = 8) to ≈3.2 (from k = 16) — below Part I’s own regeneration floor. In-model, k_dec = 16 therefore demands a comparator with ≈10× the β/Δn of a Part-I logic cell: a redesign, not a re-trim, since trim moves the threshold n_th and is nowhere claimed — though nowhere explicitly excluded — to rescale β/Δn. Whether the ladder comparator can be a Part-I cell at all is open, and is the sharpest question this Part hands to the bench (notes/2026-07-15-finite-sharpness-is-not-a-variance.md §3, promoted 3-of-3).</w:t>
       </w:r>
     </w:p>
     <w:p>
@@ -4591,7 +4307,7 @@
     </w:p>
     <w:p>
       <w:r>
-        <w:t>The quantum model chain is released as the runnable Python package fable-model-quantum alongside Part I's fable-model-chain; run_all.py reproduces every quantitative claim in this manuscript (results.json) and figures.py regenerates Figures Q1–Q5. The package is archived with the manuscript at the same repository as Part I.</w:t>
+        <w:t>The quantum model chain is released as the runnable Python package fable-model-quantum alongside Part I's fable-model-chain; run_all.py reproduces every quantitative claim in this manuscript (results.json) and figures.py regenerates Figures Q1–Q5. The package is archived with the manuscript at the same repository as Part I. The complete revision history of both manuscripts is kept in papers/REVISION-HISTORY.md; corrections adopted by the community record but not yet in a deposited revision are indexed in papers/ERRATA.md.</w:t>
       </w:r>
     </w:p>
     <w:p>
